--- a/CONTRATO DE LICENÇA DE USO DE SOFTWARE E PRESTAÇÃO DE SERVIÇOS.docx
+++ b/CONTRATO DE LICENÇA DE USO DE SOFTWARE E PRESTAÇÃO DE SERVIÇOS.docx
@@ -26,7 +26,7 @@
         <w:t>CONTRATANTE:</w:t>
       </w:r>
       <w:r>
-        <w:t xml:space="preserve"> ________________________________________________, condomínio localizado à ________________________________________________, neste ato representado por seu síndico/representante legal, ________________________________________________.</w:t>
+        <w:t xml:space="preserve"> _____________________________________________________________, condomínio localizado à _____________________________________________________________, neste ato representado por seu síndico/representante legal, _____________________________________________________________.</w:t>
       </w:r>
     </w:p>
     <w:p>
@@ -38,746 +38,517 @@
         <w:t>CONTRATADO:</w:t>
       </w:r>
       <w:r>
-        <w:t xml:space="preserve"> </w:t>
-      </w:r>
-      <w:r>
-        <w:rPr>
-          <w:b/>
-          <w:bCs/>
-        </w:rPr>
+        <w:t xml:space="preserve"> Marlon dos Santos Lima, inscrito no CPF sob o nº 406.393.288-9, doravante denominado simplesmente CONTRATADO.</w:t>
+      </w:r>
+    </w:p>
+    <w:p>
+      <w:r>
+        <w:t>As partes acima identificadas celebram o presente Contrato de Licença de Uso de Software e Prestação de Serviços, mediante as cláusulas seguintes.</w:t>
+      </w:r>
+    </w:p>
+    <w:p>
+      <w:pPr>
+        <w:rPr>
+          <w:b/>
+          <w:bCs/>
+        </w:rPr>
+      </w:pPr>
+      <w:r>
+        <w:rPr>
+          <w:b/>
+          <w:bCs/>
+        </w:rPr>
+        <w:t>1. OBJETO</w:t>
+      </w:r>
+    </w:p>
+    <w:p>
+      <w:r>
+        <w:t xml:space="preserve">1.1. O presente contrato tem como objeto a disponibilização, pelo CONTRATADO, do sistema de gerenciamento e apoio às atividades de portaria denominado </w:t>
+      </w:r>
+      <w:r>
+        <w:rPr>
+          <w:b/>
+          <w:bCs/>
+        </w:rPr>
+        <w:t>Vision+</w:t>
+      </w:r>
+      <w:r>
+        <w:t>, para uso exclusivo do CONTRATANTE.</w:t>
+      </w:r>
+      <w:r>
+        <w:br/>
+        <w:t>1.2. O sistema contempla funcionalidades como cadastro e gerenciamento de moradores, visitantes, veículos, encomendas e registros de acessos à portaria.</w:t>
+      </w:r>
+      <w:r>
+        <w:br/>
+        <w:t>1.3. O CONTRATADO concede ao CONTRATANTE uma licença de uso temporária, não exclusiva e intransferível do software durante a vigência deste instrumento.</w:t>
+      </w:r>
+      <w:r>
+        <w:br/>
+        <w:t>1.4. A licença é limitada e não implica transferência de propriedade intelectual, cessão de código-fonte ou direitos autorais sobre o software.</w:t>
+      </w:r>
+    </w:p>
+    <w:p>
+      <w:pPr>
+        <w:rPr>
+          <w:b/>
+          <w:bCs/>
+        </w:rPr>
+      </w:pPr>
+      <w:r>
+        <w:rPr>
+          <w:b/>
+          <w:bCs/>
+        </w:rPr>
+        <w:t>2. IMPLANTAÇÃO E PARCELAMENTO</w:t>
+      </w:r>
+    </w:p>
+    <w:p>
+      <w:r>
+        <w:t xml:space="preserve">2.1. Pela implantação, configuração inicial do ambiente em nuvem, migração inicial de dados e treinamento da equipe, o CONTRATANTE pagará ao CONTRATADO o valor único de </w:t>
+      </w:r>
+      <w:r>
+        <w:rPr>
+          <w:b/>
+          <w:bCs/>
+        </w:rPr>
+        <w:t>R$ 3.000,00 (três mil reais)</w:t>
+      </w:r>
+      <w:r>
+        <w:t>.</w:t>
+      </w:r>
+      <w:r>
+        <w:br/>
+        <w:t xml:space="preserve">2.2. O CONTRATADO permite, por mera liberalidade, o parcelamento do valor de implantação em até </w:t>
+      </w:r>
+      <w:r>
+        <w:rPr>
+          <w:b/>
+          <w:bCs/>
+        </w:rPr>
+        <w:t>3 (três) parcelas iguais e sucessivas de R$ 1.000,00 (um mil reais)</w:t>
+      </w:r>
+      <w:r>
+        <w:t>, a serem pagas cumulativamente com as 3 (três) primeiras mensalidades do software.</w:t>
+      </w:r>
+      <w:r>
+        <w:br/>
+        <w:t>2.3. Serviços adicionais, visitas presenciais extras ou integrações com hardwares de terceiros não previstos no escopo inicial deverão ser orçados e negociados separadamente.</w:t>
+      </w:r>
+    </w:p>
+    <w:p>
+      <w:pPr>
+        <w:rPr>
+          <w:b/>
+          <w:bCs/>
+        </w:rPr>
+      </w:pPr>
+      <w:r>
+        <w:rPr>
+          <w:b/>
+          <w:bCs/>
+        </w:rPr>
+        <w:t>3. VALORES E MENSALIDADE</w:t>
+      </w:r>
+    </w:p>
+    <w:p>
+      <w:r>
+        <w:t xml:space="preserve">3.1. Pela licença de uso do sistema, hospedagem do banco de dados e suporte técnico, o CONTRATANTE pagará ao CONTRATADO a mensalidade fixa de </w:t>
+      </w:r>
+      <w:r>
+        <w:rPr>
+          <w:b/>
+          <w:bCs/>
+        </w:rPr>
+        <w:t xml:space="preserve">R$ </w:t>
+      </w:r>
+      <w:r>
+        <w:rPr>
+          <w:b/>
+          <w:bCs/>
+        </w:rPr>
+        <w:t>______</w:t>
+      </w:r>
+      <w:r>
+        <w:rPr>
+          <w:b/>
+          <w:bCs/>
+        </w:rPr>
+        <w:t>(trezentos reais)</w:t>
+      </w:r>
+      <w:r>
+        <w:t>.</w:t>
+      </w:r>
+      <w:r>
+        <w:br/>
+        <w:t>3.2. Os pagamentos deverão ser realizados mensalmente via boleto bancário ou PIX, com vencimento no dia ____ de cada mês.</w:t>
+      </w:r>
+      <w:r>
+        <w:br/>
+      </w:r>
+      <w:r>
+        <w:lastRenderedPageBreak/>
+        <w:t xml:space="preserve">3.3. Durante os 3 (três) primeiros meses de vigência, o valor cobrado será de </w:t>
+      </w:r>
+      <w:r>
+        <w:rPr>
+          <w:b/>
+          <w:bCs/>
+        </w:rPr>
+        <w:t>R$ 1.300,00 (um mil trezentos reais)</w:t>
+      </w:r>
+      <w:r>
+        <w:t>, correspondente à soma da mensalidade (R$ 300,00) com a parcela da taxa de implantação (R$ 1.000,00). A partir do 4º mês, a cobrança assumirá o valor regular de R$ 300,00.</w:t>
+      </w:r>
+    </w:p>
+    <w:p>
+      <w:pPr>
+        <w:rPr>
+          <w:b/>
+          <w:bCs/>
+        </w:rPr>
+      </w:pPr>
+      <w:r>
+        <w:rPr>
+          <w:b/>
+          <w:bCs/>
+        </w:rPr>
+        <w:t>4. PRAZO DE ARREPENDIMENTO E GARANTIA DE REEMBOLSO</w:t>
+      </w:r>
+    </w:p>
+    <w:p>
+      <w:r>
+        <w:t xml:space="preserve">4.1. O CONTRATANTE dispõe de um prazo de </w:t>
+      </w:r>
+      <w:r>
+        <w:rPr>
+          <w:b/>
+          <w:bCs/>
+        </w:rPr>
+        <w:t>15 (quinze) dias corridos</w:t>
+      </w:r>
+      <w:r>
+        <w:t>, contados a partir da data de assinatura deste contrato, para testar o sistema e avaliar a adaptação da portaria.</w:t>
+      </w:r>
+      <w:r>
+        <w:br/>
+        <w:t>4.2. Caso o CONTRATANTE decida cancelar o serviço dentro deste período de 15 dias, deverá notificar o CONTRATADO formalmente por escrito (via e-mail ou canal oficial de suporte).</w:t>
+      </w:r>
+      <w:r>
+        <w:br/>
+        <w:t xml:space="preserve">4.3. Exercido o direito de arrependimento dentro do prazo estabelecido, o contrato será rescindido sem aplicação de multa, e o CONTRATADO realizará a </w:t>
+      </w:r>
+      <w:r>
+        <w:rPr>
+          <w:b/>
+          <w:bCs/>
+        </w:rPr>
+        <w:t>devolução de 80% (oitenta por cento) do valor total já pago</w:t>
+      </w:r>
+      <w:r>
+        <w:t xml:space="preserve"> na primeira cobrança. Os 20% (vinte por cento) restantes serão retidos pelo CONTRATADO para cobrir os custos operacionais de abertura de banco de dados, emissão de taxas e horas técnicas de configuração inicial.</w:t>
+      </w:r>
+      <w:r>
+        <w:br/>
+        <w:t>4.4. Imediatamente após a formalização do pedido de cancelamento previsto nesta cláusula, o acesso do CONTRATANTE ao sistema Vision+ será bloqueado.</w:t>
+      </w:r>
+    </w:p>
+    <w:p>
+      <w:pPr>
+        <w:rPr>
+          <w:b/>
+          <w:bCs/>
+        </w:rPr>
+      </w:pPr>
+      <w:r>
+        <w:rPr>
+          <w:b/>
+          <w:bCs/>
+        </w:rPr>
+        <w:t>5. VIGÊNCIA E FIDELIDADE</w:t>
+      </w:r>
+    </w:p>
+    <w:p>
+      <w:r>
+        <w:t xml:space="preserve">5.1. Transcorrido o prazo de garantia de 15 (quinze) dias previsto na Cláusula 4ª sem que haja manifestação de cancelamento, o presente contrato passará a vigorar com </w:t>
+      </w:r>
+      <w:r>
+        <w:rPr>
+          <w:b/>
+          <w:bCs/>
+        </w:rPr>
+        <w:t>prazo de fidelidade mínima de 12 (doze) meses</w:t>
+      </w:r>
+      <w:r>
+        <w:t>, contados a partir da assinatura.</w:t>
+      </w:r>
+      <w:r>
+        <w:br/>
+        <w:t>5.2. Caso o CONTRATANTE solicite a rescisão imotivada do contrato após o 15º dia e antes do término do prazo de fidelidade de 12 meses, ficará obrigado a:</w:t>
+      </w:r>
+    </w:p>
+    <w:p>
+      <w:pPr>
+        <w:numPr>
+          <w:ilvl w:val="0"/>
+          <w:numId w:val="1"/>
+        </w:numPr>
+      </w:pPr>
+      <w:r>
+        <w:rPr>
+          <w:b/>
+          <w:bCs/>
+        </w:rPr>
+        <w:t>a)</w:t>
+      </w:r>
+      <w:r>
+        <w:t xml:space="preserve"> Quitar imediatamente o saldo remanescente integral da taxa de implantação de R$ 3.000,00, caso ainda existam parcelas a vencer;</w:t>
+      </w:r>
+    </w:p>
+    <w:p>
+      <w:pPr>
+        <w:numPr>
+          <w:ilvl w:val="0"/>
+          <w:numId w:val="1"/>
+        </w:numPr>
+      </w:pPr>
+      <w:r>
+        <w:rPr>
+          <w:b/>
+          <w:bCs/>
+        </w:rPr>
+        <w:t>b)</w:t>
+      </w:r>
+      <w:r>
+        <w:t xml:space="preserve"> Pagar uma multa compensatória equivalente a </w:t>
+      </w:r>
+      <w:r>
+        <w:rPr>
+          <w:b/>
+          <w:bCs/>
+        </w:rPr>
+        <w:t>30% (trinta por cento) sobre a soma das mensalidades restantes</w:t>
+      </w:r>
+      <w:r>
+        <w:t xml:space="preserve"> para o término do período de fidelidade.</w:t>
+      </w:r>
+      <w:r>
+        <w:br/>
+        <w:t>5.3. Após o período inicial de 12 meses, o contrato será renovado automaticamente por prazo indeterminado, podendo ser rescindido por qualquer uma das partes mediante aviso prévio por escrito com antecedência mínima de 30 (trinta) dias, sem aplicação de multa.</w:t>
+      </w:r>
+    </w:p>
+    <w:p>
+      <w:pPr>
+        <w:rPr>
+          <w:b/>
+          <w:bCs/>
+        </w:rPr>
+      </w:pPr>
+      <w:r>
+        <w:rPr>
+          <w:b/>
+          <w:bCs/>
+        </w:rPr>
+        <w:t>6. SUPORTE E MANUTENÇÃO</w:t>
+      </w:r>
+    </w:p>
+    <w:p>
+      <w:r>
+        <w:lastRenderedPageBreak/>
+        <w:t>6.1. O CONTRATADO disponibilizará suporte técnico ao CONTRATANTE em regime de 24 horas por dia, 7 dias por semana, exclusivamente para chamados de urgência (parada total do sistema), através dos canais de atendimento definidos.</w:t>
+      </w:r>
+      <w:r>
+        <w:br/>
+        <w:t>6.2. Dúvidas operacionais e configurações rotineiras serão atendidas em horário comercial.</w:t>
+      </w:r>
+      <w:r>
+        <w:br/>
+        <w:t>6.3. O suporte compreende exclusivamente falhas internas do software Vision+. Estão excluídos do suporte problemas de conectividade com a internet do condomínio, quedas de energia elétrica local, falhas nos computadores/tablets da portaria ou mau uso do sistema pelos operadores.</w:t>
+      </w:r>
+    </w:p>
+    <w:p>
+      <w:pPr>
+        <w:rPr>
+          <w:b/>
+          <w:bCs/>
+        </w:rPr>
+      </w:pPr>
+      <w:r>
+        <w:rPr>
+          <w:b/>
+          <w:bCs/>
+        </w:rPr>
+        <w:t>7. INADIMPLÊNCIA</w:t>
+      </w:r>
+    </w:p>
+    <w:p>
+      <w:r>
+        <w:t>7.1. O atraso no pagamento de qualquer obrigação (mensalidade ou parcela de implantação) sujeitará o CONTRATANTE à multa de 2% (dois por cento) sobre o valor devido, mais juros de mora de 1% (um por cento) ao mês.</w:t>
+      </w:r>
+      <w:r>
+        <w:br/>
+        <w:t>7.2. Se o atraso for superior a 10 (dez) dias corridos, o CONTRATADO poderá suspender temporariamente o acesso do condomínio ao sistema até a total regularização dos débitos.</w:t>
+      </w:r>
+      <w:r>
+        <w:br/>
+        <w:t>7.3. A suspensão do acesso por inadimplência não quita os valores devidos e não interrompe a contagem do prazo de fidelidade do contrato.</w:t>
+      </w:r>
+    </w:p>
+    <w:p>
+      <w:pPr>
+        <w:rPr>
+          <w:b/>
+          <w:bCs/>
+        </w:rPr>
+      </w:pPr>
+      <w:r>
+        <w:rPr>
+          <w:b/>
+          <w:bCs/>
+        </w:rPr>
+        <w:t>8. PROTEÇÃO DE DADOS (LGPD)</w:t>
+      </w:r>
+    </w:p>
+    <w:p>
+      <w:r>
+        <w:t>8.1. O CONTRATANTE atua como Controlador dos dados pessoais inseridos no sistema, sendo o único responsável pela coleta legal, legitimidade e autorização dos dados de moradores, visitantes e prestadores de serviço, nos termos da Lei nº 13.709/2018 (LGPD).</w:t>
+      </w:r>
+      <w:r>
+        <w:br/>
+        <w:t>8.2. O CONTRATADO atua como Operador de dados, limitando-se a processar, hospedar e armazenar as informações em servidores seguros na nuvem, aplicando medidas de segurança digitais razoáveis para a proteção da base de dados.</w:t>
+      </w:r>
+      <w:r>
+        <w:br/>
+        <w:t>8.3. O CONTRATADO não utilizará, venderá ou compartilhará os dados do condomínio com terceiros sob nenhuma hipótese. Em caso de encerramento do contrato, os dados serão exportados e disponibilizados ao CONTRATANTE, sendo excluídos definitivamente dos servidores do software após 30 dias.</w:t>
+      </w:r>
+    </w:p>
+    <w:p>
+      <w:pPr>
+        <w:rPr>
+          <w:b/>
+          <w:bCs/>
+        </w:rPr>
+      </w:pPr>
+      <w:r>
+        <w:rPr>
+          <w:b/>
+          <w:bCs/>
+        </w:rPr>
+        <w:t>9. RESPONSABILIDADES GERAIS E PROPRIEDADE</w:t>
+      </w:r>
+    </w:p>
+    <w:p>
+      <w:r>
+        <w:t>9.1. O CONTRATANTE obriga-se a manter o sigilo de suas senhas de acesso administrativo, respondendo por qualquer uso indevido da plataforma por seus funcionários ou prepostos.</w:t>
+      </w:r>
+      <w:r>
+        <w:br/>
+        <w:t xml:space="preserve">9.2. O CONTRATADO envidará os melhores esforços para manter o sistema disponível na maior parte do tempo, contudo, o CONTRATANTE declara estar ciente de que softwares baseados em nuvem podem sofrer instabilidades </w:t>
+      </w:r>
+      <w:r>
+        <w:lastRenderedPageBreak/>
+        <w:t>temporárias decorrentes de manutenção ou falhas em serviços de infraestrutura global (como servidores de hospedagem).</w:t>
+      </w:r>
+      <w:r>
+        <w:br/>
+        <w:t>9.3. É terminantemente proibido ao CONTRATANTE realizar engenharia reversa, sublicenciar, doar, copiar ou tentar extrair o código-fonte do Vision+, sob pena de rescisão imediata por infração penal e cível de propriedade intelectual.</w:t>
+      </w:r>
+    </w:p>
+    <w:p>
+      <w:pPr>
+        <w:rPr>
+          <w:b/>
+          <w:bCs/>
+        </w:rPr>
+      </w:pPr>
+      <w:r>
+        <w:rPr>
+          <w:b/>
+          <w:bCs/>
+        </w:rPr>
+        <w:t>10. FORO</w:t>
+      </w:r>
+    </w:p>
+    <w:p>
+      <w:r>
+        <w:t xml:space="preserve">10.1. Para dirimir quaisquer dúvidas ou controvérsias oriundas do presente contrato, as partes elegem a Comarca de </w:t>
+      </w:r>
+      <w:r>
+        <w:rPr>
+          <w:b/>
+          <w:bCs/>
+        </w:rPr>
+        <w:t>São Bernardo do Campo - SP</w:t>
+      </w:r>
+      <w:r>
+        <w:t>, com renúncia expressa a qualquer outro foro, por mais privilegiado que seja.</w:t>
+      </w:r>
+    </w:p>
+    <w:p>
+      <w:r>
+        <w:t>E, por estarem justas e contratadas, as partes assinam o presente instrumento em duas vias de igual teor.</w:t>
+      </w:r>
+    </w:p>
+    <w:p>
+      <w:r>
+        <w:t xml:space="preserve">________________________________, ____ de __________________ </w:t>
+      </w:r>
+      <w:proofErr w:type="spellStart"/>
+      <w:r>
+        <w:t>de</w:t>
+      </w:r>
+      <w:proofErr w:type="spellEnd"/>
+      <w:r>
+        <w:t xml:space="preserve"> 2026.</w:t>
+      </w:r>
+    </w:p>
+    <w:p>
+      <w:r>
+        <w:rPr>
+          <w:b/>
+          <w:bCs/>
+        </w:rPr>
+        <w:t>CONTRATANTE</w:t>
+      </w:r>
+      <w:r>
+        <w:br/>
+        <w:t>Condomínio: _______________________________________________</w:t>
+      </w:r>
+      <w:r>
+        <w:br/>
+        <w:t>Representante: ____________________________________________</w:t>
+      </w:r>
+      <w:r>
+        <w:br/>
+        <w:t>CPF: ______________________________________________________</w:t>
+      </w:r>
+      <w:r>
+        <w:br/>
+        <w:t>Assinatura: _______________________________________________</w:t>
+      </w:r>
+    </w:p>
+    <w:p>
+      <w:r>
+        <w:rPr>
+          <w:b/>
+          <w:bCs/>
+        </w:rPr>
+        <w:t>CONTRATADO</w:t>
+      </w:r>
+      <w:r>
+        <w:br/>
         <w:t>Marlon dos Santos Lima</w:t>
       </w:r>
       <w:r>
-        <w:t xml:space="preserve">, CPF nº </w:t>
-      </w:r>
-      <w:r>
-        <w:rPr>
-          <w:b/>
-          <w:bCs/>
-        </w:rPr>
-        <w:t>406.393.288-9</w:t>
-      </w:r>
-      <w:r>
-        <w:t xml:space="preserve">, doravante denominado simplesmente </w:t>
-      </w:r>
-      <w:r>
-        <w:rPr>
-          <w:b/>
-          <w:bCs/>
-        </w:rPr>
-        <w:t>CONTRATADO</w:t>
-      </w:r>
-      <w:r>
-        <w:t>.</w:t>
-      </w:r>
-    </w:p>
-    <w:p>
-      <w:r>
-        <w:t>As partes acima identificadas celebram o presente Contrato de Licença de Uso de Software e Prestação de Serviços, mediante as cláusulas seguintes.</w:t>
-      </w:r>
-    </w:p>
-    <w:p>
-      <w:pPr>
-        <w:rPr>
-          <w:b/>
-          <w:bCs/>
-        </w:rPr>
-      </w:pPr>
-      <w:r>
-        <w:rPr>
-          <w:b/>
-          <w:bCs/>
-        </w:rPr>
-        <w:t>1. OBJETO</w:t>
-      </w:r>
-    </w:p>
-    <w:p>
-      <w:r>
-        <w:t xml:space="preserve">1.1. O presente contrato tem como objeto a disponibilização, pelo CONTRATADO, do sistema denominado </w:t>
-      </w:r>
-      <w:r>
-        <w:rPr>
-          <w:b/>
-          <w:bCs/>
-        </w:rPr>
-        <w:t>Vision+</w:t>
-      </w:r>
-      <w:r>
-        <w:t>, destinado ao gerenciamento e apoio às atividades de portaria e controle de informações do condomínio.</w:t>
-      </w:r>
-    </w:p>
-    <w:p>
-      <w:r>
-        <w:t>1.2. O sistema poderá contemplar funcionalidades como cadastro e gerenciamento de moradores, visitantes, veículos, encomendas, registros de portaria e demais funcionalidades disponibilizadas pelo CONTRATADO.</w:t>
-      </w:r>
-    </w:p>
-    <w:p>
-      <w:r>
-        <w:t>1.3. O CONTRATADO concede ao CONTRATANTE uma licença de uso do sistema durante a vigência deste contrato.</w:t>
-      </w:r>
-    </w:p>
-    <w:p>
-      <w:r>
-        <w:t>1.4. A licença é limitada ao uso pelo CONTRATANTE e não implica transferência da propriedade intelectual, código-fonte ou direitos sobre o software.</w:t>
-      </w:r>
-    </w:p>
-    <w:p>
-      <w:pPr>
-        <w:rPr>
-          <w:b/>
-          <w:bCs/>
-        </w:rPr>
-      </w:pPr>
-      <w:r>
-        <w:rPr>
-          <w:b/>
-          <w:bCs/>
-        </w:rPr>
-        <w:t>2. IMPLANTAÇÃO</w:t>
-      </w:r>
-    </w:p>
-    <w:p>
-      <w:r>
-        <w:t xml:space="preserve">2.1. Pela implantação e configuração inicial do sistema, o CONTRATANTE pagará ao CONTRATADO o valor de </w:t>
-      </w:r>
-      <w:r>
-        <w:rPr>
-          <w:b/>
-          <w:bCs/>
-        </w:rPr>
-        <w:t>R$ 3.000,00 (três mil reais)</w:t>
-      </w:r>
-      <w:r>
-        <w:t>.</w:t>
-      </w:r>
-    </w:p>
-    <w:p>
-      <w:r>
-        <w:t>2.2. A implantação poderá compreender configuração inicial, cadastro/configuração do condomínio, criação de acessos, preparação do ambiente e orientação inicial para utilização do sistema.</w:t>
-      </w:r>
-    </w:p>
-    <w:p>
-      <w:r>
-        <w:t>2.3. Serviços adicionais não previstos na implantação poderão ser negociados separadamente entre as partes.</w:t>
-      </w:r>
-    </w:p>
-    <w:p>
-      <w:pPr>
-        <w:rPr>
-          <w:b/>
-          <w:bCs/>
-        </w:rPr>
-      </w:pPr>
-      <w:r>
-        <w:rPr>
-          <w:b/>
-          <w:bCs/>
-        </w:rPr>
-        <w:t>3. MENSALIDADE</w:t>
-      </w:r>
-    </w:p>
-    <w:p>
-      <w:r>
-        <w:t xml:space="preserve">3.1. Pela licença de uso do sistema e pelos serviços de suporte e manutenção, o CONTRATANTE pagará ao CONTRATADO o valor de </w:t>
-      </w:r>
-      <w:r>
-        <w:rPr>
-          <w:b/>
-          <w:bCs/>
-        </w:rPr>
-        <w:t>R$ 300,00 (trezentos reais) por mês</w:t>
-      </w:r>
-      <w:r>
-        <w:t>.</w:t>
-      </w:r>
-    </w:p>
-    <w:p>
-      <w:r>
-        <w:t>3.2. O pagamento será realizado mensalmente, na data acordada entre as partes.</w:t>
-      </w:r>
-    </w:p>
-    <w:p>
-      <w:r>
-        <w:lastRenderedPageBreak/>
-        <w:t xml:space="preserve">3.3. O contrato será celebrado </w:t>
-      </w:r>
-      <w:r>
-        <w:rPr>
-          <w:b/>
-          <w:bCs/>
-        </w:rPr>
-        <w:t>sem período mínimo de fidelidade</w:t>
-      </w:r>
-      <w:r>
-        <w:t>, podendo ser encerrado conforme as condições estabelecidas neste instrumento.</w:t>
-      </w:r>
-    </w:p>
-    <w:p>
-      <w:pPr>
-        <w:rPr>
-          <w:b/>
-          <w:bCs/>
-        </w:rPr>
-      </w:pPr>
-      <w:r>
-        <w:rPr>
-          <w:b/>
-          <w:bCs/>
-        </w:rPr>
-        <w:t>4. SUPORTE E MANUTENÇÃO</w:t>
-      </w:r>
-    </w:p>
-    <w:p>
-      <w:r>
-        <w:t>4.1. O CONTRATADO disponibilizará suporte técnico ao CONTRATANTE durante a vigência do contrato.</w:t>
-      </w:r>
-    </w:p>
-    <w:p>
-      <w:r>
-        <w:t xml:space="preserve">4.2. O suporte será disponibilizado </w:t>
-      </w:r>
-      <w:r>
-        <w:rPr>
-          <w:b/>
-          <w:bCs/>
-        </w:rPr>
-        <w:t>24 horas</w:t>
-      </w:r>
-      <w:r>
-        <w:t>, por meio dos canais de atendimento definidos entre as partes.</w:t>
-      </w:r>
-    </w:p>
-    <w:p>
-      <w:r>
-        <w:t>4.3. O suporte compreende auxílio relacionado ao funcionamento do sistema, correção de erros e orientações para utilização das funcionalidades disponibilizadas.</w:t>
-      </w:r>
-    </w:p>
-    <w:p>
-      <w:r>
-        <w:t>4.4. O suporte não compreende problemas causados por equipamentos, internet, energia elétrica, sistemas de terceiros ou outros fatores externos ao controle do CONTRATADO.</w:t>
-      </w:r>
-    </w:p>
-    <w:p>
-      <w:pPr>
-        <w:rPr>
-          <w:b/>
-          <w:bCs/>
-        </w:rPr>
-      </w:pPr>
-      <w:r>
-        <w:rPr>
-          <w:b/>
-          <w:bCs/>
-        </w:rPr>
-        <w:t>5. INADIMPLÊNCIA</w:t>
-      </w:r>
-    </w:p>
-    <w:p>
-      <w:r>
-        <w:t xml:space="preserve">5.1. Em caso de atraso no pagamento da mensalidade, o CONTRATANTE terá prazo de até </w:t>
-      </w:r>
-      <w:r>
-        <w:rPr>
-          <w:b/>
-          <w:bCs/>
-        </w:rPr>
-        <w:t>10 (dez) dias</w:t>
-      </w:r>
-      <w:r>
-        <w:t xml:space="preserve"> para regularização.</w:t>
-      </w:r>
-    </w:p>
-    <w:p>
-      <w:r>
-        <w:t>5.2. Persistindo o atraso após o prazo estabelecido, o CONTRATADO poderá suspender o acesso ao sistema até que os valores pendentes sejam regularizados.</w:t>
-      </w:r>
-    </w:p>
-    <w:p>
-      <w:r>
-        <w:t>5.3. A suspensão do acesso não implica automaticamente a exclusão dos dados do CONTRATANTE.</w:t>
-      </w:r>
-    </w:p>
-    <w:p>
-      <w:r>
-        <w:t>5.4. Após a regularização dos valores pendentes, o CONTRATADO poderá restabelecer o acesso ao sistema.</w:t>
-      </w:r>
-    </w:p>
-    <w:p>
-      <w:pPr>
-        <w:rPr>
-          <w:b/>
-          <w:bCs/>
-        </w:rPr>
-      </w:pPr>
-      <w:r>
-        <w:rPr>
-          <w:b/>
-          <w:bCs/>
-        </w:rPr>
-        <w:t>6. CANCELAMENTO</w:t>
-      </w:r>
-    </w:p>
-    <w:p>
-      <w:r>
-        <w:t>6.1. Por se tratar de contratação sem fidelidade, qualquer uma das partes poderá solicitar o encerramento do contrato.</w:t>
-      </w:r>
-    </w:p>
-    <w:p>
-      <w:r>
-        <w:t>6.2. O cancelamento não terá multa de fidelidade.</w:t>
-      </w:r>
-    </w:p>
-    <w:p>
-      <w:r>
-        <w:t>6.3. Valores referentes a serviços já prestados ou períodos já iniciados deverão ser quitados conforme as condições deste contrato.</w:t>
-      </w:r>
-    </w:p>
-    <w:p>
-      <w:r>
-        <w:t>6.4. As partes poderão estabelecer, por escrito, a data efetiva de encerramento do serviço.</w:t>
-      </w:r>
-    </w:p>
-    <w:p>
-      <w:pPr>
-        <w:rPr>
-          <w:b/>
-          <w:bCs/>
-        </w:rPr>
-      </w:pPr>
-      <w:r>
-        <w:rPr>
-          <w:b/>
-          <w:bCs/>
-        </w:rPr>
-        <w:t>7. DADOS E LGPD</w:t>
-      </w:r>
-    </w:p>
-    <w:p>
-      <w:r>
-        <w:lastRenderedPageBreak/>
-        <w:t>7.1. O sistema poderá armazenar dados pessoais fornecidos ou inseridos pelo CONTRATANTE, incluindo, conforme a utilização do sistema, informações de moradores, visitantes, funcionários e veículos.</w:t>
-      </w:r>
-    </w:p>
-    <w:p>
-      <w:r>
-        <w:t>7.2. O CONTRATANTE será responsável pela legitimidade e finalidade dos dados inseridos no sistema e deverá utilizar o sistema de acordo com a legislação aplicável.</w:t>
-      </w:r>
-    </w:p>
-    <w:p>
-      <w:r>
-        <w:t>7.3. O CONTRATADO deverá adotar medidas razoáveis de segurança para proteger os dados armazenados contra acesso não autorizado, perda, alteração ou divulgação indevida.</w:t>
-      </w:r>
-    </w:p>
-    <w:p>
-      <w:r>
-        <w:t>7.4. O acesso às informações deverá ser limitado aos usuários autorizados pelo CONTRATANTE, conforme os recursos de controle de acesso disponíveis no sistema.</w:t>
-      </w:r>
-    </w:p>
-    <w:p>
-      <w:r>
-        <w:t xml:space="preserve">7.5. As partes comprometem-se a observar a legislação aplicável sobre proteção de dados pessoais, especialmente a </w:t>
-      </w:r>
-      <w:r>
-        <w:rPr>
-          <w:b/>
-          <w:bCs/>
-        </w:rPr>
-        <w:t>Lei Geral de Proteção de Dados Pessoais — Lei nº 13.709/2018 (LGPD)</w:t>
-      </w:r>
-      <w:r>
-        <w:t>.</w:t>
-      </w:r>
-    </w:p>
-    <w:p>
-      <w:r>
-        <w:t>7.6. Em caso de incidente relevante de segurança envolvendo dados pessoais, as partes deverão comunicar-se e adotar as medidas cabíveis de acordo com a legislação aplicável.</w:t>
-      </w:r>
-    </w:p>
-    <w:p>
-      <w:pPr>
-        <w:rPr>
-          <w:b/>
-          <w:bCs/>
-        </w:rPr>
-      </w:pPr>
-      <w:r>
-        <w:rPr>
-          <w:b/>
-          <w:bCs/>
-        </w:rPr>
-        <w:t>8. RESPONSABILIDADES DO CONTRATANTE</w:t>
-      </w:r>
-    </w:p>
-    <w:p>
-      <w:r>
-        <w:t>8.1. O CONTRATANTE será responsável pelos dados e informações inseridos no sistema por seus usuários.</w:t>
-      </w:r>
-    </w:p>
-    <w:p>
-      <w:r>
-        <w:t>8.2. O CONTRATANTE deverá manter sob sua responsabilidade os dados de acesso de seus usuários, evitando o compartilhamento indevido de senhas.</w:t>
-      </w:r>
-    </w:p>
-    <w:p>
-      <w:r>
-        <w:t>8.3. O CONTRATANTE deverá comunicar ao CONTRATADO qualquer suspeita de acesso não autorizado ou falha de segurança.</w:t>
-      </w:r>
-    </w:p>
-    <w:p>
-      <w:pPr>
-        <w:rPr>
-          <w:b/>
-          <w:bCs/>
-        </w:rPr>
-      </w:pPr>
-      <w:r>
-        <w:rPr>
-          <w:b/>
-          <w:bCs/>
-        </w:rPr>
-        <w:t>9. RESPONSABILIDADES DO CONTRATADO</w:t>
-      </w:r>
-    </w:p>
-    <w:p>
-      <w:r>
-        <w:t>9.1. O CONTRATADO deverá disponibilizar o sistema conforme as funcionalidades contratadas.</w:t>
-      </w:r>
-    </w:p>
-    <w:p>
-      <w:r>
-        <w:t>9.2. O CONTRATADO deverá prestar o suporte previsto neste contrato.</w:t>
-      </w:r>
-    </w:p>
-    <w:p>
-      <w:r>
-        <w:t>9.3. O CONTRATADO deverá buscar corrigir falhas técnicas identificadas no sistema dentro de prazo razoável, considerando a natureza e complexidade do problema.</w:t>
-      </w:r>
-    </w:p>
-    <w:p>
-      <w:r>
-        <w:lastRenderedPageBreak/>
-        <w:t>9.4. O CONTRATADO não será responsável por indisponibilidades decorrentes exclusivamente de falhas de internet, energia elétrica, equipamentos do CONTRATANTE, serviços de terceiros ou eventos fora de seu controle.</w:t>
-      </w:r>
-    </w:p>
-    <w:p>
-      <w:pPr>
-        <w:rPr>
-          <w:b/>
-          <w:bCs/>
-        </w:rPr>
-      </w:pPr>
-      <w:r>
-        <w:rPr>
-          <w:b/>
-          <w:bCs/>
-        </w:rPr>
-        <w:t>10. PROPRIEDADE INTELECTUAL</w:t>
-      </w:r>
-    </w:p>
-    <w:p>
-      <w:r>
-        <w:t xml:space="preserve">10.1. O software </w:t>
-      </w:r>
-      <w:r>
-        <w:rPr>
-          <w:b/>
-          <w:bCs/>
-        </w:rPr>
-        <w:t>Vision+</w:t>
-      </w:r>
-      <w:r>
-        <w:t>, seu código-fonte, estrutura, interface, funcionalidades, marca e demais elementos desenvolvidos pelo CONTRATADO permanecem de propriedade de seus respectivos titulares.</w:t>
-      </w:r>
-    </w:p>
-    <w:p>
-      <w:r>
-        <w:t>10.2. Este contrato concede apenas o direito de utilização do sistema durante sua vigência.</w:t>
-      </w:r>
-    </w:p>
-    <w:p>
-      <w:r>
-        <w:t>10.3. O CONTRATANTE não poderá copiar, modificar, comercializar, sublicenciar, distribuir ou tentar obter o código-fonte do sistema sem autorização expressa do CONTRATADO.</w:t>
-      </w:r>
-    </w:p>
-    <w:p>
-      <w:pPr>
-        <w:rPr>
-          <w:b/>
-          <w:bCs/>
-        </w:rPr>
-      </w:pPr>
-      <w:r>
-        <w:rPr>
-          <w:b/>
-          <w:bCs/>
-        </w:rPr>
-        <w:t>11. BACKUP E DISPONIBILIDADE</w:t>
-      </w:r>
-    </w:p>
-    <w:p>
-      <w:r>
-        <w:t>11.1. O CONTRATADO buscará manter mecanismos de proteção e backup dos dados conforme a infraestrutura utilizada pelo sistema.</w:t>
-      </w:r>
-    </w:p>
-    <w:p>
-      <w:r>
-        <w:t>11.2. Os procedimentos de backup poderão variar de acordo com o serviço de hospedagem e infraestrutura tecnológica utilizada.</w:t>
-      </w:r>
-    </w:p>
-    <w:p>
-      <w:r>
-        <w:t>11.3. O CONTRATADO não garante disponibilidade absoluta e ininterrupta do sistema, especialmente diante de falhas de terceiros, internet, energia, servidores ou eventos de força maior.</w:t>
-      </w:r>
-    </w:p>
-    <w:p>
-      <w:pPr>
-        <w:rPr>
-          <w:b/>
-          <w:bCs/>
-        </w:rPr>
-      </w:pPr>
-      <w:r>
-        <w:rPr>
-          <w:b/>
-          <w:bCs/>
-        </w:rPr>
-        <w:t>12. ALTERAÇÕES E ATUALIZAÇÕES</w:t>
-      </w:r>
-    </w:p>
-    <w:p>
-      <w:r>
-        <w:t>12.1. O CONTRATADO poderá realizar atualizações, correções e melhorias no sistema visando segurança, desempenho e evolução das funcionalidades.</w:t>
-      </w:r>
-    </w:p>
-    <w:p>
-      <w:r>
-        <w:t>12.2. Alterações que impliquem contratação de novos serviços ou funcionalidades específicas poderão ser negociadas separadamente.</w:t>
-      </w:r>
-    </w:p>
-    <w:p>
-      <w:pPr>
-        <w:rPr>
-          <w:b/>
-          <w:bCs/>
-        </w:rPr>
-      </w:pPr>
-      <w:r>
-        <w:rPr>
-          <w:b/>
-          <w:bCs/>
-        </w:rPr>
-        <w:t>13. VIGÊNCIA</w:t>
-      </w:r>
-    </w:p>
-    <w:p>
-      <w:r>
-        <w:t>13.1. O presente contrato terá vigência por prazo indeterminado, iniciando-se na data de sua assinatura.</w:t>
-      </w:r>
-    </w:p>
-    <w:p>
-      <w:r>
-        <w:t>13.2. A contratação permanecerá ativa enquanto houver interesse das partes e pagamento da mensalidade, observadas as regras de cancelamento previstas neste contrato.</w:t>
-      </w:r>
-    </w:p>
-    <w:p>
-      <w:pPr>
-        <w:rPr>
-          <w:b/>
-          <w:bCs/>
-        </w:rPr>
-      </w:pPr>
-      <w:r>
-        <w:rPr>
-          <w:b/>
-          <w:bCs/>
-        </w:rPr>
-        <w:t>14. DISPOSIÇÕES GERAIS</w:t>
-      </w:r>
-    </w:p>
-    <w:p>
-      <w:r>
-        <w:lastRenderedPageBreak/>
-        <w:t>14.1. Este contrato representa as condições acordadas entre as partes em relação à utilização do sistema Vision+.</w:t>
-      </w:r>
-    </w:p>
-    <w:p>
-      <w:r>
-        <w:t>14.2. Eventuais alterações neste contrato deverão ser realizadas por escrito e aceitas pelas partes.</w:t>
-      </w:r>
-    </w:p>
-    <w:p>
-      <w:r>
-        <w:t>14.3. A eventual tolerância de uma das partes quanto ao descumprimento de alguma obrigação não constituirá renúncia de direito.</w:t>
-      </w:r>
-    </w:p>
-    <w:p>
-      <w:pPr>
-        <w:rPr>
-          <w:b/>
-          <w:bCs/>
-        </w:rPr>
-      </w:pPr>
-      <w:r>
-        <w:rPr>
-          <w:b/>
-          <w:bCs/>
-        </w:rPr>
-        <w:t>15. FORO</w:t>
-      </w:r>
-    </w:p>
-    <w:p>
-      <w:r>
-        <w:t>15.1. As partes poderão eleger o foro competente para resolver eventuais questões decorrentes deste contrato, observadas as regras legais aplicáveis.</w:t>
-      </w:r>
-    </w:p>
-    <w:p>
-      <w:r>
-        <w:t>E, por estarem de acordo, as partes assinam o presente instrumento.</w:t>
-      </w:r>
-    </w:p>
-    <w:p>
-      <w:r>
-        <w:rPr>
-          <w:b/>
-          <w:bCs/>
-        </w:rPr>
-        <w:t xml:space="preserve">__________________________________, ____ de __________________ </w:t>
-      </w:r>
-      <w:proofErr w:type="spellStart"/>
-      <w:r>
-        <w:rPr>
-          <w:b/>
-          <w:bCs/>
-        </w:rPr>
-        <w:t>de</w:t>
-      </w:r>
-      <w:proofErr w:type="spellEnd"/>
-      <w:r>
-        <w:rPr>
-          <w:b/>
-          <w:bCs/>
-        </w:rPr>
-        <w:t xml:space="preserve"> 2026.</w:t>
-      </w:r>
-    </w:p>
-    <w:p>
-      <w:pPr>
-        <w:rPr>
-          <w:b/>
-          <w:bCs/>
-        </w:rPr>
-      </w:pPr>
-      <w:r>
-        <w:rPr>
-          <w:b/>
-          <w:bCs/>
-        </w:rPr>
-        <w:t>CONTRATANTE</w:t>
-      </w:r>
-    </w:p>
-    <w:p>
-      <w:r>
-        <w:rPr>
-          <w:b/>
-          <w:bCs/>
-        </w:rPr>
-        <w:t>Condomínio:</w:t>
-      </w:r>
-      <w:r>
-        <w:t xml:space="preserve"> ________________________________________________</w:t>
-      </w:r>
-    </w:p>
-    <w:p>
-      <w:r>
-        <w:rPr>
-          <w:b/>
-          <w:bCs/>
-        </w:rPr>
-        <w:t>Representante:</w:t>
-      </w:r>
-      <w:r>
-        <w:t xml:space="preserve"> _____________________________________________</w:t>
-      </w:r>
-    </w:p>
-    <w:p>
-      <w:r>
-        <w:rPr>
-          <w:b/>
-          <w:bCs/>
-        </w:rPr>
-        <w:t>CPF:</w:t>
-      </w:r>
-      <w:r>
-        <w:t xml:space="preserve"> ______________________________________________________</w:t>
-      </w:r>
-    </w:p>
-    <w:p>
-      <w:r>
-        <w:rPr>
-          <w:b/>
-          <w:bCs/>
-        </w:rPr>
-        <w:t>Assinatura:</w:t>
-      </w:r>
-      <w:r>
-        <w:t xml:space="preserve"> _________________________________________________</w:t>
-      </w:r>
-    </w:p>
-    <w:p>
-      <w:pPr>
-        <w:rPr>
-          <w:b/>
-          <w:bCs/>
-        </w:rPr>
-      </w:pPr>
-      <w:r>
-        <w:rPr>
-          <w:b/>
-          <w:bCs/>
-        </w:rPr>
-        <w:t>CONTRATADO</w:t>
-      </w:r>
-    </w:p>
-    <w:p>
-      <w:r>
-        <w:rPr>
-          <w:b/>
-          <w:bCs/>
-        </w:rPr>
-        <w:t>Marlon dos Santos Lima</w:t>
-      </w:r>
-    </w:p>
-    <w:p>
-      <w:r>
-        <w:rPr>
-          <w:b/>
-          <w:bCs/>
-        </w:rPr>
-        <w:t>CPF:</w:t>
-      </w:r>
-      <w:r>
-        <w:t xml:space="preserve"> 406.393.288-9</w:t>
-      </w:r>
-    </w:p>
-    <w:p>
-      <w:r>
-        <w:rPr>
-          <w:b/>
-          <w:bCs/>
-        </w:rPr>
-        <w:t>Assinatura:</w:t>
-      </w:r>
-      <w:r>
-        <w:t xml:space="preserve"> _________________________________________________</w:t>
-      </w:r>
-    </w:p>
-    <w:p>
-      <w:pPr>
-        <w:rPr>
-          <w:b/>
-          <w:bCs/>
-        </w:rPr>
-      </w:pPr>
+        <w:br/>
+        <w:t>CPF: 406.393.288-9</w:t>
+      </w:r>
+      <w:r>
+        <w:br/>
+        <w:t>Assinatura: _______________________________________________</w:t>
+      </w:r>
+    </w:p>
+    <w:p>
       <w:r>
         <w:rPr>
           <w:b/>
@@ -785,92 +556,20 @@
         </w:rPr>
         <w:t>TESTEMUNHA 1</w:t>
       </w:r>
-    </w:p>
-    <w:p>
-      <w:r>
-        <w:rPr>
-          <w:b/>
-          <w:bCs/>
-        </w:rPr>
-        <w:t>Nome:</w:t>
-      </w:r>
-      <w:r>
-        <w:t xml:space="preserve"> _____________________________________________________</w:t>
-      </w:r>
-    </w:p>
-    <w:p>
-      <w:r>
-        <w:rPr>
-          <w:b/>
-          <w:bCs/>
-        </w:rPr>
-        <w:t>CPF:</w:t>
-      </w:r>
-      <w:r>
-        <w:t xml:space="preserve"> ______________________________________________________</w:t>
-      </w:r>
-    </w:p>
-    <w:p>
-      <w:r>
-        <w:rPr>
-          <w:b/>
-          <w:bCs/>
-        </w:rPr>
-        <w:t>Assinatura:</w:t>
-      </w:r>
-      <w:r>
-        <w:t xml:space="preserve"> _________________________________________________</w:t>
-      </w:r>
-    </w:p>
-    <w:p>
-      <w:pPr>
-        <w:rPr>
-          <w:b/>
-          <w:bCs/>
-        </w:rPr>
-      </w:pPr>
-      <w:r>
-        <w:rPr>
-          <w:b/>
-          <w:bCs/>
-        </w:rPr>
-        <w:t>TESTEMUNHA 2</w:t>
-      </w:r>
-    </w:p>
-    <w:p>
-      <w:r>
-        <w:rPr>
-          <w:b/>
-          <w:bCs/>
-        </w:rPr>
-        <w:t>Nome:</w:t>
-      </w:r>
-      <w:r>
-        <w:t xml:space="preserve"> _____________________________________________________</w:t>
-      </w:r>
-    </w:p>
-    <w:p>
-      <w:r>
-        <w:rPr>
-          <w:b/>
-          <w:bCs/>
-        </w:rPr>
-        <w:t>CPF:</w:t>
-      </w:r>
-      <w:r>
-        <w:t xml:space="preserve"> ______________________________________________________</w:t>
-      </w:r>
-    </w:p>
-    <w:p>
-      <w:r>
-        <w:rPr>
-          <w:b/>
-          <w:bCs/>
-        </w:rPr>
-        <w:t>Assinatura:</w:t>
-      </w:r>
-      <w:r>
-        <w:t xml:space="preserve"> _________________________________________________</w:t>
+      <w:r>
+        <w:br/>
+        <w:t>Nome: _____________________________</w:t>
+      </w:r>
+      <w:r>
+        <w:br/>
+        <w:t>CPF: ______________________________</w:t>
+      </w:r>
+    </w:p>
+    <w:p>
+      <w:r>
+        <w:pict w14:anchorId="0B5BBCFF">
+          <v:rect id="_x0000_i1031" style="width:0;height:1.5pt" o:hralign="center" o:hrstd="t" o:hr="t" fillcolor="#a0a0a0" stroked="f"/>
+        </w:pict>
       </w:r>
     </w:p>
     <w:p/>
@@ -882,6 +581,163 @@
     </w:sectPr>
   </w:body>
 </w:document>
+</file>
+
+<file path=word/numbering.xml><?xml version="1.0" encoding="utf-8"?>
+<w:numbering xmlns:wpc="http://schemas.microsoft.com/office/word/2010/wordprocessingCanvas" xmlns:cx="http://schemas.microsoft.com/office/drawing/2014/chartex" xmlns:cx1="http://schemas.microsoft.com/office/drawing/2015/9/8/chartex" xmlns:cx2="http://schemas.microsoft.com/office/drawing/2015/10/21/chartex" xmlns:cx3="http://schemas.microsoft.com/office/drawing/2016/5/9/chartex" xmlns:cx4="http://schemas.microsoft.com/office/drawing/2016/5/10/chartex" xmlns:cx5="http://schemas.microsoft.com/office/drawing/2016/5/11/chartex" xmlns:cx6="http://schemas.microsoft.com/office/drawing/2016/5/12/chartex" xmlns:cx7="http://schemas.microsoft.com/office/drawing/2016/5/13/chartex" xmlns:cx8="http://schemas.microsoft.com/office/drawing/2016/5/14/chartex" xmlns:mc="http://schemas.openxmlformats.org/markup-compatibility/2006" xmlns:aink="http://schemas.microsoft.com/office/drawing/2016/ink" xmlns:am3d="http://schemas.microsoft.com/office/drawing/2017/model3d" xmlns:o="urn:schemas-microsoft-com:office:office" xmlns:oel="http://schemas.microsoft.com/office/2019/extlst" xmlns:r="http://schemas.openxmlformats.org/officeDocument/2006/relationships" xmlns:m="http://schemas.openxmlformats.org/officeDocument/2006/math" xmlns:v="urn:schemas-microsoft-com:vml" xmlns:wp14="http://schemas.microsoft.com/office/word/2010/wordprocessingDrawing" xmlns:wp="http://schemas.openxmlformats.org/drawingml/2006/wordprocessingDrawing" xmlns:w10="urn:schemas-microsoft-com:office:word" xmlns:w="http://schemas.openxmlformats.org/wordprocessingml/2006/main" xmlns:w14="http://schemas.microsoft.com/office/word/2010/wordml" xmlns:w15="http://schemas.microsoft.com/office/word/2012/wordml" xmlns:w16cex="http://schemas.microsoft.com/office/word/2018/wordml/cex" xmlns:w16cid="http://schemas.microsoft.com/office/word/2016/wordml/cid" xmlns:w16="http://schemas.microsoft.com/office/word/2018/wordml" xmlns:w16sdtdh="http://schemas.microsoft.com/office/word/2020/wordml/sdtdatahash" xmlns:w16se="http://schemas.microsoft.com/office/word/2015/wordml/symex" xmlns:wpg="http://schemas.microsoft.com/office/word/2010/wordprocessingGroup" xmlns:wpi="http://schemas.microsoft.com/office/word/2010/wordprocessingInk" xmlns:wne="http://schemas.microsoft.com/office/word/2006/wordml" xmlns:wps="http://schemas.microsoft.com/office/word/2010/wordprocessingShape" mc:Ignorable="w14 w15 w16se w16cid w16 w16cex w16sdtdh wp14">
+  <w:abstractNum w:abstractNumId="0" w15:restartNumberingAfterBreak="0">
+    <w:nsid w:val="7327627E"/>
+    <w:multiLevelType w:val="multilevel"/>
+    <w:tmpl w:val="7B9CB6C4"/>
+    <w:lvl w:ilvl="0">
+      <w:start w:val="1"/>
+      <w:numFmt w:val="bullet"/>
+      <w:lvlText w:val=""/>
+      <w:lvlJc w:val="left"/>
+      <w:pPr>
+        <w:tabs>
+          <w:tab w:val="num" w:pos="720"/>
+        </w:tabs>
+        <w:ind w:left="720" w:hanging="360"/>
+      </w:pPr>
+      <w:rPr>
+        <w:rFonts w:ascii="Symbol" w:hAnsi="Symbol" w:hint="default"/>
+        <w:sz w:val="20"/>
+      </w:rPr>
+    </w:lvl>
+    <w:lvl w:ilvl="1" w:tentative="1">
+      <w:start w:val="1"/>
+      <w:numFmt w:val="bullet"/>
+      <w:lvlText w:val="o"/>
+      <w:lvlJc w:val="left"/>
+      <w:pPr>
+        <w:tabs>
+          <w:tab w:val="num" w:pos="1440"/>
+        </w:tabs>
+        <w:ind w:left="1440" w:hanging="360"/>
+      </w:pPr>
+      <w:rPr>
+        <w:rFonts w:ascii="Courier New" w:hAnsi="Courier New" w:hint="default"/>
+        <w:sz w:val="20"/>
+      </w:rPr>
+    </w:lvl>
+    <w:lvl w:ilvl="2" w:tentative="1">
+      <w:start w:val="1"/>
+      <w:numFmt w:val="bullet"/>
+      <w:lvlText w:val=""/>
+      <w:lvlJc w:val="left"/>
+      <w:pPr>
+        <w:tabs>
+          <w:tab w:val="num" w:pos="2160"/>
+        </w:tabs>
+        <w:ind w:left="2160" w:hanging="360"/>
+      </w:pPr>
+      <w:rPr>
+        <w:rFonts w:ascii="Wingdings" w:hAnsi="Wingdings" w:hint="default"/>
+        <w:sz w:val="20"/>
+      </w:rPr>
+    </w:lvl>
+    <w:lvl w:ilvl="3" w:tentative="1">
+      <w:start w:val="1"/>
+      <w:numFmt w:val="bullet"/>
+      <w:lvlText w:val=""/>
+      <w:lvlJc w:val="left"/>
+      <w:pPr>
+        <w:tabs>
+          <w:tab w:val="num" w:pos="2880"/>
+        </w:tabs>
+        <w:ind w:left="2880" w:hanging="360"/>
+      </w:pPr>
+      <w:rPr>
+        <w:rFonts w:ascii="Wingdings" w:hAnsi="Wingdings" w:hint="default"/>
+        <w:sz w:val="20"/>
+      </w:rPr>
+    </w:lvl>
+    <w:lvl w:ilvl="4" w:tentative="1">
+      <w:start w:val="1"/>
+      <w:numFmt w:val="bullet"/>
+      <w:lvlText w:val=""/>
+      <w:lvlJc w:val="left"/>
+      <w:pPr>
+        <w:tabs>
+          <w:tab w:val="num" w:pos="3600"/>
+        </w:tabs>
+        <w:ind w:left="3600" w:hanging="360"/>
+      </w:pPr>
+      <w:rPr>
+        <w:rFonts w:ascii="Wingdings" w:hAnsi="Wingdings" w:hint="default"/>
+        <w:sz w:val="20"/>
+      </w:rPr>
+    </w:lvl>
+    <w:lvl w:ilvl="5" w:tentative="1">
+      <w:start w:val="1"/>
+      <w:numFmt w:val="bullet"/>
+      <w:lvlText w:val=""/>
+      <w:lvlJc w:val="left"/>
+      <w:pPr>
+        <w:tabs>
+          <w:tab w:val="num" w:pos="4320"/>
+        </w:tabs>
+        <w:ind w:left="4320" w:hanging="360"/>
+      </w:pPr>
+      <w:rPr>
+        <w:rFonts w:ascii="Wingdings" w:hAnsi="Wingdings" w:hint="default"/>
+        <w:sz w:val="20"/>
+      </w:rPr>
+    </w:lvl>
+    <w:lvl w:ilvl="6" w:tentative="1">
+      <w:start w:val="1"/>
+      <w:numFmt w:val="bullet"/>
+      <w:lvlText w:val=""/>
+      <w:lvlJc w:val="left"/>
+      <w:pPr>
+        <w:tabs>
+          <w:tab w:val="num" w:pos="5040"/>
+        </w:tabs>
+        <w:ind w:left="5040" w:hanging="360"/>
+      </w:pPr>
+      <w:rPr>
+        <w:rFonts w:ascii="Wingdings" w:hAnsi="Wingdings" w:hint="default"/>
+        <w:sz w:val="20"/>
+      </w:rPr>
+    </w:lvl>
+    <w:lvl w:ilvl="7" w:tentative="1">
+      <w:start w:val="1"/>
+      <w:numFmt w:val="bullet"/>
+      <w:lvlText w:val=""/>
+      <w:lvlJc w:val="left"/>
+      <w:pPr>
+        <w:tabs>
+          <w:tab w:val="num" w:pos="5760"/>
+        </w:tabs>
+        <w:ind w:left="5760" w:hanging="360"/>
+      </w:pPr>
+      <w:rPr>
+        <w:rFonts w:ascii="Wingdings" w:hAnsi="Wingdings" w:hint="default"/>
+        <w:sz w:val="20"/>
+      </w:rPr>
+    </w:lvl>
+    <w:lvl w:ilvl="8" w:tentative="1">
+      <w:start w:val="1"/>
+      <w:numFmt w:val="bullet"/>
+      <w:lvlText w:val=""/>
+      <w:lvlJc w:val="left"/>
+      <w:pPr>
+        <w:tabs>
+          <w:tab w:val="num" w:pos="6480"/>
+        </w:tabs>
+        <w:ind w:left="6480" w:hanging="360"/>
+      </w:pPr>
+      <w:rPr>
+        <w:rFonts w:ascii="Wingdings" w:hAnsi="Wingdings" w:hint="default"/>
+        <w:sz w:val="20"/>
+      </w:rPr>
+    </w:lvl>
+  </w:abstractNum>
+  <w:num w:numId="1" w16cid:durableId="2059932379">
+    <w:abstractNumId w:val="0"/>
+  </w:num>
+</w:numbering>
 </file>
 
 <file path=word/styles.xml><?xml version="1.0" encoding="utf-8"?>

--- a/CONTRATO DE LICENÇA DE USO DE SOFTWARE E PRESTAÇÃO DE SERVIÇOS.docx
+++ b/CONTRATO DE LICENÇA DE USO DE SOFTWARE E PRESTAÇÃO DE SERVIÇOS.docx
@@ -14,7 +14,49 @@
           <w:b/>
           <w:bCs/>
         </w:rPr>
-        <w:t>CONTRATO DE LICENÇA DE USO DE SOFTWARE E PRESTAÇÃO DE SERVIÇOS</w:t>
+        <w:t>CONTRATO DE LICENÇA DE USO DE SOFTWARE, PRESTAÇÃO DE SERVIÇOS E SUPORTE</w:t>
+      </w:r>
+    </w:p>
+    <w:p>
+      <w:r>
+        <w:t>Pelo presente instrumento particular, de um lado:</w:t>
+      </w:r>
+    </w:p>
+    <w:p>
+      <w:r>
+        <w:rPr>
+          <w:b/>
+          <w:bCs/>
+        </w:rPr>
+        <w:t>CONTRATADA:</w:t>
+      </w:r>
+      <w:r>
+        <w:t xml:space="preserve"> [RAZÃO SOCIAL / NOME EMPRESARIAL], inscrita no CNPJ sob nº [CNPJ], com endereço em [ENDEREÇO], doravante denominada simplesmente </w:t>
+      </w:r>
+      <w:r>
+        <w:rPr>
+          <w:b/>
+          <w:bCs/>
+        </w:rPr>
+        <w:t>CONTRATADA</w:t>
+      </w:r>
+      <w:r>
+        <w:t xml:space="preserve"> ou </w:t>
+      </w:r>
+      <w:r>
+        <w:rPr>
+          <w:b/>
+          <w:bCs/>
+        </w:rPr>
+        <w:t>VISION+</w:t>
+      </w:r>
+      <w:r>
+        <w:t>;</w:t>
+      </w:r>
+    </w:p>
+    <w:p>
+      <w:r>
+        <w:t>e, de outro lado:</w:t>
       </w:r>
     </w:p>
     <w:p>
@@ -26,344 +68,963 @@
         <w:t>CONTRATANTE:</w:t>
       </w:r>
       <w:r>
-        <w:t xml:space="preserve"> _____________________________________________________________, condomínio localizado à _____________________________________________________________, neste ato representado por seu síndico/representante legal, _____________________________________________________________.</w:t>
-      </w:r>
-    </w:p>
-    <w:p>
-      <w:r>
-        <w:rPr>
-          <w:b/>
-          <w:bCs/>
-        </w:rPr>
-        <w:t>CONTRATADO:</w:t>
-      </w:r>
-      <w:r>
-        <w:t xml:space="preserve"> Marlon dos Santos Lima, inscrito no CPF sob o nº 406.393.288-9, doravante denominado simplesmente CONTRATADO.</w:t>
-      </w:r>
-    </w:p>
-    <w:p>
-      <w:r>
-        <w:t>As partes acima identificadas celebram o presente Contrato de Licença de Uso de Software e Prestação de Serviços, mediante as cláusulas seguintes.</w:t>
-      </w:r>
-    </w:p>
-    <w:p>
-      <w:pPr>
-        <w:rPr>
-          <w:b/>
-          <w:bCs/>
-        </w:rPr>
-      </w:pPr>
-      <w:r>
-        <w:rPr>
-          <w:b/>
-          <w:bCs/>
-        </w:rPr>
-        <w:t>1. OBJETO</w:t>
-      </w:r>
-    </w:p>
-    <w:p>
-      <w:r>
-        <w:t xml:space="preserve">1.1. O presente contrato tem como objeto a disponibilização, pelo CONTRATADO, do sistema de gerenciamento e apoio às atividades de portaria denominado </w:t>
-      </w:r>
-      <w:r>
-        <w:rPr>
-          <w:b/>
-          <w:bCs/>
-        </w:rPr>
-        <w:t>Vision+</w:t>
-      </w:r>
-      <w:r>
-        <w:t>, para uso exclusivo do CONTRATANTE.</w:t>
-      </w:r>
-      <w:r>
-        <w:br/>
-        <w:t>1.2. O sistema contempla funcionalidades como cadastro e gerenciamento de moradores, visitantes, veículos, encomendas e registros de acessos à portaria.</w:t>
-      </w:r>
-      <w:r>
-        <w:br/>
-        <w:t>1.3. O CONTRATADO concede ao CONTRATANTE uma licença de uso temporária, não exclusiva e intransferível do software durante a vigência deste instrumento.</w:t>
-      </w:r>
-      <w:r>
-        <w:br/>
-        <w:t>1.4. A licença é limitada e não implica transferência de propriedade intelectual, cessão de código-fonte ou direitos autorais sobre o software.</w:t>
-      </w:r>
-    </w:p>
-    <w:p>
-      <w:pPr>
-        <w:rPr>
-          <w:b/>
-          <w:bCs/>
-        </w:rPr>
-      </w:pPr>
-      <w:r>
-        <w:rPr>
-          <w:b/>
-          <w:bCs/>
-        </w:rPr>
-        <w:t>2. IMPLANTAÇÃO E PARCELAMENTO</w:t>
-      </w:r>
-    </w:p>
-    <w:p>
-      <w:r>
-        <w:t xml:space="preserve">2.1. Pela implantação, configuração inicial do ambiente em nuvem, migração inicial de dados e treinamento da equipe, o CONTRATANTE pagará ao CONTRATADO o valor único de </w:t>
-      </w:r>
-      <w:r>
-        <w:rPr>
-          <w:b/>
-          <w:bCs/>
-        </w:rPr>
-        <w:t>R$ 3.000,00 (três mil reais)</w:t>
-      </w:r>
-      <w:r>
-        <w:t>.</w:t>
-      </w:r>
-      <w:r>
-        <w:br/>
-        <w:t xml:space="preserve">2.2. O CONTRATADO permite, por mera liberalidade, o parcelamento do valor de implantação em até </w:t>
-      </w:r>
-      <w:r>
-        <w:rPr>
-          <w:b/>
-          <w:bCs/>
-        </w:rPr>
-        <w:t>3 (três) parcelas iguais e sucessivas de R$ 1.000,00 (um mil reais)</w:t>
-      </w:r>
-      <w:r>
-        <w:t>, a serem pagas cumulativamente com as 3 (três) primeiras mensalidades do software.</w:t>
-      </w:r>
-      <w:r>
-        <w:br/>
-        <w:t>2.3. Serviços adicionais, visitas presenciais extras ou integrações com hardwares de terceiros não previstos no escopo inicial deverão ser orçados e negociados separadamente.</w:t>
-      </w:r>
-    </w:p>
-    <w:p>
-      <w:pPr>
-        <w:rPr>
-          <w:b/>
-          <w:bCs/>
-        </w:rPr>
-      </w:pPr>
-      <w:r>
-        <w:rPr>
-          <w:b/>
-          <w:bCs/>
-        </w:rPr>
-        <w:t>3. VALORES E MENSALIDADE</w:t>
-      </w:r>
-    </w:p>
-    <w:p>
-      <w:r>
-        <w:t xml:space="preserve">3.1. Pela licença de uso do sistema, hospedagem do banco de dados e suporte técnico, o CONTRATANTE pagará ao CONTRATADO a mensalidade fixa de </w:t>
-      </w:r>
-      <w:r>
-        <w:rPr>
-          <w:b/>
-          <w:bCs/>
-        </w:rPr>
-        <w:t xml:space="preserve">R$ </w:t>
-      </w:r>
-      <w:r>
-        <w:rPr>
-          <w:b/>
-          <w:bCs/>
-        </w:rPr>
-        <w:t>______</w:t>
-      </w:r>
-      <w:r>
-        <w:rPr>
-          <w:b/>
-          <w:bCs/>
-        </w:rPr>
-        <w:t>(trezentos reais)</w:t>
-      </w:r>
-      <w:r>
-        <w:t>.</w:t>
-      </w:r>
-      <w:r>
-        <w:br/>
-        <w:t>3.2. Os pagamentos deverão ser realizados mensalmente via boleto bancário ou PIX, com vencimento no dia ____ de cada mês.</w:t>
-      </w:r>
-      <w:r>
-        <w:br/>
-      </w:r>
-      <w:r>
-        <w:lastRenderedPageBreak/>
-        <w:t xml:space="preserve">3.3. Durante os 3 (três) primeiros meses de vigência, o valor cobrado será de </w:t>
-      </w:r>
-      <w:r>
-        <w:rPr>
-          <w:b/>
-          <w:bCs/>
-        </w:rPr>
-        <w:t>R$ 1.300,00 (um mil trezentos reais)</w:t>
-      </w:r>
-      <w:r>
-        <w:t>, correspondente à soma da mensalidade (R$ 300,00) com a parcela da taxa de implantação (R$ 1.000,00). A partir do 4º mês, a cobrança assumirá o valor regular de R$ 300,00.</w:t>
-      </w:r>
-    </w:p>
-    <w:p>
-      <w:pPr>
-        <w:rPr>
-          <w:b/>
-          <w:bCs/>
-        </w:rPr>
-      </w:pPr>
-      <w:r>
-        <w:rPr>
-          <w:b/>
-          <w:bCs/>
-        </w:rPr>
-        <w:t>4. PRAZO DE ARREPENDIMENTO E GARANTIA DE REEMBOLSO</w:t>
-      </w:r>
-    </w:p>
-    <w:p>
-      <w:r>
-        <w:t xml:space="preserve">4.1. O CONTRATANTE dispõe de um prazo de </w:t>
-      </w:r>
-      <w:r>
-        <w:rPr>
-          <w:b/>
-          <w:bCs/>
-        </w:rPr>
-        <w:t>15 (quinze) dias corridos</w:t>
-      </w:r>
-      <w:r>
-        <w:t>, contados a partir da data de assinatura deste contrato, para testar o sistema e avaliar a adaptação da portaria.</w:t>
-      </w:r>
-      <w:r>
-        <w:br/>
-        <w:t>4.2. Caso o CONTRATANTE decida cancelar o serviço dentro deste período de 15 dias, deverá notificar o CONTRATADO formalmente por escrito (via e-mail ou canal oficial de suporte).</w:t>
-      </w:r>
-      <w:r>
-        <w:br/>
-        <w:t xml:space="preserve">4.3. Exercido o direito de arrependimento dentro do prazo estabelecido, o contrato será rescindido sem aplicação de multa, e o CONTRATADO realizará a </w:t>
-      </w:r>
-      <w:r>
-        <w:rPr>
-          <w:b/>
-          <w:bCs/>
-        </w:rPr>
-        <w:t>devolução de 80% (oitenta por cento) do valor total já pago</w:t>
-      </w:r>
-      <w:r>
-        <w:t xml:space="preserve"> na primeira cobrança. Os 20% (vinte por cento) restantes serão retidos pelo CONTRATADO para cobrir os custos operacionais de abertura de banco de dados, emissão de taxas e horas técnicas de configuração inicial.</w:t>
-      </w:r>
-      <w:r>
-        <w:br/>
-        <w:t>4.4. Imediatamente após a formalização do pedido de cancelamento previsto nesta cláusula, o acesso do CONTRATANTE ao sistema Vision+ será bloqueado.</w:t>
-      </w:r>
-    </w:p>
-    <w:p>
-      <w:pPr>
-        <w:rPr>
-          <w:b/>
-          <w:bCs/>
-        </w:rPr>
-      </w:pPr>
-      <w:r>
-        <w:rPr>
-          <w:b/>
-          <w:bCs/>
-        </w:rPr>
-        <w:t>5. VIGÊNCIA E FIDELIDADE</w:t>
-      </w:r>
-    </w:p>
-    <w:p>
-      <w:r>
-        <w:t xml:space="preserve">5.1. Transcorrido o prazo de garantia de 15 (quinze) dias previsto na Cláusula 4ª sem que haja manifestação de cancelamento, o presente contrato passará a vigorar com </w:t>
-      </w:r>
-      <w:r>
-        <w:rPr>
-          <w:b/>
-          <w:bCs/>
-        </w:rPr>
-        <w:t>prazo de fidelidade mínima de 12 (doze) meses</w:t>
-      </w:r>
-      <w:r>
-        <w:t>, contados a partir da assinatura.</w:t>
-      </w:r>
-      <w:r>
-        <w:br/>
-        <w:t>5.2. Caso o CONTRATANTE solicite a rescisão imotivada do contrato após o 15º dia e antes do término do prazo de fidelidade de 12 meses, ficará obrigado a:</w:t>
+        <w:t xml:space="preserve"> [NOME DO CONDOMÍNIO / RAZÃO SOCIAL], inscrito no CNPJ sob nº [CNPJ], situado à [ENDEREÇO], neste ato representado por [NOME DO REPRESENTANTE], CPF nº [CPF], doravante denominado simplesmente </w:t>
+      </w:r>
+      <w:r>
+        <w:rPr>
+          <w:b/>
+          <w:bCs/>
+        </w:rPr>
+        <w:t>CONTRATANTE</w:t>
+      </w:r>
+      <w:r>
+        <w:t>;</w:t>
+      </w:r>
+    </w:p>
+    <w:p>
+      <w:r>
+        <w:t xml:space="preserve">têm entre si justo e contratado o presente </w:t>
+      </w:r>
+      <w:r>
+        <w:rPr>
+          <w:b/>
+          <w:bCs/>
+        </w:rPr>
+        <w:t>Contrato de Licença de Uso de Software, Prestação de Serviços e Suporte</w:t>
+      </w:r>
+      <w:r>
+        <w:t>, mediante as cláusulas e condições seguintes.</w:t>
+      </w:r>
+    </w:p>
+    <w:p>
+      <w:r>
+        <w:pict w14:anchorId="1C26205E">
+          <v:rect id="_x0000_i1267" style="width:0;height:1.5pt" o:hralign="center" o:hrstd="t" o:hr="t" fillcolor="#a0a0a0" stroked="f"/>
+        </w:pict>
+      </w:r>
+    </w:p>
+    <w:p>
+      <w:pPr>
+        <w:rPr>
+          <w:b/>
+          <w:bCs/>
+        </w:rPr>
+      </w:pPr>
+      <w:r>
+        <w:rPr>
+          <w:b/>
+          <w:bCs/>
+        </w:rPr>
+        <w:t>1. OBJETO DO CONTRATO</w:t>
+      </w:r>
+    </w:p>
+    <w:p>
+      <w:pPr>
+        <w:rPr>
+          <w:b/>
+          <w:bCs/>
+        </w:rPr>
+      </w:pPr>
+      <w:r>
+        <w:rPr>
+          <w:b/>
+          <w:bCs/>
+        </w:rPr>
+        <w:t>1.1.</w:t>
+      </w:r>
+    </w:p>
+    <w:p>
+      <w:r>
+        <w:t xml:space="preserve">O presente contrato tem por objeto a disponibilização, pela CONTRATADA, do sistema </w:t>
+      </w:r>
+      <w:r>
+        <w:rPr>
+          <w:b/>
+          <w:bCs/>
+        </w:rPr>
+        <w:t>VISION+</w:t>
+      </w:r>
+      <w:r>
+        <w:t>, destinado ao apoio à gestão e controle operacional de condomínios, incluindo, conforme o plano contratado:</w:t>
       </w:r>
     </w:p>
     <w:p>
       <w:pPr>
         <w:numPr>
           <w:ilvl w:val="0"/>
-          <w:numId w:val="1"/>
+          <w:numId w:val="2"/>
         </w:numPr>
       </w:pPr>
       <w:r>
-        <w:rPr>
-          <w:b/>
-          <w:bCs/>
-        </w:rPr>
-        <w:t>a)</w:t>
-      </w:r>
-      <w:r>
-        <w:t xml:space="preserve"> Quitar imediatamente o saldo remanescente integral da taxa de implantação de R$ 3.000,00, caso ainda existam parcelas a vencer;</w:t>
+        <w:t>cadastro de moradores e unidades;</w:t>
       </w:r>
     </w:p>
     <w:p>
       <w:pPr>
         <w:numPr>
           <w:ilvl w:val="0"/>
-          <w:numId w:val="1"/>
+          <w:numId w:val="2"/>
         </w:numPr>
       </w:pPr>
       <w:r>
-        <w:rPr>
-          <w:b/>
-          <w:bCs/>
-        </w:rPr>
-        <w:t>b)</w:t>
-      </w:r>
-      <w:r>
-        <w:t xml:space="preserve"> Pagar uma multa compensatória equivalente a </w:t>
-      </w:r>
-      <w:r>
-        <w:rPr>
-          <w:b/>
-          <w:bCs/>
-        </w:rPr>
-        <w:t>30% (trinta por cento) sobre a soma das mensalidades restantes</w:t>
-      </w:r>
-      <w:r>
-        <w:t xml:space="preserve"> para o término do período de fidelidade.</w:t>
-      </w:r>
-      <w:r>
-        <w:br/>
-        <w:t>5.3. Após o período inicial de 12 meses, o contrato será renovado automaticamente por prazo indeterminado, podendo ser rescindido por qualquer uma das partes mediante aviso prévio por escrito com antecedência mínima de 30 (trinta) dias, sem aplicação de multa.</w:t>
-      </w:r>
-    </w:p>
-    <w:p>
-      <w:pPr>
-        <w:rPr>
-          <w:b/>
-          <w:bCs/>
-        </w:rPr>
-      </w:pPr>
-      <w:r>
-        <w:rPr>
-          <w:b/>
-          <w:bCs/>
-        </w:rPr>
-        <w:t>6. SUPORTE E MANUTENÇÃO</w:t>
-      </w:r>
-    </w:p>
-    <w:p>
-      <w:r>
+        <w:t>controle de visitantes;</w:t>
+      </w:r>
+    </w:p>
+    <w:p>
+      <w:pPr>
+        <w:numPr>
+          <w:ilvl w:val="0"/>
+          <w:numId w:val="2"/>
+        </w:numPr>
+      </w:pPr>
+      <w:r>
+        <w:t>controle de prestadores;</w:t>
+      </w:r>
+    </w:p>
+    <w:p>
+      <w:pPr>
+        <w:numPr>
+          <w:ilvl w:val="0"/>
+          <w:numId w:val="2"/>
+        </w:numPr>
+      </w:pPr>
+      <w:r>
+        <w:t>controle de encomendas;</w:t>
+      </w:r>
+    </w:p>
+    <w:p>
+      <w:pPr>
+        <w:numPr>
+          <w:ilvl w:val="0"/>
+          <w:numId w:val="2"/>
+        </w:numPr>
+      </w:pPr>
+      <w:r>
+        <w:t>histórico de acessos;</w:t>
+      </w:r>
+    </w:p>
+    <w:p>
+      <w:pPr>
+        <w:numPr>
+          <w:ilvl w:val="0"/>
+          <w:numId w:val="2"/>
+        </w:numPr>
+      </w:pPr>
+      <w:r>
+        <w:t>consultas e registros administrativos;</w:t>
+      </w:r>
+    </w:p>
+    <w:p>
+      <w:pPr>
+        <w:numPr>
+          <w:ilvl w:val="0"/>
+          <w:numId w:val="2"/>
+        </w:numPr>
+      </w:pPr>
+      <w:r>
+        <w:t>relatórios disponíveis no sistema;</w:t>
+      </w:r>
+    </w:p>
+    <w:p>
+      <w:pPr>
+        <w:numPr>
+          <w:ilvl w:val="0"/>
+          <w:numId w:val="2"/>
+        </w:numPr>
+      </w:pPr>
+      <w:r>
+        <w:t>armazenamento de informações necessárias ao funcionamento da plataforma;</w:t>
+      </w:r>
+    </w:p>
+    <w:p>
+      <w:pPr>
+        <w:numPr>
+          <w:ilvl w:val="0"/>
+          <w:numId w:val="2"/>
+        </w:numPr>
+      </w:pPr>
+      <w:r>
+        <w:t>suporte técnico por WhatsApp;</w:t>
+      </w:r>
+    </w:p>
+    <w:p>
+      <w:pPr>
+        <w:numPr>
+          <w:ilvl w:val="0"/>
+          <w:numId w:val="2"/>
+        </w:numPr>
+      </w:pPr>
+      <w:r>
+        <w:t>atualizações e correções do sistema, conforme disponibilidade e planejamento da CONTRATADA.</w:t>
+      </w:r>
+    </w:p>
+    <w:p>
+      <w:pPr>
+        <w:rPr>
+          <w:b/>
+          <w:bCs/>
+        </w:rPr>
+      </w:pPr>
+      <w:r>
+        <w:rPr>
+          <w:b/>
+          <w:bCs/>
+        </w:rPr>
         <w:lastRenderedPageBreak/>
-        <w:t>6.1. O CONTRATADO disponibilizará suporte técnico ao CONTRATANTE em regime de 24 horas por dia, 7 dias por semana, exclusivamente para chamados de urgência (parada total do sistema), através dos canais de atendimento definidos.</w:t>
-      </w:r>
-      <w:r>
-        <w:br/>
-        <w:t>6.2. Dúvidas operacionais e configurações rotineiras serão atendidas em horário comercial.</w:t>
-      </w:r>
-      <w:r>
-        <w:br/>
-        <w:t>6.3. O suporte compreende exclusivamente falhas internas do software Vision+. Estão excluídos do suporte problemas de conectividade com a internet do condomínio, quedas de energia elétrica local, falhas nos computadores/tablets da portaria ou mau uso do sistema pelos operadores.</w:t>
+        <w:t>1.2.</w:t>
+      </w:r>
+    </w:p>
+    <w:p>
+      <w:r>
+        <w:t>O sistema constitui ferramenta tecnológica de apoio à administração condominial, não substituindo a responsabilidade do síndico, administradora, funcionários, porteiros, zeladores ou demais responsáveis pela operação do condomínio.</w:t>
+      </w:r>
+    </w:p>
+    <w:p>
+      <w:pPr>
+        <w:rPr>
+          <w:b/>
+          <w:bCs/>
+        </w:rPr>
+      </w:pPr>
+      <w:r>
+        <w:rPr>
+          <w:b/>
+          <w:bCs/>
+        </w:rPr>
+        <w:t>1.3.</w:t>
+      </w:r>
+    </w:p>
+    <w:p>
+      <w:r>
+        <w:t>A CONTRATADA não assume responsabilidade pela tomada de decisões administrativas, operacionais ou de segurança realizadas pelo CONTRATANTE ou por seus funcionários.</w:t>
+      </w:r>
+    </w:p>
+    <w:p>
+      <w:r>
+        <w:pict w14:anchorId="7DB47AB4">
+          <v:rect id="_x0000_i1268" style="width:0;height:1.5pt" o:hralign="center" o:hrstd="t" o:hr="t" fillcolor="#a0a0a0" stroked="f"/>
+        </w:pict>
+      </w:r>
+    </w:p>
+    <w:p>
+      <w:pPr>
+        <w:rPr>
+          <w:b/>
+          <w:bCs/>
+        </w:rPr>
+      </w:pPr>
+      <w:r>
+        <w:rPr>
+          <w:b/>
+          <w:bCs/>
+        </w:rPr>
+        <w:t>2. LICENÇA DE USO</w:t>
+      </w:r>
+    </w:p>
+    <w:p>
+      <w:pPr>
+        <w:rPr>
+          <w:b/>
+          <w:bCs/>
+        </w:rPr>
+      </w:pPr>
+      <w:r>
+        <w:rPr>
+          <w:b/>
+          <w:bCs/>
+        </w:rPr>
+        <w:t>2.1.</w:t>
+      </w:r>
+    </w:p>
+    <w:p>
+      <w:r>
+        <w:t xml:space="preserve">A CONTRATADA concede ao CONTRATANTE uma licença de uso </w:t>
+      </w:r>
+      <w:r>
+        <w:rPr>
+          <w:b/>
+          <w:bCs/>
+        </w:rPr>
+        <w:t>não exclusiva, pessoal, limitada e não transferível</w:t>
+      </w:r>
+      <w:r>
+        <w:t xml:space="preserve"> do VISION+, durante o período em que o contrato estiver vigente e os pagamentos estiverem regularizados.</w:t>
+      </w:r>
+    </w:p>
+    <w:p>
+      <w:pPr>
+        <w:rPr>
+          <w:b/>
+          <w:bCs/>
+        </w:rPr>
+      </w:pPr>
+      <w:r>
+        <w:rPr>
+          <w:b/>
+          <w:bCs/>
+        </w:rPr>
+        <w:t>2.2.</w:t>
+      </w:r>
+    </w:p>
+    <w:p>
+      <w:r>
+        <w:t>A licença permite exclusivamente a utilização do sistema para as atividades do condomínio contratado.</w:t>
+      </w:r>
+    </w:p>
+    <w:p>
+      <w:pPr>
+        <w:rPr>
+          <w:b/>
+          <w:bCs/>
+        </w:rPr>
+      </w:pPr>
+      <w:r>
+        <w:rPr>
+          <w:b/>
+          <w:bCs/>
+        </w:rPr>
+        <w:t>2.3.</w:t>
+      </w:r>
+    </w:p>
+    <w:p>
+      <w:r>
+        <w:t>É proibido ao CONTRATANTE:</w:t>
+      </w:r>
+    </w:p>
+    <w:p>
+      <w:r>
+        <w:t>a) copiar, reproduzir ou comercializar o sistema;</w:t>
+      </w:r>
+    </w:p>
+    <w:p>
+      <w:r>
+        <w:t>b) sublicenciar, alugar, vender ou ceder o acesso ao sistema;</w:t>
+      </w:r>
+    </w:p>
+    <w:p>
+      <w:r>
+        <w:t>c) modificar, desmontar, descompilar ou realizar engenharia reversa no software;</w:t>
+      </w:r>
+    </w:p>
+    <w:p>
+      <w:r>
+        <w:t>d) tentar obter ou acessar código-fonte, credenciais administrativas, banco de dados ou infraestrutura interna da CONTRATADA;</w:t>
+      </w:r>
+    </w:p>
+    <w:p>
+      <w:r>
+        <w:t>e) disponibilizar o sistema para terceiros não autorizados;</w:t>
+      </w:r>
+    </w:p>
+    <w:p>
+      <w:r>
+        <w:t>f) utilizar o sistema para finalidade ilícita;</w:t>
+      </w:r>
+    </w:p>
+    <w:p>
+      <w:r>
+        <w:t>g) remover mecanismos de segurança ou autenticação;</w:t>
+      </w:r>
+    </w:p>
+    <w:p>
+      <w:r>
+        <w:t>h) permitir compartilhamento indevido de usuários e senhas.</w:t>
+      </w:r>
+    </w:p>
+    <w:p>
+      <w:pPr>
+        <w:rPr>
+          <w:b/>
+          <w:bCs/>
+        </w:rPr>
+      </w:pPr>
+      <w:r>
+        <w:rPr>
+          <w:b/>
+          <w:bCs/>
+        </w:rPr>
+        <w:t>2.4.</w:t>
+      </w:r>
+    </w:p>
+    <w:p>
+      <w:r>
+        <w:lastRenderedPageBreak/>
+        <w:t>A licença de uso não transfere ao CONTRATANTE qualquer direito de propriedade sobre o software, código-fonte, arquitetura, banco de dados estrutural, identidade visual, marca, algoritmos ou demais componentes desenvolvidos pela CONTRATADA.</w:t>
+      </w:r>
+    </w:p>
+    <w:p>
+      <w:r>
+        <w:pict w14:anchorId="0FD45350">
+          <v:rect id="_x0000_i1269" style="width:0;height:1.5pt" o:hralign="center" o:hrstd="t" o:hr="t" fillcolor="#a0a0a0" stroked="f"/>
+        </w:pict>
+      </w:r>
+    </w:p>
+    <w:p>
+      <w:pPr>
+        <w:rPr>
+          <w:b/>
+          <w:bCs/>
+        </w:rPr>
+      </w:pPr>
+      <w:r>
+        <w:rPr>
+          <w:b/>
+          <w:bCs/>
+        </w:rPr>
+        <w:t>3. PLANOS E LIMITES DE USO</w:t>
+      </w:r>
+    </w:p>
+    <w:p>
+      <w:pPr>
+        <w:rPr>
+          <w:b/>
+          <w:bCs/>
+        </w:rPr>
+      </w:pPr>
+      <w:r>
+        <w:rPr>
+          <w:b/>
+          <w:bCs/>
+        </w:rPr>
+        <w:t>3.1. Plano 1 Torre</w:t>
+      </w:r>
+    </w:p>
+    <w:p>
+      <w:r>
+        <w:rPr>
+          <w:b/>
+          <w:bCs/>
+        </w:rPr>
+        <w:t>Valor:</w:t>
+      </w:r>
+      <w:r>
+        <w:t xml:space="preserve"> R$ 300,00 mensais.</w:t>
+      </w:r>
+    </w:p>
+    <w:p>
+      <w:r>
+        <w:rPr>
+          <w:b/>
+          <w:bCs/>
+        </w:rPr>
+        <w:t>Limite:</w:t>
+      </w:r>
+      <w:r>
+        <w:t xml:space="preserve"> até 150 unidades.</w:t>
+      </w:r>
+    </w:p>
+    <w:p>
+      <w:r>
+        <w:t>O plano contempla as funcionalidades descritas na apresentação comercial vigente da CONTRATADA.</w:t>
+      </w:r>
+    </w:p>
+    <w:p>
+      <w:r>
+        <w:pict w14:anchorId="5F8CEAB8">
+          <v:rect id="_x0000_i1270" style="width:0;height:1.5pt" o:hralign="center" o:hrstd="t" o:hr="t" fillcolor="#a0a0a0" stroked="f"/>
+        </w:pict>
+      </w:r>
+    </w:p>
+    <w:p>
+      <w:pPr>
+        <w:rPr>
+          <w:b/>
+          <w:bCs/>
+        </w:rPr>
+      </w:pPr>
+      <w:r>
+        <w:rPr>
+          <w:b/>
+          <w:bCs/>
+        </w:rPr>
+        <w:t>3.2. Plano 2 Torres</w:t>
+      </w:r>
+    </w:p>
+    <w:p>
+      <w:r>
+        <w:rPr>
+          <w:b/>
+          <w:bCs/>
+        </w:rPr>
+        <w:t>Valor:</w:t>
+      </w:r>
+      <w:r>
+        <w:t xml:space="preserve"> R$ 400,00 mensais.</w:t>
+      </w:r>
+    </w:p>
+    <w:p>
+      <w:r>
+        <w:rPr>
+          <w:b/>
+          <w:bCs/>
+        </w:rPr>
+        <w:t>Limite:</w:t>
+      </w:r>
+      <w:r>
+        <w:t xml:space="preserve"> até 200 unidades.</w:t>
+      </w:r>
+    </w:p>
+    <w:p>
+      <w:r>
+        <w:t>O plano contempla as funcionalidades do plano 1 Torre, acrescidas dos recursos e condições apresentados comercialmente para condomínios de duas torres ou blocos.</w:t>
+      </w:r>
+    </w:p>
+    <w:p>
+      <w:r>
+        <w:pict w14:anchorId="3C1579B3">
+          <v:rect id="_x0000_i1271" style="width:0;height:1.5pt" o:hralign="center" o:hrstd="t" o:hr="t" fillcolor="#a0a0a0" stroked="f"/>
+        </w:pict>
+      </w:r>
+    </w:p>
+    <w:p>
+      <w:pPr>
+        <w:rPr>
+          <w:b/>
+          <w:bCs/>
+        </w:rPr>
+      </w:pPr>
+      <w:r>
+        <w:rPr>
+          <w:b/>
+          <w:bCs/>
+        </w:rPr>
+        <w:t>3.3. Condomínios com mais de 2 torres</w:t>
+      </w:r>
+    </w:p>
+    <w:p>
+      <w:r>
+        <w:t xml:space="preserve">No momento da assinatura deste contrato, a CONTRATADA </w:t>
+      </w:r>
+      <w:r>
+        <w:rPr>
+          <w:b/>
+          <w:bCs/>
+        </w:rPr>
+        <w:t>não disponibiliza comercialmente planos para condomínios com mais de 2 torres</w:t>
+      </w:r>
+      <w:r>
+        <w:t>.</w:t>
+      </w:r>
+    </w:p>
+    <w:p>
+      <w:r>
+        <w:t>A eventual disponibilização futura de planos para estruturas maiores dependerá da capacidade operacional, técnica e comercial da CONTRATADA e poderá estar sujeita a novo orçamento e/ou novo contrato.</w:t>
+      </w:r>
+    </w:p>
+    <w:p>
+      <w:pPr>
+        <w:rPr>
+          <w:b/>
+          <w:bCs/>
+        </w:rPr>
+      </w:pPr>
+      <w:r>
+        <w:rPr>
+          <w:b/>
+          <w:bCs/>
+        </w:rPr>
+        <w:t>3.4.</w:t>
+      </w:r>
+    </w:p>
+    <w:p>
+      <w:r>
+        <w:t>O CONTRATANTE não poderá exigir a contratação de plano para mais de 2 torres enquanto esse serviço não estiver oficialmente disponibilizado pela CONTRATADA.</w:t>
+      </w:r>
+    </w:p>
+    <w:p>
+      <w:r>
+        <w:pict w14:anchorId="1EEA8E3D">
+          <v:rect id="_x0000_i1272" style="width:0;height:1.5pt" o:hralign="center" o:hrstd="t" o:hr="t" fillcolor="#a0a0a0" stroked="f"/>
+        </w:pict>
+      </w:r>
+    </w:p>
+    <w:p>
+      <w:pPr>
+        <w:rPr>
+          <w:b/>
+          <w:bCs/>
+        </w:rPr>
+      </w:pPr>
+      <w:r>
+        <w:rPr>
+          <w:b/>
+          <w:bCs/>
+        </w:rPr>
+        <w:t>4. TAXA DE IMPLANTAÇÃO</w:t>
+      </w:r>
+    </w:p>
+    <w:p>
+      <w:pPr>
+        <w:rPr>
+          <w:b/>
+          <w:bCs/>
+        </w:rPr>
+      </w:pPr>
+      <w:r>
+        <w:rPr>
+          <w:b/>
+          <w:bCs/>
+        </w:rPr>
+        <w:lastRenderedPageBreak/>
+        <w:t>4.1.</w:t>
+      </w:r>
+    </w:p>
+    <w:p>
+      <w:r>
+        <w:t>Para a implantação inicial do sistema será cobrada uma taxa única de:</w:t>
+      </w:r>
+    </w:p>
+    <w:p>
+      <w:r>
+        <w:rPr>
+          <w:b/>
+          <w:bCs/>
+        </w:rPr>
+        <w:t>R$ 3.000,00 (três mil reais).</w:t>
+      </w:r>
+    </w:p>
+    <w:p>
+      <w:pPr>
+        <w:rPr>
+          <w:b/>
+          <w:bCs/>
+        </w:rPr>
+      </w:pPr>
+      <w:r>
+        <w:rPr>
+          <w:b/>
+          <w:bCs/>
+        </w:rPr>
+        <w:t>4.2.</w:t>
+      </w:r>
+    </w:p>
+    <w:p>
+      <w:r>
+        <w:t>A taxa poderá ser paga:</w:t>
+      </w:r>
+    </w:p>
+    <w:p>
+      <w:pPr>
+        <w:numPr>
+          <w:ilvl w:val="0"/>
+          <w:numId w:val="3"/>
+        </w:numPr>
+      </w:pPr>
+      <w:r>
+        <w:t xml:space="preserve">à vista: </w:t>
+      </w:r>
+      <w:r>
+        <w:rPr>
+          <w:b/>
+          <w:bCs/>
+        </w:rPr>
+        <w:t>R$ 3.000,00</w:t>
+      </w:r>
+      <w:r>
+        <w:t>; ou</w:t>
+      </w:r>
+    </w:p>
+    <w:p>
+      <w:pPr>
+        <w:numPr>
+          <w:ilvl w:val="0"/>
+          <w:numId w:val="3"/>
+        </w:numPr>
+      </w:pPr>
+      <w:r>
+        <w:t xml:space="preserve">em 3 parcelas de </w:t>
+      </w:r>
+      <w:r>
+        <w:rPr>
+          <w:b/>
+          <w:bCs/>
+        </w:rPr>
+        <w:t>R$ 1.000,00</w:t>
+      </w:r>
+      <w:r>
+        <w:t>.</w:t>
+      </w:r>
+    </w:p>
+    <w:p>
+      <w:pPr>
+        <w:rPr>
+          <w:b/>
+          <w:bCs/>
+        </w:rPr>
+      </w:pPr>
+      <w:r>
+        <w:rPr>
+          <w:b/>
+          <w:bCs/>
+        </w:rPr>
+        <w:t>4.3.</w:t>
+      </w:r>
+    </w:p>
+    <w:p>
+      <w:r>
+        <w:t>A taxa de implantação contempla, dentro do escopo acordado:</w:t>
+      </w:r>
+    </w:p>
+    <w:p>
+      <w:r>
+        <w:t>a) configuração inicial do sistema;</w:t>
+      </w:r>
+    </w:p>
+    <w:p>
+      <w:r>
+        <w:t>b) preparação da estrutura necessária para utilização;</w:t>
+      </w:r>
+    </w:p>
+    <w:p>
+      <w:r>
+        <w:t>c) configuração da infraestrutura e banco de dados;</w:t>
+      </w:r>
+    </w:p>
+    <w:p>
+      <w:r>
+        <w:t>d) cadastro inicial, dentro dos limites previamente combinados;</w:t>
+      </w:r>
+    </w:p>
+    <w:p>
+      <w:r>
+        <w:t>e) configuração inicial do condomínio;</w:t>
+      </w:r>
+    </w:p>
+    <w:p>
+      <w:r>
+        <w:t>f) treinamento inicial da equipe responsável pela utilização do sistema;</w:t>
+      </w:r>
+    </w:p>
+    <w:p>
+      <w:r>
+        <w:t>g) orientação para utilização das funcionalidades contratadas.</w:t>
+      </w:r>
+    </w:p>
+    <w:p>
+      <w:pPr>
+        <w:rPr>
+          <w:b/>
+          <w:bCs/>
+        </w:rPr>
+      </w:pPr>
+      <w:r>
+        <w:rPr>
+          <w:b/>
+          <w:bCs/>
+        </w:rPr>
+        <w:t>4.4.</w:t>
+      </w:r>
+    </w:p>
+    <w:p>
+      <w:r>
+        <w:t>Atividades extraordinárias, cadastros adicionais, migração complexa de dados, integrações, desenvolvimento de funcionalidades específicas ou serviços que excedam o escopo inicial poderão ser objeto de orçamento separado.</w:t>
+      </w:r>
+    </w:p>
+    <w:p>
+      <w:r>
+        <w:pict w14:anchorId="275F7535">
+          <v:rect id="_x0000_i1273" style="width:0;height:1.5pt" o:hralign="center" o:hrstd="t" o:hr="t" fillcolor="#a0a0a0" stroked="f"/>
+        </w:pict>
+      </w:r>
+    </w:p>
+    <w:p>
+      <w:pPr>
+        <w:rPr>
+          <w:b/>
+          <w:bCs/>
+        </w:rPr>
+      </w:pPr>
+      <w:r>
+        <w:rPr>
+          <w:b/>
+          <w:bCs/>
+        </w:rPr>
+        <w:t>5. PRAZO DE IMPLANTAÇÃO</w:t>
+      </w:r>
+    </w:p>
+    <w:p>
+      <w:pPr>
+        <w:rPr>
+          <w:b/>
+          <w:bCs/>
+        </w:rPr>
+      </w:pPr>
+      <w:r>
+        <w:rPr>
+          <w:b/>
+          <w:bCs/>
+        </w:rPr>
+        <w:t>5.1.</w:t>
+      </w:r>
+    </w:p>
+    <w:p>
+      <w:r>
+        <w:t xml:space="preserve">Após a contratação, pagamento e recebimento de todas as informações necessárias fornecidas pelo CONTRATANTE, a CONTRATADA terá prazo de até </w:t>
+      </w:r>
+      <w:r>
+        <w:rPr>
+          <w:b/>
+          <w:bCs/>
+        </w:rPr>
+        <w:t>10 (dez) dias úteis</w:t>
+      </w:r>
+      <w:r>
+        <w:t xml:space="preserve"> para disponibilizar o sistema em condições de utilização, salvo situações que dependam de informações, documentos ou providências do CONTRATANTE.</w:t>
+      </w:r>
+    </w:p>
+    <w:p>
+      <w:pPr>
+        <w:rPr>
+          <w:b/>
+          <w:bCs/>
+        </w:rPr>
+      </w:pPr>
+      <w:r>
+        <w:rPr>
+          <w:b/>
+          <w:bCs/>
+        </w:rPr>
+        <w:t>5.2.</w:t>
+      </w:r>
+    </w:p>
+    <w:p>
+      <w:r>
+        <w:t>O prazo poderá ser prorrogado quando houver:</w:t>
+      </w:r>
+    </w:p>
+    <w:p>
+      <w:r>
+        <w:lastRenderedPageBreak/>
+        <w:t>a) atraso no fornecimento de informações pelo CONTRATANTE;</w:t>
+      </w:r>
+    </w:p>
+    <w:p>
+      <w:r>
+        <w:t>b) necessidade de correção de informações fornecidas;</w:t>
+      </w:r>
+    </w:p>
+    <w:p>
+      <w:r>
+        <w:t>c) solicitação de alterações fora do escopo contratado;</w:t>
+      </w:r>
+    </w:p>
+    <w:p>
+      <w:r>
+        <w:t>d) indisponibilidade de serviços de terceiros;</w:t>
+      </w:r>
+    </w:p>
+    <w:p>
+      <w:r>
+        <w:t>e) situações de força maior ou caso fortuito.</w:t>
+      </w:r>
+    </w:p>
+    <w:p>
+      <w:r>
+        <w:pict w14:anchorId="14202AD4">
+          <v:rect id="_x0000_i1274" style="width:0;height:1.5pt" o:hralign="center" o:hrstd="t" o:hr="t" fillcolor="#a0a0a0" stroked="f"/>
+        </w:pict>
+      </w:r>
+    </w:p>
+    <w:p>
+      <w:pPr>
+        <w:rPr>
+          <w:b/>
+          <w:bCs/>
+        </w:rPr>
+      </w:pPr>
+      <w:r>
+        <w:rPr>
+          <w:b/>
+          <w:bCs/>
+        </w:rPr>
+        <w:t>6. MENSALIDADE E PAGAMENTO</w:t>
+      </w:r>
+    </w:p>
+    <w:p>
+      <w:pPr>
+        <w:rPr>
+          <w:b/>
+          <w:bCs/>
+        </w:rPr>
+      </w:pPr>
+      <w:r>
+        <w:rPr>
+          <w:b/>
+          <w:bCs/>
+        </w:rPr>
+        <w:t>6.1.</w:t>
+      </w:r>
+    </w:p>
+    <w:p>
+      <w:r>
+        <w:t>A mensalidade será cobrada de acordo com o plano contratado.</w:t>
+      </w:r>
+    </w:p>
+    <w:p>
+      <w:pPr>
+        <w:rPr>
+          <w:b/>
+          <w:bCs/>
+        </w:rPr>
+      </w:pPr>
+      <w:r>
+        <w:rPr>
+          <w:b/>
+          <w:bCs/>
+        </w:rPr>
+        <w:t>6.2.</w:t>
+      </w:r>
+    </w:p>
+    <w:p>
+      <w:r>
+        <w:t>O vencimento será definido na proposta comercial, orçamento, ordem de serviço ou documento de contratação.</w:t>
+      </w:r>
+    </w:p>
+    <w:p>
+      <w:pPr>
+        <w:rPr>
+          <w:b/>
+          <w:bCs/>
+        </w:rPr>
+      </w:pPr>
+      <w:r>
+        <w:rPr>
+          <w:b/>
+          <w:bCs/>
+        </w:rPr>
+        <w:t>6.3.</w:t>
+      </w:r>
+    </w:p>
+    <w:p>
+      <w:r>
+        <w:t>A mensalidade remunera o direito de utilização do sistema, infraestrutura necessária à prestação do serviço, manutenção, atualizações e suporte conforme as condições contratadas.</w:t>
+      </w:r>
+    </w:p>
+    <w:p>
+      <w:pPr>
+        <w:rPr>
+          <w:b/>
+          <w:bCs/>
+        </w:rPr>
+      </w:pPr>
+      <w:r>
+        <w:rPr>
+          <w:b/>
+          <w:bCs/>
+        </w:rPr>
+        <w:t>6.4.</w:t>
+      </w:r>
+    </w:p>
+    <w:p>
+      <w:r>
+        <w:t>A mensalidade não inclui desenvolvimento de funcionalidades exclusivas solicitadas pelo CONTRATANTE, salvo quando expressamente acordado por escrito.</w:t>
+      </w:r>
+    </w:p>
+    <w:p>
+      <w:r>
+        <w:pict w14:anchorId="3117BFD0">
+          <v:rect id="_x0000_i1275" style="width:0;height:1.5pt" o:hralign="center" o:hrstd="t" o:hr="t" fillcolor="#a0a0a0" stroked="f"/>
+        </w:pict>
       </w:r>
     </w:p>
     <w:p>
@@ -382,124 +1043,2911 @@
       </w:r>
     </w:p>
     <w:p>
-      <w:r>
-        <w:t>7.1. O atraso no pagamento de qualquer obrigação (mensalidade ou parcela de implantação) sujeitará o CONTRATANTE à multa de 2% (dois por cento) sobre o valor devido, mais juros de mora de 1% (um por cento) ao mês.</w:t>
-      </w:r>
-      <w:r>
-        <w:br/>
-        <w:t>7.2. Se o atraso for superior a 10 (dez) dias corridos, o CONTRATADO poderá suspender temporariamente o acesso do condomínio ao sistema até a total regularização dos débitos.</w:t>
-      </w:r>
-      <w:r>
-        <w:br/>
-        <w:t>7.3. A suspensão do acesso por inadimplência não quita os valores devidos e não interrompe a contagem do prazo de fidelidade do contrato.</w:t>
-      </w:r>
-    </w:p>
-    <w:p>
-      <w:pPr>
-        <w:rPr>
-          <w:b/>
-          <w:bCs/>
-        </w:rPr>
-      </w:pPr>
-      <w:r>
-        <w:rPr>
-          <w:b/>
-          <w:bCs/>
-        </w:rPr>
-        <w:t>8. PROTEÇÃO DE DADOS (LGPD)</w:t>
-      </w:r>
-    </w:p>
-    <w:p>
-      <w:r>
-        <w:t>8.1. O CONTRATANTE atua como Controlador dos dados pessoais inseridos no sistema, sendo o único responsável pela coleta legal, legitimidade e autorização dos dados de moradores, visitantes e prestadores de serviço, nos termos da Lei nº 13.709/2018 (LGPD).</w:t>
-      </w:r>
-      <w:r>
-        <w:br/>
-        <w:t>8.2. O CONTRATADO atua como Operador de dados, limitando-se a processar, hospedar e armazenar as informações em servidores seguros na nuvem, aplicando medidas de segurança digitais razoáveis para a proteção da base de dados.</w:t>
-      </w:r>
-      <w:r>
-        <w:br/>
-        <w:t>8.3. O CONTRATADO não utilizará, venderá ou compartilhará os dados do condomínio com terceiros sob nenhuma hipótese. Em caso de encerramento do contrato, os dados serão exportados e disponibilizados ao CONTRATANTE, sendo excluídos definitivamente dos servidores do software após 30 dias.</w:t>
-      </w:r>
-    </w:p>
-    <w:p>
-      <w:pPr>
-        <w:rPr>
-          <w:b/>
-          <w:bCs/>
-        </w:rPr>
-      </w:pPr>
-      <w:r>
-        <w:rPr>
-          <w:b/>
-          <w:bCs/>
-        </w:rPr>
-        <w:t>9. RESPONSABILIDADES GERAIS E PROPRIEDADE</w:t>
-      </w:r>
-    </w:p>
-    <w:p>
-      <w:r>
-        <w:t>9.1. O CONTRATANTE obriga-se a manter o sigilo de suas senhas de acesso administrativo, respondendo por qualquer uso indevido da plataforma por seus funcionários ou prepostos.</w:t>
-      </w:r>
-      <w:r>
-        <w:br/>
-        <w:t xml:space="preserve">9.2. O CONTRATADO envidará os melhores esforços para manter o sistema disponível na maior parte do tempo, contudo, o CONTRATANTE declara estar ciente de que softwares baseados em nuvem podem sofrer instabilidades </w:t>
-      </w:r>
+      <w:pPr>
+        <w:rPr>
+          <w:b/>
+          <w:bCs/>
+        </w:rPr>
+      </w:pPr>
+      <w:r>
+        <w:rPr>
+          <w:b/>
+          <w:bCs/>
+        </w:rPr>
+        <w:t>7.1.</w:t>
+      </w:r>
+    </w:p>
+    <w:p>
+      <w:r>
+        <w:t>O atraso no pagamento sujeitará o CONTRATANTE, sem prejuízo das demais medidas previstas neste contrato, a:</w:t>
+      </w:r>
+    </w:p>
+    <w:p>
+      <w:pPr>
+        <w:numPr>
+          <w:ilvl w:val="0"/>
+          <w:numId w:val="4"/>
+        </w:numPr>
+      </w:pPr>
+      <w:r>
+        <w:t xml:space="preserve">multa moratória de </w:t>
+      </w:r>
+      <w:r>
+        <w:rPr>
+          <w:b/>
+          <w:bCs/>
+        </w:rPr>
+        <w:t>2%</w:t>
+      </w:r>
+      <w:r>
+        <w:t xml:space="preserve"> sobre o valor em atraso;</w:t>
+      </w:r>
+    </w:p>
+    <w:p>
+      <w:pPr>
+        <w:numPr>
+          <w:ilvl w:val="0"/>
+          <w:numId w:val="4"/>
+        </w:numPr>
+      </w:pPr>
+      <w:r>
+        <w:t xml:space="preserve">juros de </w:t>
+      </w:r>
+      <w:r>
+        <w:rPr>
+          <w:b/>
+          <w:bCs/>
+        </w:rPr>
+        <w:t>1% ao mês</w:t>
+      </w:r>
+      <w:r>
+        <w:t>, calculados proporcionalmente aos dias de atraso;</w:t>
+      </w:r>
+    </w:p>
+    <w:p>
+      <w:pPr>
+        <w:numPr>
+          <w:ilvl w:val="0"/>
+          <w:numId w:val="4"/>
+        </w:numPr>
+      </w:pPr>
+      <w:r>
+        <w:t>correção monetária, quando aplicável.</w:t>
+      </w:r>
+    </w:p>
+    <w:p>
+      <w:pPr>
+        <w:rPr>
+          <w:b/>
+          <w:bCs/>
+        </w:rPr>
+      </w:pPr>
+      <w:r>
+        <w:rPr>
+          <w:b/>
+          <w:bCs/>
+        </w:rPr>
+        <w:t>7.2.</w:t>
+      </w:r>
+    </w:p>
+    <w:p>
       <w:r>
         <w:lastRenderedPageBreak/>
-        <w:t>temporárias decorrentes de manutenção ou falhas em serviços de infraestrutura global (como servidores de hospedagem).</w:t>
-      </w:r>
-      <w:r>
-        <w:br/>
-        <w:t>9.3. É terminantemente proibido ao CONTRATANTE realizar engenharia reversa, sublicenciar, doar, copiar ou tentar extrair o código-fonte do Vision+, sob pena de rescisão imediata por infração penal e cível de propriedade intelectual.</w:t>
-      </w:r>
-    </w:p>
-    <w:p>
-      <w:pPr>
-        <w:rPr>
-          <w:b/>
-          <w:bCs/>
-        </w:rPr>
-      </w:pPr>
-      <w:r>
-        <w:rPr>
-          <w:b/>
-          <w:bCs/>
-        </w:rPr>
-        <w:t>10. FORO</w:t>
-      </w:r>
-    </w:p>
-    <w:p>
-      <w:r>
-        <w:t xml:space="preserve">10.1. Para dirimir quaisquer dúvidas ou controvérsias oriundas do presente contrato, as partes elegem a Comarca de </w:t>
-      </w:r>
-      <w:r>
-        <w:rPr>
-          <w:b/>
-          <w:bCs/>
-        </w:rPr>
-        <w:t>São Bernardo do Campo - SP</w:t>
-      </w:r>
-      <w:r>
-        <w:t>, com renúncia expressa a qualquer outro foro, por mais privilegiado que seja.</w:t>
-      </w:r>
-    </w:p>
-    <w:p>
-      <w:r>
-        <w:t>E, por estarem justas e contratadas, as partes assinam o presente instrumento em duas vias de igual teor.</w:t>
-      </w:r>
-    </w:p>
-    <w:p>
-      <w:r>
-        <w:t xml:space="preserve">________________________________, ____ de __________________ </w:t>
-      </w:r>
-      <w:proofErr w:type="spellStart"/>
-      <w:r>
-        <w:t>de</w:t>
-      </w:r>
-      <w:proofErr w:type="spellEnd"/>
-      <w:r>
-        <w:t xml:space="preserve"> 2026.</w:t>
+        <w:t>Em caso de inadimplência, a CONTRATADA poderá limitar ou suspender o acesso ao sistema após comunicação ao CONTRATANTE e decurso de prazo razoável para regularização.</w:t>
+      </w:r>
+    </w:p>
+    <w:p>
+      <w:pPr>
+        <w:rPr>
+          <w:b/>
+          <w:bCs/>
+        </w:rPr>
+      </w:pPr>
+      <w:r>
+        <w:rPr>
+          <w:b/>
+          <w:bCs/>
+        </w:rPr>
+        <w:t>7.3.</w:t>
+      </w:r>
+    </w:p>
+    <w:p>
+      <w:r>
+        <w:t>A suspensão por inadimplência não implica cancelamento automático da dívida.</w:t>
+      </w:r>
+    </w:p>
+    <w:p>
+      <w:pPr>
+        <w:rPr>
+          <w:b/>
+          <w:bCs/>
+        </w:rPr>
+      </w:pPr>
+      <w:r>
+        <w:rPr>
+          <w:b/>
+          <w:bCs/>
+        </w:rPr>
+        <w:t>7.4.</w:t>
+      </w:r>
+    </w:p>
+    <w:p>
+      <w:r>
+        <w:t>A reativação do serviço poderá ficar condicionada à regularização dos valores vencidos.</w:t>
+      </w:r>
+    </w:p>
+    <w:p>
+      <w:pPr>
+        <w:rPr>
+          <w:b/>
+          <w:bCs/>
+        </w:rPr>
+      </w:pPr>
+      <w:r>
+        <w:rPr>
+          <w:b/>
+          <w:bCs/>
+        </w:rPr>
+        <w:t>7.5.</w:t>
+      </w:r>
+    </w:p>
+    <w:p>
+      <w:r>
+        <w:t>A CONTRATADA poderá cobrar judicial ou extrajudicialmente valores vencidos, acrescidos dos encargos previstos neste contrato e das despesas legalmente cabíveis.</w:t>
+      </w:r>
+    </w:p>
+    <w:p>
+      <w:r>
+        <w:pict w14:anchorId="77265C43">
+          <v:rect id="_x0000_i1276" style="width:0;height:1.5pt" o:hralign="center" o:hrstd="t" o:hr="t" fillcolor="#a0a0a0" stroked="f"/>
+        </w:pict>
+      </w:r>
+    </w:p>
+    <w:p>
+      <w:pPr>
+        <w:rPr>
+          <w:b/>
+          <w:bCs/>
+        </w:rPr>
+      </w:pPr>
+      <w:r>
+        <w:rPr>
+          <w:b/>
+          <w:bCs/>
+        </w:rPr>
+        <w:t>8. SUPORTE TÉCNICO</w:t>
+      </w:r>
+    </w:p>
+    <w:p>
+      <w:pPr>
+        <w:rPr>
+          <w:b/>
+          <w:bCs/>
+        </w:rPr>
+      </w:pPr>
+      <w:r>
+        <w:rPr>
+          <w:b/>
+          <w:bCs/>
+        </w:rPr>
+        <w:t>8.1.</w:t>
+      </w:r>
+    </w:p>
+    <w:p>
+      <w:r>
+        <w:t xml:space="preserve">O suporte será realizado prioritariamente por </w:t>
+      </w:r>
+      <w:r>
+        <w:rPr>
+          <w:b/>
+          <w:bCs/>
+        </w:rPr>
+        <w:t>WhatsApp</w:t>
+      </w:r>
+      <w:r>
+        <w:t>, em horário comercial, salvo condições diferentes expressamente acordadas.</w:t>
+      </w:r>
+    </w:p>
+    <w:p>
+      <w:pPr>
+        <w:rPr>
+          <w:b/>
+          <w:bCs/>
+        </w:rPr>
+      </w:pPr>
+      <w:r>
+        <w:rPr>
+          <w:b/>
+          <w:bCs/>
+        </w:rPr>
+        <w:t>8.2.</w:t>
+      </w:r>
+    </w:p>
+    <w:p>
+      <w:r>
+        <w:t>O suporte compreende:</w:t>
+      </w:r>
+    </w:p>
+    <w:p>
+      <w:r>
+        <w:t>a) esclarecimento de dúvidas relacionadas ao uso do sistema;</w:t>
+      </w:r>
+    </w:p>
+    <w:p>
+      <w:r>
+        <w:t>b) orientação operacional;</w:t>
+      </w:r>
+    </w:p>
+    <w:p>
+      <w:r>
+        <w:t>c) identificação de erros;</w:t>
+      </w:r>
+    </w:p>
+    <w:p>
+      <w:r>
+        <w:t>d) correção de falhas de responsabilidade da CONTRATADA;</w:t>
+      </w:r>
+    </w:p>
+    <w:p>
+      <w:r>
+        <w:t>e) orientações relacionadas às funcionalidades disponíveis.</w:t>
+      </w:r>
+    </w:p>
+    <w:p>
+      <w:pPr>
+        <w:rPr>
+          <w:b/>
+          <w:bCs/>
+        </w:rPr>
+      </w:pPr>
+      <w:r>
+        <w:rPr>
+          <w:b/>
+          <w:bCs/>
+        </w:rPr>
+        <w:t>8.3.</w:t>
+      </w:r>
+    </w:p>
+    <w:p>
+      <w:r>
+        <w:t>O suporte não inclui:</w:t>
+      </w:r>
+    </w:p>
+    <w:p>
+      <w:r>
+        <w:t>a) treinamento ilimitado de novos funcionários;</w:t>
+      </w:r>
+    </w:p>
+    <w:p>
+      <w:r>
+        <w:t>b) suporte a equipamentos físicos do condomínio;</w:t>
+      </w:r>
+    </w:p>
+    <w:p>
+      <w:r>
+        <w:t>c) manutenção de computadores, impressoras, leitores, câmeras ou outros equipamentos;</w:t>
+      </w:r>
+    </w:p>
+    <w:p>
+      <w:r>
+        <w:lastRenderedPageBreak/>
+        <w:t>d) configuração de redes locais;</w:t>
+      </w:r>
+    </w:p>
+    <w:p>
+      <w:r>
+        <w:t>e) problemas causados por internet do condomínio;</w:t>
+      </w:r>
+    </w:p>
+    <w:p>
+      <w:r>
+        <w:t>f) problemas causados por sistemas de terceiros;</w:t>
+      </w:r>
+    </w:p>
+    <w:p>
+      <w:r>
+        <w:t>g) desenvolvimento de funcionalidades particulares sem contratação específica.</w:t>
+      </w:r>
+    </w:p>
+    <w:p>
+      <w:pPr>
+        <w:rPr>
+          <w:b/>
+          <w:bCs/>
+        </w:rPr>
+      </w:pPr>
+      <w:r>
+        <w:rPr>
+          <w:b/>
+          <w:bCs/>
+        </w:rPr>
+        <w:t>8.4.</w:t>
+      </w:r>
+    </w:p>
+    <w:p>
+      <w:r>
+        <w:t>Solicitações de novas funcionalidades poderão ser avaliadas pela CONTRATADA e, quando aplicável, poderão gerar orçamento separado.</w:t>
+      </w:r>
+    </w:p>
+    <w:p>
+      <w:r>
+        <w:pict w14:anchorId="15AE5E0B">
+          <v:rect id="_x0000_i1277" style="width:0;height:1.5pt" o:hralign="center" o:hrstd="t" o:hr="t" fillcolor="#a0a0a0" stroked="f"/>
+        </w:pict>
+      </w:r>
+    </w:p>
+    <w:p>
+      <w:pPr>
+        <w:rPr>
+          <w:b/>
+          <w:bCs/>
+        </w:rPr>
+      </w:pPr>
+      <w:r>
+        <w:rPr>
+          <w:b/>
+          <w:bCs/>
+        </w:rPr>
+        <w:t>9. MANUTENÇÃO E ATUALIZAÇÕES</w:t>
+      </w:r>
+    </w:p>
+    <w:p>
+      <w:pPr>
+        <w:rPr>
+          <w:b/>
+          <w:bCs/>
+        </w:rPr>
+      </w:pPr>
+      <w:r>
+        <w:rPr>
+          <w:b/>
+          <w:bCs/>
+        </w:rPr>
+        <w:t>9.1.</w:t>
+      </w:r>
+    </w:p>
+    <w:p>
+      <w:r>
+        <w:t>A CONTRATADA poderá realizar atualizações, correções, melhorias e manutenções no sistema.</w:t>
+      </w:r>
+    </w:p>
+    <w:p>
+      <w:pPr>
+        <w:rPr>
+          <w:b/>
+          <w:bCs/>
+        </w:rPr>
+      </w:pPr>
+      <w:r>
+        <w:rPr>
+          <w:b/>
+          <w:bCs/>
+        </w:rPr>
+        <w:t>9.2.</w:t>
+      </w:r>
+    </w:p>
+    <w:p>
+      <w:r>
+        <w:t>Sempre que possível, manutenções programadas serão realizadas de forma a minimizar impactos na operação.</w:t>
+      </w:r>
+    </w:p>
+    <w:p>
+      <w:pPr>
+        <w:rPr>
+          <w:b/>
+          <w:bCs/>
+        </w:rPr>
+      </w:pPr>
+      <w:r>
+        <w:rPr>
+          <w:b/>
+          <w:bCs/>
+        </w:rPr>
+        <w:t>9.3.</w:t>
+      </w:r>
+    </w:p>
+    <w:p>
+      <w:r>
+        <w:t>Atualizações poderão modificar, aprimorar, substituir ou retirar funcionalidades, desde que isso não prejudique injustificadamente a finalidade principal do serviço contratado.</w:t>
+      </w:r>
+    </w:p>
+    <w:p>
+      <w:pPr>
+        <w:rPr>
+          <w:b/>
+          <w:bCs/>
+        </w:rPr>
+      </w:pPr>
+      <w:r>
+        <w:rPr>
+          <w:b/>
+          <w:bCs/>
+        </w:rPr>
+        <w:t>9.4.</w:t>
+      </w:r>
+    </w:p>
+    <w:p>
+      <w:r>
+        <w:t>A CONTRATADA não garante que todas as funcionalidades existentes permanecerão permanentemente disponíveis ou inalteradas.</w:t>
+      </w:r>
+    </w:p>
+    <w:p>
+      <w:r>
+        <w:pict w14:anchorId="5D5A8E75">
+          <v:rect id="_x0000_i1278" style="width:0;height:1.5pt" o:hralign="center" o:hrstd="t" o:hr="t" fillcolor="#a0a0a0" stroked="f"/>
+        </w:pict>
+      </w:r>
+    </w:p>
+    <w:p>
+      <w:pPr>
+        <w:rPr>
+          <w:b/>
+          <w:bCs/>
+        </w:rPr>
+      </w:pPr>
+      <w:r>
+        <w:rPr>
+          <w:b/>
+          <w:bCs/>
+        </w:rPr>
+        <w:t>10. DISPONIBILIDADE DO SISTEMA</w:t>
+      </w:r>
+    </w:p>
+    <w:p>
+      <w:pPr>
+        <w:rPr>
+          <w:b/>
+          <w:bCs/>
+        </w:rPr>
+      </w:pPr>
+      <w:r>
+        <w:rPr>
+          <w:b/>
+          <w:bCs/>
+        </w:rPr>
+        <w:t>10.1.</w:t>
+      </w:r>
+    </w:p>
+    <w:p>
+      <w:r>
+        <w:t>A CONTRATADA empregará esforços razoáveis para manter o sistema disponível e funcionando adequadamente.</w:t>
+      </w:r>
+    </w:p>
+    <w:p>
+      <w:pPr>
+        <w:rPr>
+          <w:b/>
+          <w:bCs/>
+        </w:rPr>
+      </w:pPr>
+      <w:r>
+        <w:rPr>
+          <w:b/>
+          <w:bCs/>
+        </w:rPr>
+        <w:t>10.2.</w:t>
+      </w:r>
+    </w:p>
+    <w:p>
+      <w:r>
+        <w:t>O CONTRATANTE reconhece que serviços digitais podem sofrer indisponibilidades decorrentes de:</w:t>
+      </w:r>
+    </w:p>
+    <w:p>
+      <w:r>
+        <w:t>a) falhas de internet;</w:t>
+      </w:r>
+    </w:p>
+    <w:p>
+      <w:r>
+        <w:lastRenderedPageBreak/>
+        <w:t>b) problemas de servidores ou infraestrutura de terceiros;</w:t>
+      </w:r>
+    </w:p>
+    <w:p>
+      <w:r>
+        <w:t>c) falhas em serviços de nuvem;</w:t>
+      </w:r>
+    </w:p>
+    <w:p>
+      <w:r>
+        <w:t>d) manutenção;</w:t>
+      </w:r>
+    </w:p>
+    <w:p>
+      <w:r>
+        <w:t>e) ataques cibernéticos;</w:t>
+      </w:r>
+    </w:p>
+    <w:p>
+      <w:r>
+        <w:t>f) falhas de equipamentos;</w:t>
+      </w:r>
+    </w:p>
+    <w:p>
+      <w:r>
+        <w:t>g) interrupções de energia;</w:t>
+      </w:r>
+    </w:p>
+    <w:p>
+      <w:r>
+        <w:t>h) situações de força maior;</w:t>
+      </w:r>
+    </w:p>
+    <w:p>
+      <w:r>
+        <w:t>i) outros eventos fora do controle razoável da CONTRATADA.</w:t>
+      </w:r>
+    </w:p>
+    <w:p>
+      <w:pPr>
+        <w:rPr>
+          <w:b/>
+          <w:bCs/>
+        </w:rPr>
+      </w:pPr>
+      <w:r>
+        <w:rPr>
+          <w:b/>
+          <w:bCs/>
+        </w:rPr>
+        <w:t>10.3.</w:t>
+      </w:r>
+    </w:p>
+    <w:p>
+      <w:r>
+        <w:t>Não será considerada falha contratual a indisponibilidade causada por fatores externos à responsabilidade direta da CONTRATADA.</w:t>
+      </w:r>
+    </w:p>
+    <w:p>
+      <w:r>
+        <w:pict w14:anchorId="7617FCC3">
+          <v:rect id="_x0000_i1279" style="width:0;height:1.5pt" o:hralign="center" o:hrstd="t" o:hr="t" fillcolor="#a0a0a0" stroked="f"/>
+        </w:pict>
+      </w:r>
+    </w:p>
+    <w:p>
+      <w:pPr>
+        <w:rPr>
+          <w:b/>
+          <w:bCs/>
+        </w:rPr>
+      </w:pPr>
+      <w:r>
+        <w:rPr>
+          <w:b/>
+          <w:bCs/>
+        </w:rPr>
+        <w:t>11. INFRAESTRUTURA E BANCO DE DADOS</w:t>
+      </w:r>
+    </w:p>
+    <w:p>
+      <w:pPr>
+        <w:rPr>
+          <w:b/>
+          <w:bCs/>
+        </w:rPr>
+      </w:pPr>
+      <w:r>
+        <w:rPr>
+          <w:b/>
+          <w:bCs/>
+        </w:rPr>
+        <w:t>11.1.</w:t>
+      </w:r>
+    </w:p>
+    <w:p>
+      <w:r>
+        <w:t>A infraestrutura e o banco de dados necessários ao funcionamento do VISION+ estão incluídos no plano contratado, dentro dos limites de utilização previstos neste contrato.</w:t>
+      </w:r>
+    </w:p>
+    <w:p>
+      <w:pPr>
+        <w:rPr>
+          <w:b/>
+          <w:bCs/>
+        </w:rPr>
+      </w:pPr>
+      <w:r>
+        <w:rPr>
+          <w:b/>
+          <w:bCs/>
+        </w:rPr>
+        <w:t>11.2.</w:t>
+      </w:r>
+    </w:p>
+    <w:p>
+      <w:r>
+        <w:t>A CONTRATADA poderá utilizar serviços de terceiros especializados em hospedagem, armazenamento, autenticação, banco de dados, segurança e infraestrutura.</w:t>
+      </w:r>
+    </w:p>
+    <w:p>
+      <w:pPr>
+        <w:rPr>
+          <w:b/>
+          <w:bCs/>
+        </w:rPr>
+      </w:pPr>
+      <w:r>
+        <w:rPr>
+          <w:b/>
+          <w:bCs/>
+        </w:rPr>
+        <w:t>11.3.</w:t>
+      </w:r>
+    </w:p>
+    <w:p>
+      <w:r>
+        <w:t>O CONTRATANTE reconhece que a operação do sistema pode depender de serviços tecnológicos de terceiros.</w:t>
+      </w:r>
+    </w:p>
+    <w:p>
+      <w:pPr>
+        <w:rPr>
+          <w:b/>
+          <w:bCs/>
+        </w:rPr>
+      </w:pPr>
+      <w:r>
+        <w:rPr>
+          <w:b/>
+          <w:bCs/>
+        </w:rPr>
+        <w:t>11.4.</w:t>
+      </w:r>
+    </w:p>
+    <w:p>
+      <w:r>
+        <w:t>A CONTRATADA adotará medidas técnicas e organizacionais razoáveis para proteção das informações armazenadas.</w:t>
+      </w:r>
+    </w:p>
+    <w:p>
+      <w:r>
+        <w:pict w14:anchorId="1148B203">
+          <v:rect id="_x0000_i1280" style="width:0;height:1.5pt" o:hralign="center" o:hrstd="t" o:hr="t" fillcolor="#a0a0a0" stroked="f"/>
+        </w:pict>
+      </w:r>
+    </w:p>
+    <w:p>
+      <w:pPr>
+        <w:rPr>
+          <w:b/>
+          <w:bCs/>
+        </w:rPr>
+      </w:pPr>
+      <w:r>
+        <w:rPr>
+          <w:b/>
+          <w:bCs/>
+        </w:rPr>
+        <w:t>12. BACKUPS E RECUPERAÇÃO DE DADOS</w:t>
+      </w:r>
+    </w:p>
+    <w:p>
+      <w:pPr>
+        <w:rPr>
+          <w:b/>
+          <w:bCs/>
+        </w:rPr>
+      </w:pPr>
+      <w:r>
+        <w:rPr>
+          <w:b/>
+          <w:bCs/>
+        </w:rPr>
+        <w:t>12.1.</w:t>
+      </w:r>
+    </w:p>
+    <w:p>
+      <w:r>
+        <w:lastRenderedPageBreak/>
+        <w:t>Quando tecnicamente disponível, a CONTRATADA poderá realizar mecanismos de backup e recuperação de dados compatíveis com a infraestrutura utilizada.</w:t>
+      </w:r>
+    </w:p>
+    <w:p>
+      <w:pPr>
+        <w:rPr>
+          <w:b/>
+          <w:bCs/>
+        </w:rPr>
+      </w:pPr>
+      <w:r>
+        <w:rPr>
+          <w:b/>
+          <w:bCs/>
+        </w:rPr>
+        <w:t>12.2.</w:t>
+      </w:r>
+    </w:p>
+    <w:p>
+      <w:r>
+        <w:t>O CONTRATANTE reconhece que nenhum sistema informatizado está absolutamente imune a perda, corrupção ou indisponibilidade de dados.</w:t>
+      </w:r>
+    </w:p>
+    <w:p>
+      <w:pPr>
+        <w:rPr>
+          <w:b/>
+          <w:bCs/>
+        </w:rPr>
+      </w:pPr>
+      <w:r>
+        <w:rPr>
+          <w:b/>
+          <w:bCs/>
+        </w:rPr>
+        <w:t>12.3.</w:t>
+      </w:r>
+    </w:p>
+    <w:p>
+      <w:r>
+        <w:t>A CONTRATADA não será responsável por perda de informações decorrente de ações do CONTRATANTE, exclusões realizadas por usuários autorizados, uso indevido do sistema ou falhas externas fora de seu controle.</w:t>
+      </w:r>
+    </w:p>
+    <w:p>
+      <w:r>
+        <w:pict w14:anchorId="2CE1E998">
+          <v:rect id="_x0000_i1281" style="width:0;height:1.5pt" o:hralign="center" o:hrstd="t" o:hr="t" fillcolor="#a0a0a0" stroked="f"/>
+        </w:pict>
+      </w:r>
+    </w:p>
+    <w:p>
+      <w:pPr>
+        <w:rPr>
+          <w:b/>
+          <w:bCs/>
+        </w:rPr>
+      </w:pPr>
+      <w:r>
+        <w:rPr>
+          <w:b/>
+          <w:bCs/>
+        </w:rPr>
+        <w:t>13. RESPONSABILIDADE PELO CADASTRO E PELOS DADOS</w:t>
+      </w:r>
+    </w:p>
+    <w:p>
+      <w:pPr>
+        <w:rPr>
+          <w:b/>
+          <w:bCs/>
+        </w:rPr>
+      </w:pPr>
+      <w:r>
+        <w:rPr>
+          <w:b/>
+          <w:bCs/>
+        </w:rPr>
+        <w:t>13.1.</w:t>
+      </w:r>
+    </w:p>
+    <w:p>
+      <w:r>
+        <w:t>O CONTRATANTE é responsável pela veracidade, legalidade, atualização e legitimidade das informações inseridas no sistema.</w:t>
+      </w:r>
+    </w:p>
+    <w:p>
+      <w:pPr>
+        <w:rPr>
+          <w:b/>
+          <w:bCs/>
+        </w:rPr>
+      </w:pPr>
+      <w:r>
+        <w:rPr>
+          <w:b/>
+          <w:bCs/>
+        </w:rPr>
+        <w:t>13.2.</w:t>
+      </w:r>
+    </w:p>
+    <w:p>
+      <w:r>
+        <w:t>O CONTRATANTE deverá garantir que possui autorização ou base legal adequada para inserir e tratar os dados pessoais cadastrados no VISION+.</w:t>
+      </w:r>
+    </w:p>
+    <w:p>
+      <w:pPr>
+        <w:rPr>
+          <w:b/>
+          <w:bCs/>
+        </w:rPr>
+      </w:pPr>
+      <w:r>
+        <w:rPr>
+          <w:b/>
+          <w:bCs/>
+        </w:rPr>
+        <w:t>13.3.</w:t>
+      </w:r>
+    </w:p>
+    <w:p>
+      <w:r>
+        <w:t>A CONTRATADA não será responsável pela utilização indevida de dados realizada pelo CONTRATANTE ou por seus funcionários, colaboradores, prestadores ou usuários autorizados.</w:t>
+      </w:r>
+    </w:p>
+    <w:p>
+      <w:pPr>
+        <w:rPr>
+          <w:b/>
+          <w:bCs/>
+        </w:rPr>
+      </w:pPr>
+      <w:r>
+        <w:rPr>
+          <w:b/>
+          <w:bCs/>
+        </w:rPr>
+        <w:t>13.4.</w:t>
+      </w:r>
+    </w:p>
+    <w:p>
+      <w:r>
+        <w:t>O CONTRATANTE deverá comunicar imediatamente qualquer suspeita de acesso indevido, vazamento, perda de credenciais ou incidente relacionado à segurança.</w:t>
+      </w:r>
+    </w:p>
+    <w:p>
+      <w:r>
+        <w:pict w14:anchorId="71CB3126">
+          <v:rect id="_x0000_i1282" style="width:0;height:1.5pt" o:hralign="center" o:hrstd="t" o:hr="t" fillcolor="#a0a0a0" stroked="f"/>
+        </w:pict>
+      </w:r>
+    </w:p>
+    <w:p>
+      <w:pPr>
+        <w:rPr>
+          <w:b/>
+          <w:bCs/>
+        </w:rPr>
+      </w:pPr>
+      <w:r>
+        <w:rPr>
+          <w:b/>
+          <w:bCs/>
+        </w:rPr>
+        <w:t>14. LGPD E PROTEÇÃO DE DADOS</w:t>
+      </w:r>
+    </w:p>
+    <w:p>
+      <w:pPr>
+        <w:rPr>
+          <w:b/>
+          <w:bCs/>
+        </w:rPr>
+      </w:pPr>
+      <w:r>
+        <w:rPr>
+          <w:b/>
+          <w:bCs/>
+        </w:rPr>
+        <w:t>14.1.</w:t>
+      </w:r>
+    </w:p>
+    <w:p>
+      <w:r>
+        <w:t xml:space="preserve">As partes comprometem-se a observar a </w:t>
+      </w:r>
+      <w:r>
+        <w:rPr>
+          <w:b/>
+          <w:bCs/>
+        </w:rPr>
+        <w:t>Lei nº 13.709/2018 — Lei Geral de Proteção de Dados Pessoais (LGPD)</w:t>
+      </w:r>
+      <w:r>
+        <w:t xml:space="preserve"> e demais normas aplicáveis.</w:t>
+      </w:r>
+    </w:p>
+    <w:p>
+      <w:pPr>
+        <w:rPr>
+          <w:b/>
+          <w:bCs/>
+        </w:rPr>
+      </w:pPr>
+      <w:r>
+        <w:rPr>
+          <w:b/>
+          <w:bCs/>
+        </w:rPr>
+        <w:t>14.2.</w:t>
+      </w:r>
+    </w:p>
+    <w:p>
+      <w:r>
+        <w:lastRenderedPageBreak/>
+        <w:t>Para os dados pessoais inseridos pelo CONTRATANTE no sistema, o CONTRATANTE será, em regra, responsável pelas decisões relacionadas à finalidade e utilização desses dados.</w:t>
+      </w:r>
+    </w:p>
+    <w:p>
+      <w:pPr>
+        <w:rPr>
+          <w:b/>
+          <w:bCs/>
+        </w:rPr>
+      </w:pPr>
+      <w:r>
+        <w:rPr>
+          <w:b/>
+          <w:bCs/>
+        </w:rPr>
+        <w:t>14.3.</w:t>
+      </w:r>
+    </w:p>
+    <w:p>
+      <w:r>
+        <w:t>A CONTRATADA realizará o tratamento dos dados necessários à prestação dos serviços contratados, atuando conforme as instruções legítimas do CONTRATANTE e dentro das finalidades do sistema.</w:t>
+      </w:r>
+    </w:p>
+    <w:p>
+      <w:pPr>
+        <w:rPr>
+          <w:b/>
+          <w:bCs/>
+        </w:rPr>
+      </w:pPr>
+      <w:r>
+        <w:rPr>
+          <w:b/>
+          <w:bCs/>
+        </w:rPr>
+        <w:t>14.4.</w:t>
+      </w:r>
+    </w:p>
+    <w:p>
+      <w:r>
+        <w:t>A CONTRATADA deverá adotar medidas razoáveis de segurança para proteger os dados contra acessos não autorizados e situações acidentais ou ilícitas.</w:t>
+      </w:r>
+    </w:p>
+    <w:p>
+      <w:pPr>
+        <w:rPr>
+          <w:b/>
+          <w:bCs/>
+        </w:rPr>
+      </w:pPr>
+      <w:r>
+        <w:rPr>
+          <w:b/>
+          <w:bCs/>
+        </w:rPr>
+        <w:t>14.5.</w:t>
+      </w:r>
+    </w:p>
+    <w:p>
+      <w:r>
+        <w:t>O CONTRATANTE será responsável por:</w:t>
+      </w:r>
+    </w:p>
+    <w:p>
+      <w:r>
+        <w:t>a) possuir base legal para tratamento dos dados;</w:t>
+      </w:r>
+    </w:p>
+    <w:p>
+      <w:r>
+        <w:t>b) fornecer informações e avisos necessários aos titulares;</w:t>
+      </w:r>
+    </w:p>
+    <w:p>
+      <w:r>
+        <w:t>c) controlar quem possui autorização para acessar o sistema;</w:t>
+      </w:r>
+    </w:p>
+    <w:p>
+      <w:r>
+        <w:t>d) manter senhas e credenciais sob controle;</w:t>
+      </w:r>
+    </w:p>
+    <w:p>
+      <w:r>
+        <w:t>e) comunicar incidentes de segurança à CONTRATADA.</w:t>
+      </w:r>
+    </w:p>
+    <w:p>
+      <w:pPr>
+        <w:rPr>
+          <w:b/>
+          <w:bCs/>
+        </w:rPr>
+      </w:pPr>
+      <w:r>
+        <w:rPr>
+          <w:b/>
+          <w:bCs/>
+        </w:rPr>
+        <w:t>14.6.</w:t>
+      </w:r>
+    </w:p>
+    <w:p>
+      <w:r>
+        <w:t>A CONTRATADA poderá utilizar fornecedores tecnológicos necessários à operação da plataforma, observadas as obrigações legais aplicáveis.</w:t>
+      </w:r>
+    </w:p>
+    <w:p>
+      <w:r>
+        <w:pict w14:anchorId="1B298335">
+          <v:rect id="_x0000_i1283" style="width:0;height:1.5pt" o:hralign="center" o:hrstd="t" o:hr="t" fillcolor="#a0a0a0" stroked="f"/>
+        </w:pict>
+      </w:r>
+    </w:p>
+    <w:p>
+      <w:pPr>
+        <w:rPr>
+          <w:b/>
+          <w:bCs/>
+        </w:rPr>
+      </w:pPr>
+      <w:r>
+        <w:rPr>
+          <w:b/>
+          <w:bCs/>
+        </w:rPr>
+        <w:t>15. SEGURANÇA DE ACESSO</w:t>
+      </w:r>
+    </w:p>
+    <w:p>
+      <w:pPr>
+        <w:rPr>
+          <w:b/>
+          <w:bCs/>
+        </w:rPr>
+      </w:pPr>
+      <w:r>
+        <w:rPr>
+          <w:b/>
+          <w:bCs/>
+        </w:rPr>
+        <w:t>15.1.</w:t>
+      </w:r>
+    </w:p>
+    <w:p>
+      <w:r>
+        <w:t>Cada usuário deverá utilizar suas próprias credenciais de acesso, quando essa funcionalidade estiver disponível.</w:t>
+      </w:r>
+    </w:p>
+    <w:p>
+      <w:pPr>
+        <w:rPr>
+          <w:b/>
+          <w:bCs/>
+        </w:rPr>
+      </w:pPr>
+      <w:r>
+        <w:rPr>
+          <w:b/>
+          <w:bCs/>
+        </w:rPr>
+        <w:t>15.2.</w:t>
+      </w:r>
+    </w:p>
+    <w:p>
+      <w:r>
+        <w:t>É proibido compartilhar senhas ou credenciais de acesso.</w:t>
+      </w:r>
+    </w:p>
+    <w:p>
+      <w:pPr>
+        <w:rPr>
+          <w:b/>
+          <w:bCs/>
+        </w:rPr>
+      </w:pPr>
+      <w:r>
+        <w:rPr>
+          <w:b/>
+          <w:bCs/>
+        </w:rPr>
+        <w:t>15.3.</w:t>
+      </w:r>
+    </w:p>
+    <w:p>
+      <w:r>
+        <w:t>O CONTRATANTE é responsável pela administração dos usuários autorizados do condomínio.</w:t>
+      </w:r>
+    </w:p>
+    <w:p>
+      <w:pPr>
+        <w:rPr>
+          <w:b/>
+          <w:bCs/>
+        </w:rPr>
+      </w:pPr>
+      <w:r>
+        <w:rPr>
+          <w:b/>
+          <w:bCs/>
+        </w:rPr>
+        <w:t>15.4.</w:t>
+      </w:r>
+    </w:p>
+    <w:p>
+      <w:r>
+        <w:lastRenderedPageBreak/>
+        <w:t>Ao identificar funcionário, colaborador ou terceiro que não deva mais possuir acesso ao sistema, o CONTRATANTE deverá providenciar sua remoção ou solicitar a remoção à CONTRATADA.</w:t>
+      </w:r>
+    </w:p>
+    <w:p>
+      <w:pPr>
+        <w:rPr>
+          <w:b/>
+          <w:bCs/>
+        </w:rPr>
+      </w:pPr>
+      <w:r>
+        <w:rPr>
+          <w:b/>
+          <w:bCs/>
+        </w:rPr>
+        <w:t>15.5.</w:t>
+      </w:r>
+    </w:p>
+    <w:p>
+      <w:r>
+        <w:t>A CONTRATADA poderá bloquear contas ou acessos que apresentem comportamento suspeito ou risco à segurança do sistema.</w:t>
+      </w:r>
+    </w:p>
+    <w:p>
+      <w:r>
+        <w:pict w14:anchorId="229B3A3C">
+          <v:rect id="_x0000_i1284" style="width:0;height:1.5pt" o:hralign="center" o:hrstd="t" o:hr="t" fillcolor="#a0a0a0" stroked="f"/>
+        </w:pict>
+      </w:r>
+    </w:p>
+    <w:p>
+      <w:pPr>
+        <w:rPr>
+          <w:b/>
+          <w:bCs/>
+        </w:rPr>
+      </w:pPr>
+      <w:r>
+        <w:rPr>
+          <w:b/>
+          <w:bCs/>
+        </w:rPr>
+        <w:t>16. RESPONSABILIDADES DO CONTRATANTE</w:t>
+      </w:r>
+    </w:p>
+    <w:p>
+      <w:r>
+        <w:t>São obrigações do CONTRATANTE:</w:t>
+      </w:r>
+    </w:p>
+    <w:p>
+      <w:r>
+        <w:t>a) pagar pontualmente os valores contratados;</w:t>
+      </w:r>
+    </w:p>
+    <w:p>
+      <w:r>
+        <w:t>b) fornecer informações corretas para implantação;</w:t>
+      </w:r>
+    </w:p>
+    <w:p>
+      <w:r>
+        <w:t>c) utilizar o sistema de acordo com este contrato;</w:t>
+      </w:r>
+    </w:p>
+    <w:p>
+      <w:r>
+        <w:t>d) não compartilhar acessos indevidamente;</w:t>
+      </w:r>
+    </w:p>
+    <w:p>
+      <w:r>
+        <w:t>e) manter seus usuários orientados quanto à utilização do sistema;</w:t>
+      </w:r>
+    </w:p>
+    <w:p>
+      <w:r>
+        <w:t>f) comunicar problemas técnicos;</w:t>
+      </w:r>
+    </w:p>
+    <w:p>
+      <w:r>
+        <w:t>g) não utilizar o sistema para atividades ilícitas;</w:t>
+      </w:r>
+    </w:p>
+    <w:p>
+      <w:r>
+        <w:t>h) manter equipamentos e conexão de internet adequados;</w:t>
+      </w:r>
+    </w:p>
+    <w:p>
+      <w:r>
+        <w:t>i) respeitar os limites do plano contratado;</w:t>
+      </w:r>
+    </w:p>
+    <w:p>
+      <w:r>
+        <w:t>j) comunicar alterações relevantes nas informações do condomínio.</w:t>
+      </w:r>
+    </w:p>
+    <w:p>
+      <w:r>
+        <w:pict w14:anchorId="3815C931">
+          <v:rect id="_x0000_i1285" style="width:0;height:1.5pt" o:hralign="center" o:hrstd="t" o:hr="t" fillcolor="#a0a0a0" stroked="f"/>
+        </w:pict>
+      </w:r>
+    </w:p>
+    <w:p>
+      <w:pPr>
+        <w:rPr>
+          <w:b/>
+          <w:bCs/>
+        </w:rPr>
+      </w:pPr>
+      <w:r>
+        <w:rPr>
+          <w:b/>
+          <w:bCs/>
+        </w:rPr>
+        <w:t>17. RESPONSABILIDADES DA CONTRATADA</w:t>
+      </w:r>
+    </w:p>
+    <w:p>
+      <w:r>
+        <w:t>São obrigações da CONTRATADA:</w:t>
+      </w:r>
+    </w:p>
+    <w:p>
+      <w:r>
+        <w:t>a) disponibilizar o VISION+ de acordo com o plano contratado;</w:t>
+      </w:r>
+    </w:p>
+    <w:p>
+      <w:r>
+        <w:t>b) prestar o suporte previsto neste contrato;</w:t>
+      </w:r>
+    </w:p>
+    <w:p>
+      <w:r>
+        <w:t>c) realizar correções de falhas de responsabilidade da plataforma;</w:t>
+      </w:r>
+    </w:p>
+    <w:p>
+      <w:r>
+        <w:t>d) manter a infraestrutura necessária dentro das condições contratadas;</w:t>
+      </w:r>
+    </w:p>
+    <w:p>
+      <w:r>
+        <w:t>e) adotar medidas razoáveis de segurança;</w:t>
+      </w:r>
+    </w:p>
+    <w:p>
+      <w:r>
+        <w:t>f) preservar a confidencialidade das informações às quais tiver acesso em razão da prestação dos serviços;</w:t>
+      </w:r>
+    </w:p>
+    <w:p>
+      <w:r>
+        <w:lastRenderedPageBreak/>
+        <w:t>g) cumprir a legislação aplicável à sua atividade.</w:t>
+      </w:r>
+    </w:p>
+    <w:p>
+      <w:r>
+        <w:pict w14:anchorId="36D43BE3">
+          <v:rect id="_x0000_i1286" style="width:0;height:1.5pt" o:hralign="center" o:hrstd="t" o:hr="t" fillcolor="#a0a0a0" stroked="f"/>
+        </w:pict>
+      </w:r>
+    </w:p>
+    <w:p>
+      <w:pPr>
+        <w:rPr>
+          <w:b/>
+          <w:bCs/>
+        </w:rPr>
+      </w:pPr>
+      <w:r>
+        <w:rPr>
+          <w:b/>
+          <w:bCs/>
+        </w:rPr>
+        <w:t>18. LIMITAÇÃO DE RESPONSABILIDADE</w:t>
+      </w:r>
+    </w:p>
+    <w:p>
+      <w:pPr>
+        <w:rPr>
+          <w:b/>
+          <w:bCs/>
+        </w:rPr>
+      </w:pPr>
+      <w:r>
+        <w:rPr>
+          <w:b/>
+          <w:bCs/>
+        </w:rPr>
+        <w:t>18.1.</w:t>
+      </w:r>
+    </w:p>
+    <w:p>
+      <w:r>
+        <w:t>A CONTRATADA não será responsável por danos decorrentes de:</w:t>
+      </w:r>
+    </w:p>
+    <w:p>
+      <w:r>
+        <w:t>a) uso incorreto do sistema;</w:t>
+      </w:r>
+    </w:p>
+    <w:p>
+      <w:r>
+        <w:t>b) compartilhamento de senhas;</w:t>
+      </w:r>
+    </w:p>
+    <w:p>
+      <w:r>
+        <w:t>c) acesso realizado por usuários autorizados pelo CONTRATANTE;</w:t>
+      </w:r>
+    </w:p>
+    <w:p>
+      <w:r>
+        <w:t>d) informações incorretamente cadastradas;</w:t>
+      </w:r>
+    </w:p>
+    <w:p>
+      <w:r>
+        <w:t>e) falhas de internet;</w:t>
+      </w:r>
+    </w:p>
+    <w:p>
+      <w:r>
+        <w:t>f) falhas de equipamentos do CONTRATANTE;</w:t>
+      </w:r>
+    </w:p>
+    <w:p>
+      <w:r>
+        <w:t>g) serviços de terceiros;</w:t>
+      </w:r>
+    </w:p>
+    <w:p>
+      <w:r>
+        <w:t>h) ataques ou incidentes causados por fatores externos, apesar da adoção de medidas razoáveis de segurança;</w:t>
+      </w:r>
+    </w:p>
+    <w:p>
+      <w:r>
+        <w:t>i) atos praticados por moradores, visitantes, funcionários ou terceiros;</w:t>
+      </w:r>
+    </w:p>
+    <w:p>
+      <w:r>
+        <w:t>j) decisões administrativas tomadas pelo condomínio.</w:t>
+      </w:r>
+    </w:p>
+    <w:p>
+      <w:pPr>
+        <w:rPr>
+          <w:b/>
+          <w:bCs/>
+        </w:rPr>
+      </w:pPr>
+      <w:r>
+        <w:rPr>
+          <w:b/>
+          <w:bCs/>
+        </w:rPr>
+        <w:t>18.2.</w:t>
+      </w:r>
+    </w:p>
+    <w:p>
+      <w:r>
+        <w:t>O sistema é ferramenta de apoio administrativo e não constitui garantia de segurança física do condomínio.</w:t>
+      </w:r>
+    </w:p>
+    <w:p>
+      <w:pPr>
+        <w:rPr>
+          <w:b/>
+          <w:bCs/>
+        </w:rPr>
+      </w:pPr>
+      <w:r>
+        <w:rPr>
+          <w:b/>
+          <w:bCs/>
+        </w:rPr>
+        <w:t>18.3.</w:t>
+      </w:r>
+    </w:p>
+    <w:p>
+      <w:r>
+        <w:t>A CONTRATADA não substitui empresas de segurança, porteiros, síndicos, administradoras ou demais profissionais responsáveis pelo condomínio.</w:t>
+      </w:r>
+    </w:p>
+    <w:p>
+      <w:r>
+        <w:pict w14:anchorId="070A3A33">
+          <v:rect id="_x0000_i1287" style="width:0;height:1.5pt" o:hralign="center" o:hrstd="t" o:hr="t" fillcolor="#a0a0a0" stroked="f"/>
+        </w:pict>
+      </w:r>
+    </w:p>
+    <w:p>
+      <w:pPr>
+        <w:rPr>
+          <w:b/>
+          <w:bCs/>
+        </w:rPr>
+      </w:pPr>
+      <w:r>
+        <w:rPr>
+          <w:b/>
+          <w:bCs/>
+        </w:rPr>
+        <w:t>19. PROPRIEDADE INTELECTUAL</w:t>
+      </w:r>
+    </w:p>
+    <w:p>
+      <w:pPr>
+        <w:rPr>
+          <w:b/>
+          <w:bCs/>
+        </w:rPr>
+      </w:pPr>
+      <w:r>
+        <w:rPr>
+          <w:b/>
+          <w:bCs/>
+        </w:rPr>
+        <w:t>19.1.</w:t>
+      </w:r>
+    </w:p>
+    <w:p>
+      <w:r>
+        <w:t>Todo o código-fonte, arquitetura, banco estrutural, interface, layout, identidade visual, documentação, lógica de programação, componentes, marca e demais elementos próprios do VISION+ permanecem de propriedade da CONTRATADA.</w:t>
+      </w:r>
+    </w:p>
+    <w:p>
+      <w:pPr>
+        <w:rPr>
+          <w:b/>
+          <w:bCs/>
+        </w:rPr>
+      </w:pPr>
+      <w:r>
+        <w:rPr>
+          <w:b/>
+          <w:bCs/>
+        </w:rPr>
+        <w:t>19.2.</w:t>
+      </w:r>
+    </w:p>
+    <w:p>
+      <w:r>
+        <w:t>A contratação do sistema não implica venda ou transferência do código-fonte.</w:t>
+      </w:r>
+    </w:p>
+    <w:p>
+      <w:pPr>
+        <w:rPr>
+          <w:b/>
+          <w:bCs/>
+        </w:rPr>
+      </w:pPr>
+      <w:r>
+        <w:rPr>
+          <w:b/>
+          <w:bCs/>
+        </w:rPr>
+        <w:lastRenderedPageBreak/>
+        <w:t>19.3.</w:t>
+      </w:r>
+    </w:p>
+    <w:p>
+      <w:r>
+        <w:t>O CONTRATANTE não poderá copiar, comercializar, distribuir ou reproduzir o sistema.</w:t>
+      </w:r>
+    </w:p>
+    <w:p>
+      <w:pPr>
+        <w:rPr>
+          <w:b/>
+          <w:bCs/>
+        </w:rPr>
+      </w:pPr>
+      <w:r>
+        <w:rPr>
+          <w:b/>
+          <w:bCs/>
+        </w:rPr>
+        <w:t>19.4.</w:t>
+      </w:r>
+    </w:p>
+    <w:p>
+      <w:r>
+        <w:t>Ideias, sugestões ou solicitações de melhoria fornecidas pelo CONTRATANTE poderão ser utilizadas pela CONTRATADA no desenvolvimento geral do produto, sem que isso gere automaticamente direito de propriedade ou remuneração ao CONTRATANTE.</w:t>
+      </w:r>
+    </w:p>
+    <w:p>
+      <w:r>
+        <w:pict w14:anchorId="2E677BFD">
+          <v:rect id="_x0000_i1288" style="width:0;height:1.5pt" o:hralign="center" o:hrstd="t" o:hr="t" fillcolor="#a0a0a0" stroked="f"/>
+        </w:pict>
+      </w:r>
+    </w:p>
+    <w:p>
+      <w:pPr>
+        <w:rPr>
+          <w:b/>
+          <w:bCs/>
+        </w:rPr>
+      </w:pPr>
+      <w:r>
+        <w:rPr>
+          <w:b/>
+          <w:bCs/>
+        </w:rPr>
+        <w:t>20. DADOS DO CONDOMÍNIO</w:t>
+      </w:r>
+    </w:p>
+    <w:p>
+      <w:pPr>
+        <w:rPr>
+          <w:b/>
+          <w:bCs/>
+        </w:rPr>
+      </w:pPr>
+      <w:r>
+        <w:rPr>
+          <w:b/>
+          <w:bCs/>
+        </w:rPr>
+        <w:t>20.1.</w:t>
+      </w:r>
+    </w:p>
+    <w:p>
+      <w:r>
+        <w:t>Os dados inseridos pelo CONTRATANTE referentes ao seu condomínio e aos seus usuários permanecem relacionados ao CONTRATANTE, observadas as disposições da legislação aplicável.</w:t>
+      </w:r>
+    </w:p>
+    <w:p>
+      <w:pPr>
+        <w:rPr>
+          <w:b/>
+          <w:bCs/>
+        </w:rPr>
+      </w:pPr>
+      <w:r>
+        <w:rPr>
+          <w:b/>
+          <w:bCs/>
+        </w:rPr>
+        <w:t>20.2.</w:t>
+      </w:r>
+    </w:p>
+    <w:p>
+      <w:r>
+        <w:t>A CONTRATADA não poderá utilizar dados pessoais dos moradores para finalidades estranhas à prestação dos serviços, salvo quando houver fundamento legal ou autorização aplicável.</w:t>
+      </w:r>
+    </w:p>
+    <w:p>
+      <w:pPr>
+        <w:rPr>
+          <w:b/>
+          <w:bCs/>
+        </w:rPr>
+      </w:pPr>
+      <w:r>
+        <w:rPr>
+          <w:b/>
+          <w:bCs/>
+        </w:rPr>
+        <w:t>20.3.</w:t>
+      </w:r>
+    </w:p>
+    <w:p>
+      <w:r>
+        <w:t>A CONTRATADA poderá utilizar dados técnicos e estatísticos anonimizados para melhoria, segurança e evolução do sistema, desde que não permitam a identificação dos titulares.</w:t>
+      </w:r>
+    </w:p>
+    <w:p>
+      <w:r>
+        <w:pict w14:anchorId="530C5AFF">
+          <v:rect id="_x0000_i1289" style="width:0;height:1.5pt" o:hralign="center" o:hrstd="t" o:hr="t" fillcolor="#a0a0a0" stroked="f"/>
+        </w:pict>
+      </w:r>
+    </w:p>
+    <w:p>
+      <w:pPr>
+        <w:rPr>
+          <w:b/>
+          <w:bCs/>
+        </w:rPr>
+      </w:pPr>
+      <w:r>
+        <w:rPr>
+          <w:b/>
+          <w:bCs/>
+        </w:rPr>
+        <w:t>21. ENCERRAMENTO E EXPORTAÇÃO DE DADOS</w:t>
+      </w:r>
+    </w:p>
+    <w:p>
+      <w:pPr>
+        <w:rPr>
+          <w:b/>
+          <w:bCs/>
+        </w:rPr>
+      </w:pPr>
+      <w:r>
+        <w:rPr>
+          <w:b/>
+          <w:bCs/>
+        </w:rPr>
+        <w:t>21.1.</w:t>
+      </w:r>
+    </w:p>
+    <w:p>
+      <w:r>
+        <w:t>Após o encerramento do contrato, o CONTRATANTE poderá solicitar, dentro de prazo razoável, a disponibilização dos dados do condomínio em formato tecnicamente viável, quando aplicável.</w:t>
+      </w:r>
+    </w:p>
+    <w:p>
+      <w:pPr>
+        <w:rPr>
+          <w:b/>
+          <w:bCs/>
+        </w:rPr>
+      </w:pPr>
+      <w:r>
+        <w:rPr>
+          <w:b/>
+          <w:bCs/>
+        </w:rPr>
+        <w:t>21.2.</w:t>
+      </w:r>
+    </w:p>
+    <w:p>
+      <w:r>
+        <w:t>Solicitações de exportação, conversão ou tratamento especial de dados que exijam trabalho técnico extraordinário poderão ser objeto de orçamento.</w:t>
+      </w:r>
+    </w:p>
+    <w:p>
+      <w:pPr>
+        <w:rPr>
+          <w:b/>
+          <w:bCs/>
+        </w:rPr>
+      </w:pPr>
+      <w:r>
+        <w:rPr>
+          <w:b/>
+          <w:bCs/>
+        </w:rPr>
+        <w:t>21.3.</w:t>
+      </w:r>
+    </w:p>
+    <w:p>
+      <w:r>
+        <w:lastRenderedPageBreak/>
+        <w:t>Após o encerramento e decorrido o prazo legal ou operacional aplicável, os dados poderão ser excluídos dos ambientes da CONTRATADA, ressalvadas informações que devam ser mantidas por obrigação legal, regulatória ou para exercício regular de direitos.</w:t>
+      </w:r>
+    </w:p>
+    <w:p>
+      <w:r>
+        <w:pict w14:anchorId="1C0BCA6C">
+          <v:rect id="_x0000_i1290" style="width:0;height:1.5pt" o:hralign="center" o:hrstd="t" o:hr="t" fillcolor="#a0a0a0" stroked="f"/>
+        </w:pict>
+      </w:r>
+    </w:p>
+    <w:p>
+      <w:pPr>
+        <w:rPr>
+          <w:b/>
+          <w:bCs/>
+        </w:rPr>
+      </w:pPr>
+      <w:r>
+        <w:rPr>
+          <w:b/>
+          <w:bCs/>
+        </w:rPr>
+        <w:t>22. VIGÊNCIA</w:t>
+      </w:r>
+    </w:p>
+    <w:p>
+      <w:pPr>
+        <w:rPr>
+          <w:b/>
+          <w:bCs/>
+        </w:rPr>
+      </w:pPr>
+      <w:r>
+        <w:rPr>
+          <w:b/>
+          <w:bCs/>
+        </w:rPr>
+        <w:t>22.1.</w:t>
+      </w:r>
+    </w:p>
+    <w:p>
+      <w:r>
+        <w:t>O contrato terá início na data de sua assinatura ou aceite eletrônico e permanecerá vigente enquanto houver contratação ativa do serviço.</w:t>
+      </w:r>
+    </w:p>
+    <w:p>
+      <w:pPr>
+        <w:rPr>
+          <w:b/>
+          <w:bCs/>
+        </w:rPr>
+      </w:pPr>
+      <w:r>
+        <w:rPr>
+          <w:b/>
+          <w:bCs/>
+        </w:rPr>
+        <w:t>22.2.</w:t>
+      </w:r>
+    </w:p>
+    <w:p>
+      <w:r>
+        <w:t>Não haverá prazo mínimo de fidelidade.</w:t>
+      </w:r>
+    </w:p>
+    <w:p>
+      <w:pPr>
+        <w:rPr>
+          <w:b/>
+          <w:bCs/>
+        </w:rPr>
+      </w:pPr>
+      <w:r>
+        <w:rPr>
+          <w:b/>
+          <w:bCs/>
+        </w:rPr>
+        <w:t>22.3.</w:t>
+      </w:r>
+    </w:p>
+    <w:p>
+      <w:r>
+        <w:t>A contratação será renovada mensalmente enquanto houver interesse das partes e os pagamentos estiverem regulares.</w:t>
+      </w:r>
+    </w:p>
+    <w:p>
+      <w:r>
+        <w:pict w14:anchorId="0B61464A">
+          <v:rect id="_x0000_i1291" style="width:0;height:1.5pt" o:hralign="center" o:hrstd="t" o:hr="t" fillcolor="#a0a0a0" stroked="f"/>
+        </w:pict>
+      </w:r>
+    </w:p>
+    <w:p>
+      <w:pPr>
+        <w:rPr>
+          <w:b/>
+          <w:bCs/>
+        </w:rPr>
+      </w:pPr>
+      <w:r>
+        <w:rPr>
+          <w:b/>
+          <w:bCs/>
+        </w:rPr>
+        <w:t>23. CANCELAMENTO</w:t>
+      </w:r>
+    </w:p>
+    <w:p>
+      <w:pPr>
+        <w:rPr>
+          <w:b/>
+          <w:bCs/>
+        </w:rPr>
+      </w:pPr>
+      <w:r>
+        <w:rPr>
+          <w:b/>
+          <w:bCs/>
+        </w:rPr>
+        <w:t>23.1.</w:t>
+      </w:r>
+    </w:p>
+    <w:p>
+      <w:r>
+        <w:t>Qualquer das partes poderá solicitar o encerramento da contratação, sem necessidade de justificar o motivo.</w:t>
+      </w:r>
+    </w:p>
+    <w:p>
+      <w:pPr>
+        <w:rPr>
+          <w:b/>
+          <w:bCs/>
+        </w:rPr>
+      </w:pPr>
+      <w:r>
+        <w:rPr>
+          <w:b/>
+          <w:bCs/>
+        </w:rPr>
+        <w:t>23.2.</w:t>
+      </w:r>
+    </w:p>
+    <w:p>
+      <w:r>
+        <w:t>O cancelamento poderá ser solicitado por meio escrito, incluindo WhatsApp, e-mail ou outro canal oficialmente utilizado entre as partes.</w:t>
+      </w:r>
+    </w:p>
+    <w:p>
+      <w:pPr>
+        <w:rPr>
+          <w:b/>
+          <w:bCs/>
+        </w:rPr>
+      </w:pPr>
+      <w:r>
+        <w:rPr>
+          <w:b/>
+          <w:bCs/>
+        </w:rPr>
+        <w:t>23.3.</w:t>
+      </w:r>
+    </w:p>
+    <w:p>
+      <w:r>
+        <w:t>Valores referentes a períodos já iniciados poderão permanecer devidos, conforme a data do cancelamento e a forma de cobrança contratada.</w:t>
+      </w:r>
+    </w:p>
+    <w:p>
+      <w:pPr>
+        <w:rPr>
+          <w:b/>
+          <w:bCs/>
+        </w:rPr>
+      </w:pPr>
+      <w:r>
+        <w:rPr>
+          <w:b/>
+          <w:bCs/>
+        </w:rPr>
+        <w:t>23.4.</w:t>
+      </w:r>
+    </w:p>
+    <w:p>
+      <w:r>
+        <w:t>A taxa de implantação não é uma mensalidade e possui natureza própria, estando sujeita às regras específicas deste contrato.</w:t>
+      </w:r>
+    </w:p>
+    <w:p>
+      <w:r>
+        <w:pict w14:anchorId="2DD22913">
+          <v:rect id="_x0000_i1292" style="width:0;height:1.5pt" o:hralign="center" o:hrstd="t" o:hr="t" fillcolor="#a0a0a0" stroked="f"/>
+        </w:pict>
+      </w:r>
+    </w:p>
+    <w:p>
+      <w:pPr>
+        <w:rPr>
+          <w:b/>
+          <w:bCs/>
+        </w:rPr>
+      </w:pPr>
+      <w:r>
+        <w:rPr>
+          <w:b/>
+          <w:bCs/>
+        </w:rPr>
+        <w:t>24. GARANTIA DE 15 DIAS</w:t>
+      </w:r>
+    </w:p>
+    <w:p>
+      <w:pPr>
+        <w:rPr>
+          <w:b/>
+          <w:bCs/>
+        </w:rPr>
+      </w:pPr>
+      <w:r>
+        <w:rPr>
+          <w:b/>
+          <w:bCs/>
+        </w:rPr>
+        <w:t>24.1.</w:t>
+      </w:r>
+    </w:p>
+    <w:p>
+      <w:r>
+        <w:lastRenderedPageBreak/>
+        <w:t xml:space="preserve">A CONTRATADA concede ao CONTRATANTE uma garantia comercial de </w:t>
+      </w:r>
+      <w:r>
+        <w:rPr>
+          <w:b/>
+          <w:bCs/>
+        </w:rPr>
+        <w:t>15 (quinze) dias</w:t>
+      </w:r>
+      <w:r>
+        <w:t>, contados a partir da disponibilização inicial do sistema para utilização.</w:t>
+      </w:r>
+    </w:p>
+    <w:p>
+      <w:pPr>
+        <w:rPr>
+          <w:b/>
+          <w:bCs/>
+        </w:rPr>
+      </w:pPr>
+      <w:r>
+        <w:rPr>
+          <w:b/>
+          <w:bCs/>
+        </w:rPr>
+        <w:t>24.2.</w:t>
+      </w:r>
+    </w:p>
+    <w:p>
+      <w:r>
+        <w:t>Caso o CONTRATANTE não deseje continuar utilizando o sistema durante esse período, poderá solicitar o encerramento da contratação.</w:t>
+      </w:r>
+    </w:p>
+    <w:p>
+      <w:pPr>
+        <w:rPr>
+          <w:b/>
+          <w:bCs/>
+        </w:rPr>
+      </w:pPr>
+      <w:r>
+        <w:rPr>
+          <w:b/>
+          <w:bCs/>
+        </w:rPr>
+        <w:t>24.3.</w:t>
+      </w:r>
+    </w:p>
+    <w:p>
+      <w:r>
+        <w:t xml:space="preserve">Nessa hipótese, será devolvido </w:t>
+      </w:r>
+      <w:r>
+        <w:rPr>
+          <w:b/>
+          <w:bCs/>
+        </w:rPr>
+        <w:t>80% (oitenta por cento) do valor efetivamente pago referente à taxa de implantação</w:t>
+      </w:r>
+      <w:r>
+        <w:t>, observadas as condições deste contrato.</w:t>
+      </w:r>
+    </w:p>
+    <w:p>
+      <w:pPr>
+        <w:rPr>
+          <w:b/>
+          <w:bCs/>
+        </w:rPr>
+      </w:pPr>
+      <w:r>
+        <w:rPr>
+          <w:b/>
+          <w:bCs/>
+        </w:rPr>
+        <w:t>24.4.</w:t>
+      </w:r>
+    </w:p>
+    <w:p>
+      <w:r>
+        <w:t>A garantia não implica devolução integral da taxa de implantação.</w:t>
+      </w:r>
+    </w:p>
+    <w:p>
+      <w:pPr>
+        <w:rPr>
+          <w:b/>
+          <w:bCs/>
+        </w:rPr>
+      </w:pPr>
+      <w:r>
+        <w:rPr>
+          <w:b/>
+          <w:bCs/>
+        </w:rPr>
+        <w:t>24.5.</w:t>
+      </w:r>
+    </w:p>
+    <w:p>
+      <w:r>
+        <w:t>A garantia não se aplica a serviços extraordinários, desenvolvimentos específicos ou despesas de terceiros eventualmente contratadas separadamente.</w:t>
+      </w:r>
+    </w:p>
+    <w:p>
+      <w:r>
+        <w:pict w14:anchorId="727E8D79">
+          <v:rect id="_x0000_i1293" style="width:0;height:1.5pt" o:hralign="center" o:hrstd="t" o:hr="t" fillcolor="#a0a0a0" stroked="f"/>
+        </w:pict>
+      </w:r>
+    </w:p>
+    <w:p>
+      <w:pPr>
+        <w:rPr>
+          <w:b/>
+          <w:bCs/>
+        </w:rPr>
+      </w:pPr>
+      <w:r>
+        <w:rPr>
+          <w:b/>
+          <w:bCs/>
+        </w:rPr>
+        <w:t>25. NOVAS FUNCIONALIDADES E PERSONALIZAÇÕES</w:t>
+      </w:r>
+    </w:p>
+    <w:p>
+      <w:pPr>
+        <w:rPr>
+          <w:b/>
+          <w:bCs/>
+        </w:rPr>
+      </w:pPr>
+      <w:r>
+        <w:rPr>
+          <w:b/>
+          <w:bCs/>
+        </w:rPr>
+        <w:t>25.1.</w:t>
+      </w:r>
+    </w:p>
+    <w:p>
+      <w:r>
+        <w:t>O desenvolvimento de funcionalidades específicas solicitadas pelo CONTRATANTE não está automaticamente incluído na mensalidade.</w:t>
+      </w:r>
+    </w:p>
+    <w:p>
+      <w:pPr>
+        <w:rPr>
+          <w:b/>
+          <w:bCs/>
+        </w:rPr>
+      </w:pPr>
+      <w:r>
+        <w:rPr>
+          <w:b/>
+          <w:bCs/>
+        </w:rPr>
+        <w:t>25.2.</w:t>
+      </w:r>
+    </w:p>
+    <w:p>
+      <w:r>
+        <w:t>A CONTRATADA poderá avaliar cada solicitação e apresentar orçamento separado.</w:t>
+      </w:r>
+    </w:p>
+    <w:p>
+      <w:pPr>
+        <w:rPr>
+          <w:b/>
+          <w:bCs/>
+        </w:rPr>
+      </w:pPr>
+      <w:r>
+        <w:rPr>
+          <w:b/>
+          <w:bCs/>
+        </w:rPr>
+        <w:t>25.3.</w:t>
+      </w:r>
+    </w:p>
+    <w:p>
+      <w:r>
+        <w:t>A aprovação de qualquer desenvolvimento adicional deverá ocorrer por meio de comunicação escrita.</w:t>
+      </w:r>
+    </w:p>
+    <w:p>
+      <w:pPr>
+        <w:rPr>
+          <w:b/>
+          <w:bCs/>
+        </w:rPr>
+      </w:pPr>
+      <w:r>
+        <w:rPr>
+          <w:b/>
+          <w:bCs/>
+        </w:rPr>
+        <w:t>25.4.</w:t>
+      </w:r>
+    </w:p>
+    <w:p>
+      <w:r>
+        <w:t>A CONTRATADA não é obrigada a desenvolver funcionalidades específicas solicitadas pelo CONTRATANTE quando estas forem incompatíveis com o planejamento, arquitetura, segurança ou objetivos comerciais do sistema.</w:t>
+      </w:r>
+    </w:p>
+    <w:p>
+      <w:r>
+        <w:pict w14:anchorId="7C065769">
+          <v:rect id="_x0000_i1294" style="width:0;height:1.5pt" o:hralign="center" o:hrstd="t" o:hr="t" fillcolor="#a0a0a0" stroked="f"/>
+        </w:pict>
+      </w:r>
+    </w:p>
+    <w:p>
+      <w:pPr>
+        <w:rPr>
+          <w:b/>
+          <w:bCs/>
+        </w:rPr>
+      </w:pPr>
+      <w:r>
+        <w:rPr>
+          <w:b/>
+          <w:bCs/>
+        </w:rPr>
+        <w:t>26. CONFIDENCIALIDADE</w:t>
+      </w:r>
+    </w:p>
+    <w:p>
+      <w:pPr>
+        <w:rPr>
+          <w:b/>
+          <w:bCs/>
+        </w:rPr>
+      </w:pPr>
+      <w:r>
+        <w:rPr>
+          <w:b/>
+          <w:bCs/>
+        </w:rPr>
+        <w:lastRenderedPageBreak/>
+        <w:t>26.1.</w:t>
+      </w:r>
+    </w:p>
+    <w:p>
+      <w:r>
+        <w:t>As partes comprometem-se a manter sigilo sobre informações comerciais, técnicas, operacionais e estratégicas obtidas em razão deste contrato.</w:t>
+      </w:r>
+    </w:p>
+    <w:p>
+      <w:pPr>
+        <w:rPr>
+          <w:b/>
+          <w:bCs/>
+        </w:rPr>
+      </w:pPr>
+      <w:r>
+        <w:rPr>
+          <w:b/>
+          <w:bCs/>
+        </w:rPr>
+        <w:t>26.2.</w:t>
+      </w:r>
+    </w:p>
+    <w:p>
+      <w:r>
+        <w:t>A obrigação de confidencialidade não se aplica às informações:</w:t>
+      </w:r>
+    </w:p>
+    <w:p>
+      <w:r>
+        <w:t>a) que já sejam públicas;</w:t>
+      </w:r>
+    </w:p>
+    <w:p>
+      <w:r>
+        <w:t>b) que tenham sido obtidas legitimamente de terceiros;</w:t>
+      </w:r>
+    </w:p>
+    <w:p>
+      <w:r>
+        <w:t>c) cuja divulgação seja exigida por lei ou ordem judicial;</w:t>
+      </w:r>
+    </w:p>
+    <w:p>
+      <w:r>
+        <w:t>d) cuja divulgação seja necessária para cumprimento de obrigação legal.</w:t>
+      </w:r>
+    </w:p>
+    <w:p>
+      <w:pPr>
+        <w:rPr>
+          <w:b/>
+          <w:bCs/>
+        </w:rPr>
+      </w:pPr>
+      <w:r>
+        <w:rPr>
+          <w:b/>
+          <w:bCs/>
+        </w:rPr>
+        <w:t>26.3.</w:t>
+      </w:r>
+    </w:p>
+    <w:p>
+      <w:r>
+        <w:t>A obrigação de confidencialidade permanecerá válida mesmo após o encerramento do contrato, naquilo que for aplicável.</w:t>
+      </w:r>
+    </w:p>
+    <w:p>
+      <w:r>
+        <w:pict w14:anchorId="1A544C1C">
+          <v:rect id="_x0000_i1295" style="width:0;height:1.5pt" o:hralign="center" o:hrstd="t" o:hr="t" fillcolor="#a0a0a0" stroked="f"/>
+        </w:pict>
+      </w:r>
+    </w:p>
+    <w:p>
+      <w:pPr>
+        <w:rPr>
+          <w:b/>
+          <w:bCs/>
+        </w:rPr>
+      </w:pPr>
+      <w:r>
+        <w:rPr>
+          <w:b/>
+          <w:bCs/>
+        </w:rPr>
+        <w:t>27. CASO FORTUITO E FORÇA MAIOR</w:t>
+      </w:r>
+    </w:p>
+    <w:p>
+      <w:pPr>
+        <w:rPr>
+          <w:b/>
+          <w:bCs/>
+        </w:rPr>
+      </w:pPr>
+      <w:r>
+        <w:rPr>
+          <w:b/>
+          <w:bCs/>
+        </w:rPr>
+        <w:t>27.1.</w:t>
+      </w:r>
+    </w:p>
+    <w:p>
+      <w:r>
+        <w:t>Nenhuma das partes será responsabilizada por descumprimento decorrente de eventos imprevisíveis ou inevitáveis que estejam fora de seu controle razoável.</w:t>
+      </w:r>
+    </w:p>
+    <w:p>
+      <w:pPr>
+        <w:rPr>
+          <w:b/>
+          <w:bCs/>
+        </w:rPr>
+      </w:pPr>
+      <w:r>
+        <w:rPr>
+          <w:b/>
+          <w:bCs/>
+        </w:rPr>
+        <w:t>27.2.</w:t>
+      </w:r>
+    </w:p>
+    <w:p>
+      <w:r>
+        <w:t>Incluem-se, entre outros, desastres naturais, grandes interrupções de infraestrutura, falhas generalizadas de serviços de terceiros, atos governamentais, guerras, ataques cibernéticos de grande escala e outros eventos de força maior.</w:t>
+      </w:r>
+    </w:p>
+    <w:p>
+      <w:r>
+        <w:pict w14:anchorId="2EF8967B">
+          <v:rect id="_x0000_i1296" style="width:0;height:1.5pt" o:hralign="center" o:hrstd="t" o:hr="t" fillcolor="#a0a0a0" stroked="f"/>
+        </w:pict>
+      </w:r>
+    </w:p>
+    <w:p>
+      <w:pPr>
+        <w:rPr>
+          <w:b/>
+          <w:bCs/>
+        </w:rPr>
+      </w:pPr>
+      <w:r>
+        <w:rPr>
+          <w:b/>
+          <w:bCs/>
+        </w:rPr>
+        <w:t>28. NÃO EXISTÊNCIA DE VÍNCULO</w:t>
+      </w:r>
+    </w:p>
+    <w:p>
+      <w:pPr>
+        <w:rPr>
+          <w:b/>
+          <w:bCs/>
+        </w:rPr>
+      </w:pPr>
+      <w:r>
+        <w:rPr>
+          <w:b/>
+          <w:bCs/>
+        </w:rPr>
+        <w:t>28.1.</w:t>
+      </w:r>
+    </w:p>
+    <w:p>
+      <w:r>
+        <w:t>Este contrato não cria vínculo trabalhista, societário, representação comercial, associação ou relação de subordinação entre as partes.</w:t>
+      </w:r>
+    </w:p>
+    <w:p>
+      <w:pPr>
+        <w:rPr>
+          <w:b/>
+          <w:bCs/>
+        </w:rPr>
+      </w:pPr>
+      <w:r>
+        <w:rPr>
+          <w:b/>
+          <w:bCs/>
+        </w:rPr>
+        <w:t>28.2.</w:t>
+      </w:r>
+    </w:p>
+    <w:p>
+      <w:r>
+        <w:t>Cada parte será responsável por seus próprios empregados, colaboradores, encargos, tributos e obrigações legais.</w:t>
+      </w:r>
+    </w:p>
+    <w:p>
+      <w:r>
+        <w:pict w14:anchorId="11B1AB07">
+          <v:rect id="_x0000_i1297" style="width:0;height:1.5pt" o:hralign="center" o:hrstd="t" o:hr="t" fillcolor="#a0a0a0" stroked="f"/>
+        </w:pict>
+      </w:r>
+    </w:p>
+    <w:p>
+      <w:pPr>
+        <w:rPr>
+          <w:b/>
+          <w:bCs/>
+        </w:rPr>
+      </w:pPr>
+      <w:r>
+        <w:rPr>
+          <w:b/>
+          <w:bCs/>
+        </w:rPr>
+        <w:lastRenderedPageBreak/>
+        <w:t>29. COMUNICAÇÕES</w:t>
+      </w:r>
+    </w:p>
+    <w:p>
+      <w:pPr>
+        <w:rPr>
+          <w:b/>
+          <w:bCs/>
+        </w:rPr>
+      </w:pPr>
+      <w:r>
+        <w:rPr>
+          <w:b/>
+          <w:bCs/>
+        </w:rPr>
+        <w:t>29.1.</w:t>
+      </w:r>
+    </w:p>
+    <w:p>
+      <w:r>
+        <w:t>As comunicações relacionadas ao contrato poderão ser realizadas por e-mail, WhatsApp ou outros canais previamente utilizados e reconhecidos pelas partes.</w:t>
+      </w:r>
+    </w:p>
+    <w:p>
+      <w:pPr>
+        <w:rPr>
+          <w:b/>
+          <w:bCs/>
+        </w:rPr>
+      </w:pPr>
+      <w:r>
+        <w:rPr>
+          <w:b/>
+          <w:bCs/>
+        </w:rPr>
+        <w:t>29.2.</w:t>
+      </w:r>
+    </w:p>
+    <w:p>
+      <w:r>
+        <w:t>É responsabilidade de cada parte manter seus dados de contato atualizados.</w:t>
+      </w:r>
+    </w:p>
+    <w:p>
+      <w:r>
+        <w:pict w14:anchorId="67FAE3D0">
+          <v:rect id="_x0000_i1298" style="width:0;height:1.5pt" o:hralign="center" o:hrstd="t" o:hr="t" fillcolor="#a0a0a0" stroked="f"/>
+        </w:pict>
+      </w:r>
+    </w:p>
+    <w:p>
+      <w:pPr>
+        <w:rPr>
+          <w:b/>
+          <w:bCs/>
+        </w:rPr>
+      </w:pPr>
+      <w:r>
+        <w:rPr>
+          <w:b/>
+          <w:bCs/>
+        </w:rPr>
+        <w:t>30. ALTERAÇÕES CONTRATUAIS</w:t>
+      </w:r>
+    </w:p>
+    <w:p>
+      <w:pPr>
+        <w:rPr>
+          <w:b/>
+          <w:bCs/>
+        </w:rPr>
+      </w:pPr>
+      <w:r>
+        <w:rPr>
+          <w:b/>
+          <w:bCs/>
+        </w:rPr>
+        <w:t>30.1.</w:t>
+      </w:r>
+    </w:p>
+    <w:p>
+      <w:r>
+        <w:t>Alterações relevantes nas condições comerciais poderão ser formalizadas por aditivo contratual, nova proposta comercial ou documento equivalente aceito pelas partes.</w:t>
+      </w:r>
+    </w:p>
+    <w:p>
+      <w:pPr>
+        <w:rPr>
+          <w:b/>
+          <w:bCs/>
+        </w:rPr>
+      </w:pPr>
+      <w:r>
+        <w:rPr>
+          <w:b/>
+          <w:bCs/>
+        </w:rPr>
+        <w:t>30.2.</w:t>
+      </w:r>
+    </w:p>
+    <w:p>
+      <w:r>
+        <w:t>Atualizações de funcionalidades e melhorias técnicas do sistema não constituem, por si só, alteração deste contrato.</w:t>
+      </w:r>
+    </w:p>
+    <w:p>
+      <w:pPr>
+        <w:rPr>
+          <w:b/>
+          <w:bCs/>
+        </w:rPr>
+      </w:pPr>
+      <w:r>
+        <w:rPr>
+          <w:b/>
+          <w:bCs/>
+        </w:rPr>
+        <w:t>30.3.</w:t>
+      </w:r>
+    </w:p>
+    <w:p>
+      <w:r>
+        <w:t>Alterações de preço para períodos futuros deverão ser comunicadas previamente ao CONTRATANTE.</w:t>
+      </w:r>
+    </w:p>
+    <w:p>
+      <w:pPr>
+        <w:rPr>
+          <w:b/>
+          <w:bCs/>
+        </w:rPr>
+      </w:pPr>
+      <w:r>
+        <w:rPr>
+          <w:b/>
+          <w:bCs/>
+        </w:rPr>
+        <w:t>30.4.</w:t>
+      </w:r>
+    </w:p>
+    <w:p>
+      <w:r>
+        <w:t xml:space="preserve">Os valores poderão ser reajustados anualmente pelo </w:t>
+      </w:r>
+      <w:r>
+        <w:rPr>
+          <w:b/>
+          <w:bCs/>
+        </w:rPr>
+        <w:t>IPCA</w:t>
+      </w:r>
+      <w:r>
+        <w:t>, ou por outro índice oficial que venha a substituí-lo, mediante comunicação prévia.</w:t>
+      </w:r>
+    </w:p>
+    <w:p>
+      <w:r>
+        <w:pict w14:anchorId="1F028C37">
+          <v:rect id="_x0000_i1299" style="width:0;height:1.5pt" o:hralign="center" o:hrstd="t" o:hr="t" fillcolor="#a0a0a0" stroked="f"/>
+        </w:pict>
+      </w:r>
+    </w:p>
+    <w:p>
+      <w:pPr>
+        <w:rPr>
+          <w:b/>
+          <w:bCs/>
+        </w:rPr>
+      </w:pPr>
+      <w:r>
+        <w:rPr>
+          <w:b/>
+          <w:bCs/>
+        </w:rPr>
+        <w:t>31. TOLERÂNCIA</w:t>
+      </w:r>
+    </w:p>
+    <w:p>
+      <w:pPr>
+        <w:rPr>
+          <w:b/>
+          <w:bCs/>
+        </w:rPr>
+      </w:pPr>
+      <w:r>
+        <w:rPr>
+          <w:b/>
+          <w:bCs/>
+        </w:rPr>
+        <w:t>31.1.</w:t>
+      </w:r>
+    </w:p>
+    <w:p>
+      <w:r>
+        <w:t>A eventual tolerância de qualquer das partes quanto ao descumprimento de alguma obrigação não representará renúncia, novação ou alteração definitiva do direito correspondente.</w:t>
+      </w:r>
+    </w:p>
+    <w:p>
+      <w:r>
+        <w:pict w14:anchorId="3FC9D1CD">
+          <v:rect id="_x0000_i1300" style="width:0;height:1.5pt" o:hralign="center" o:hrstd="t" o:hr="t" fillcolor="#a0a0a0" stroked="f"/>
+        </w:pict>
+      </w:r>
+    </w:p>
+    <w:p>
+      <w:pPr>
+        <w:rPr>
+          <w:b/>
+          <w:bCs/>
+        </w:rPr>
+      </w:pPr>
+      <w:r>
+        <w:rPr>
+          <w:b/>
+          <w:bCs/>
+        </w:rPr>
+        <w:t>32. NULIDADE PARCIAL</w:t>
+      </w:r>
+    </w:p>
+    <w:p>
+      <w:pPr>
+        <w:rPr>
+          <w:b/>
+          <w:bCs/>
+        </w:rPr>
+      </w:pPr>
+      <w:r>
+        <w:rPr>
+          <w:b/>
+          <w:bCs/>
+        </w:rPr>
+        <w:t>32.1.</w:t>
+      </w:r>
+    </w:p>
+    <w:p>
+      <w:r>
+        <w:lastRenderedPageBreak/>
+        <w:t>Caso alguma disposição deste contrato seja considerada inválida ou inexigível, as demais disposições permanecerão válidas naquilo que não forem afetadas.</w:t>
+      </w:r>
+    </w:p>
+    <w:p>
+      <w:pPr>
+        <w:rPr>
+          <w:b/>
+          <w:bCs/>
+        </w:rPr>
+      </w:pPr>
+      <w:r>
+        <w:rPr>
+          <w:b/>
+          <w:bCs/>
+        </w:rPr>
+        <w:t>32.2.</w:t>
+      </w:r>
+    </w:p>
+    <w:p>
+      <w:r>
+        <w:t>As partes deverão buscar substituir a disposição inválida por outra que produza, na maior medida possível, efeito econômico e jurídico semelhante, respeitada a legislação aplicável.</w:t>
+      </w:r>
+    </w:p>
+    <w:p>
+      <w:r>
+        <w:pict w14:anchorId="3C828BAD">
+          <v:rect id="_x0000_i1301" style="width:0;height:1.5pt" o:hralign="center" o:hrstd="t" o:hr="t" fillcolor="#a0a0a0" stroked="f"/>
+        </w:pict>
+      </w:r>
+    </w:p>
+    <w:p>
+      <w:pPr>
+        <w:rPr>
+          <w:b/>
+          <w:bCs/>
+        </w:rPr>
+      </w:pPr>
+      <w:r>
+        <w:rPr>
+          <w:b/>
+          <w:bCs/>
+        </w:rPr>
+        <w:t>33. FORO</w:t>
+      </w:r>
+    </w:p>
+    <w:p>
+      <w:pPr>
+        <w:rPr>
+          <w:b/>
+          <w:bCs/>
+        </w:rPr>
+      </w:pPr>
+      <w:r>
+        <w:rPr>
+          <w:b/>
+          <w:bCs/>
+        </w:rPr>
+        <w:t>33.1.</w:t>
+      </w:r>
+    </w:p>
+    <w:p>
+      <w:r>
+        <w:t xml:space="preserve">Fica eleito o foro da comarca de </w:t>
+      </w:r>
+      <w:r>
+        <w:rPr>
+          <w:b/>
+          <w:bCs/>
+        </w:rPr>
+        <w:t>São Bernardo do Campo/SP</w:t>
+      </w:r>
+      <w:r>
+        <w:t>, salvo disposição legal que determine foro diverso, para dirimir questões decorrentes deste contrato.</w:t>
+      </w:r>
+    </w:p>
+    <w:p>
+      <w:r>
+        <w:pict w14:anchorId="77353C64">
+          <v:rect id="_x0000_i1302" style="width:0;height:1.5pt" o:hralign="center" o:hrstd="t" o:hr="t" fillcolor="#a0a0a0" stroked="f"/>
+        </w:pict>
+      </w:r>
+    </w:p>
+    <w:p>
+      <w:pPr>
+        <w:rPr>
+          <w:b/>
+          <w:bCs/>
+        </w:rPr>
+      </w:pPr>
+      <w:r>
+        <w:rPr>
+          <w:b/>
+          <w:bCs/>
+        </w:rPr>
+        <w:t>34. ACEITE E ASSINATURA</w:t>
+      </w:r>
+    </w:p>
+    <w:p>
+      <w:r>
+        <w:t>As partes declaram ter lido, compreendido e concordado com todas as condições deste contrato.</w:t>
+      </w:r>
+    </w:p>
+    <w:p>
+      <w:r>
+        <w:t>O aceite poderá ocorrer mediante assinatura física, assinatura eletrônica ou outro meio juridicamente válido que permita comprovar a manifestação de vontade das partes.</w:t>
+      </w:r>
+    </w:p>
+    <w:p>
+      <w:r>
+        <w:pict w14:anchorId="505AD2A5">
+          <v:rect id="_x0000_i1303" style="width:0;height:1.5pt" o:hralign="center" o:hrstd="t" o:hr="t" fillcolor="#a0a0a0" stroked="f"/>
+        </w:pict>
+      </w:r>
+    </w:p>
+    <w:p>
+      <w:pPr>
+        <w:rPr>
+          <w:b/>
+          <w:bCs/>
+        </w:rPr>
+      </w:pPr>
+      <w:r>
+        <w:rPr>
+          <w:b/>
+          <w:bCs/>
+        </w:rPr>
+        <w:t>DADOS DA CONTRATAÇÃO</w:t>
+      </w:r>
+    </w:p>
+    <w:p>
+      <w:r>
+        <w:rPr>
+          <w:b/>
+          <w:bCs/>
+        </w:rPr>
+        <w:t>CONTRATANTE:</w:t>
+      </w:r>
+      <w:r>
+        <w:t xml:space="preserve"> __________________________________________</w:t>
+      </w:r>
+    </w:p>
+    <w:p>
+      <w:r>
+        <w:rPr>
+          <w:b/>
+          <w:bCs/>
+        </w:rPr>
+        <w:t>CNPJ:</w:t>
+      </w:r>
+      <w:r>
+        <w:t xml:space="preserve"> _________________________________________________</w:t>
+      </w:r>
+    </w:p>
+    <w:p>
+      <w:r>
+        <w:rPr>
+          <w:b/>
+          <w:bCs/>
+        </w:rPr>
+        <w:t>ENDEREÇO:</w:t>
+      </w:r>
+      <w:r>
+        <w:t xml:space="preserve"> _____________________________________________</w:t>
+      </w:r>
+    </w:p>
+    <w:p>
+      <w:r>
+        <w:rPr>
+          <w:b/>
+          <w:bCs/>
+        </w:rPr>
+        <w:t>REPRESENTANTE:</w:t>
+      </w:r>
+      <w:r>
+        <w:t xml:space="preserve"> ________________________________________</w:t>
+      </w:r>
+    </w:p>
+    <w:p>
+      <w:r>
+        <w:rPr>
+          <w:b/>
+          <w:bCs/>
+        </w:rPr>
+        <w:t>CPF:</w:t>
+      </w:r>
+      <w:r>
+        <w:t xml:space="preserve"> __________________________________________________</w:t>
+      </w:r>
+    </w:p>
+    <w:p>
+      <w:r>
+        <w:rPr>
+          <w:b/>
+          <w:bCs/>
+        </w:rPr>
+        <w:t>PLANO CONTRATADO:</w:t>
+      </w:r>
+      <w:r>
+        <w:t xml:space="preserve"> ____________________________________</w:t>
+      </w:r>
+    </w:p>
+    <w:p>
+      <w:r>
+        <w:rPr>
+          <w:b/>
+          <w:bCs/>
+        </w:rPr>
+        <w:t>NÚMERO DE TORRES:</w:t>
+      </w:r>
+      <w:r>
+        <w:t xml:space="preserve"> _____________________________________</w:t>
+      </w:r>
+    </w:p>
+    <w:p>
+      <w:r>
+        <w:rPr>
+          <w:b/>
+          <w:bCs/>
+        </w:rPr>
+        <w:t>NÚMERO DE UNIDADES:</w:t>
+      </w:r>
+      <w:r>
+        <w:t xml:space="preserve"> __________________________________</w:t>
+      </w:r>
+    </w:p>
+    <w:p>
+      <w:r>
+        <w:rPr>
+          <w:b/>
+          <w:bCs/>
+        </w:rPr>
+        <w:t>MENSALIDADE:</w:t>
+      </w:r>
+      <w:r>
+        <w:t xml:space="preserve"> R$ ______________________________________</w:t>
+      </w:r>
+    </w:p>
+    <w:p>
+      <w:r>
+        <w:rPr>
+          <w:b/>
+          <w:bCs/>
+        </w:rPr>
+        <w:t>TAXA DE IMPLANTAÇÃO:</w:t>
+      </w:r>
+      <w:r>
+        <w:t xml:space="preserve"> R$ 3.000,00</w:t>
+      </w:r>
+    </w:p>
+    <w:p>
+      <w:r>
+        <w:rPr>
+          <w:b/>
+          <w:bCs/>
+        </w:rPr>
+        <w:lastRenderedPageBreak/>
+        <w:t>FORMA DE PAGAMENTO DA IMPLANTAÇÃO:</w:t>
+      </w:r>
+      <w:r>
+        <w:t xml:space="preserve"> ___________________</w:t>
+      </w:r>
+    </w:p>
+    <w:p>
+      <w:r>
+        <w:rPr>
+          <w:b/>
+          <w:bCs/>
+        </w:rPr>
+        <w:t>DATA DE VENCIMENTO DA MENSALIDADE:</w:t>
+      </w:r>
+      <w:r>
+        <w:t xml:space="preserve"> ____________________</w:t>
+      </w:r>
+    </w:p>
+    <w:p>
+      <w:r>
+        <w:pict w14:anchorId="474FE9C5">
+          <v:rect id="_x0000_i1304" style="width:0;height:1.5pt" o:hralign="center" o:hrstd="t" o:hr="t" fillcolor="#a0a0a0" stroked="f"/>
+        </w:pict>
+      </w:r>
+    </w:p>
+    <w:p>
+      <w:r>
+        <w:rPr>
+          <w:b/>
+          <w:bCs/>
+        </w:rPr>
+        <w:t>CONTRATADA — VISION+</w:t>
+      </w:r>
+    </w:p>
+    <w:p>
+      <w:r>
+        <w:t>Nome/Razão Social: ________________________________________</w:t>
+      </w:r>
+    </w:p>
+    <w:p>
+      <w:r>
+        <w:t>CNPJ: ____________________________________________________</w:t>
+      </w:r>
+    </w:p>
+    <w:p>
+      <w:r>
+        <w:t>Representante: ___________________________________________</w:t>
+      </w:r>
+    </w:p>
+    <w:p>
+      <w:r>
+        <w:t>CPF: _____________________________________________________</w:t>
       </w:r>
     </w:p>
     <w:p>
@@ -510,65 +3958,68 @@
         </w:rPr>
         <w:t>CONTRATANTE</w:t>
       </w:r>
-      <w:r>
-        <w:br/>
-        <w:t>Condomínio: _______________________________________________</w:t>
-      </w:r>
-      <w:r>
-        <w:br/>
-        <w:t>Representante: ____________________________________________</w:t>
-      </w:r>
-      <w:r>
-        <w:br/>
-        <w:t>CPF: ______________________________________________________</w:t>
-      </w:r>
-      <w:r>
-        <w:br/>
-        <w:t>Assinatura: _______________________________________________</w:t>
-      </w:r>
-    </w:p>
-    <w:p>
-      <w:r>
-        <w:rPr>
-          <w:b/>
-          <w:bCs/>
-        </w:rPr>
-        <w:t>CONTRATADO</w:t>
-      </w:r>
-      <w:r>
-        <w:br/>
-        <w:t>Marlon dos Santos Lima</w:t>
-      </w:r>
-      <w:r>
-        <w:br/>
-        <w:t>CPF: 406.393.288-9</w:t>
-      </w:r>
-      <w:r>
-        <w:br/>
-        <w:t>Assinatura: _______________________________________________</w:t>
-      </w:r>
-    </w:p>
-    <w:p>
-      <w:r>
-        <w:rPr>
-          <w:b/>
-          <w:bCs/>
-        </w:rPr>
-        <w:t>TESTEMUNHA 1</w:t>
-      </w:r>
-      <w:r>
-        <w:br/>
-        <w:t>Nome: _____________________________</w:t>
-      </w:r>
-      <w:r>
-        <w:br/>
-        <w:t>CPF: ______________________________</w:t>
-      </w:r>
-    </w:p>
-    <w:p>
-      <w:r>
-        <w:pict w14:anchorId="0B5BBCFF">
-          <v:rect id="_x0000_i1031" style="width:0;height:1.5pt" o:hralign="center" o:hrstd="t" o:hr="t" fillcolor="#a0a0a0" stroked="f"/>
+    </w:p>
+    <w:p>
+      <w:r>
+        <w:t>Nome/Razão Social: ________________________________________</w:t>
+      </w:r>
+    </w:p>
+    <w:p>
+      <w:r>
+        <w:t>CNPJ: ____________________________________________________</w:t>
+      </w:r>
+    </w:p>
+    <w:p>
+      <w:r>
+        <w:t>Representante: ___________________________________________</w:t>
+      </w:r>
+    </w:p>
+    <w:p>
+      <w:r>
+        <w:t>CPF: _____________________________________________________</w:t>
+      </w:r>
+    </w:p>
+    <w:p>
+      <w:r>
+        <w:rPr>
+          <w:b/>
+          <w:bCs/>
+        </w:rPr>
+        <w:t>Local e data:</w:t>
+      </w:r>
+      <w:r>
+        <w:t xml:space="preserve"> ___________________________________________</w:t>
+      </w:r>
+    </w:p>
+    <w:p>
+      <w:r>
+        <w:rPr>
+          <w:b/>
+          <w:bCs/>
+        </w:rPr>
+        <w:t>ASSINATURA DA CONTRATADA</w:t>
+      </w:r>
+    </w:p>
+    <w:p>
+      <w:r>
+        <w:pict w14:anchorId="5FC7FEA2">
+          <v:rect id="_x0000_i1305" style="width:0;height:1.5pt" o:hralign="center" o:hrstd="t" o:hr="t" fillcolor="#a0a0a0" stroked="f"/>
+        </w:pict>
+      </w:r>
+    </w:p>
+    <w:p>
+      <w:r>
+        <w:rPr>
+          <w:b/>
+          <w:bCs/>
+        </w:rPr>
+        <w:t>ASSINATURA DO CONTRATANTE</w:t>
+      </w:r>
+    </w:p>
+    <w:p>
+      <w:r>
+        <w:pict w14:anchorId="1680856A">
+          <v:rect id="_x0000_i1306" style="width:0;height:1.5pt" o:hralign="center" o:hrstd="t" o:hr="t" fillcolor="#a0a0a0" stroked="f"/>
         </w:pict>
       </w:r>
     </w:p>
@@ -586,9 +4037,9 @@
 <file path=word/numbering.xml><?xml version="1.0" encoding="utf-8"?>
 <w:numbering xmlns:wpc="http://schemas.microsoft.com/office/word/2010/wordprocessingCanvas" xmlns:cx="http://schemas.microsoft.com/office/drawing/2014/chartex" xmlns:cx1="http://schemas.microsoft.com/office/drawing/2015/9/8/chartex" xmlns:cx2="http://schemas.microsoft.com/office/drawing/2015/10/21/chartex" xmlns:cx3="http://schemas.microsoft.com/office/drawing/2016/5/9/chartex" xmlns:cx4="http://schemas.microsoft.com/office/drawing/2016/5/10/chartex" xmlns:cx5="http://schemas.microsoft.com/office/drawing/2016/5/11/chartex" xmlns:cx6="http://schemas.microsoft.com/office/drawing/2016/5/12/chartex" xmlns:cx7="http://schemas.microsoft.com/office/drawing/2016/5/13/chartex" xmlns:cx8="http://schemas.microsoft.com/office/drawing/2016/5/14/chartex" xmlns:mc="http://schemas.openxmlformats.org/markup-compatibility/2006" xmlns:aink="http://schemas.microsoft.com/office/drawing/2016/ink" xmlns:am3d="http://schemas.microsoft.com/office/drawing/2017/model3d" xmlns:o="urn:schemas-microsoft-com:office:office" xmlns:oel="http://schemas.microsoft.com/office/2019/extlst" xmlns:r="http://schemas.openxmlformats.org/officeDocument/2006/relationships" xmlns:m="http://schemas.openxmlformats.org/officeDocument/2006/math" xmlns:v="urn:schemas-microsoft-com:vml" xmlns:wp14="http://schemas.microsoft.com/office/word/2010/wordprocessingDrawing" xmlns:wp="http://schemas.openxmlformats.org/drawingml/2006/wordprocessingDrawing" xmlns:w10="urn:schemas-microsoft-com:office:word" xmlns:w="http://schemas.openxmlformats.org/wordprocessingml/2006/main" xmlns:w14="http://schemas.microsoft.com/office/word/2010/wordml" xmlns:w15="http://schemas.microsoft.com/office/word/2012/wordml" xmlns:w16cex="http://schemas.microsoft.com/office/word/2018/wordml/cex" xmlns:w16cid="http://schemas.microsoft.com/office/word/2016/wordml/cid" xmlns:w16="http://schemas.microsoft.com/office/word/2018/wordml" xmlns:w16sdtdh="http://schemas.microsoft.com/office/word/2020/wordml/sdtdatahash" xmlns:w16se="http://schemas.microsoft.com/office/word/2015/wordml/symex" xmlns:wpg="http://schemas.microsoft.com/office/word/2010/wordprocessingGroup" xmlns:wpi="http://schemas.microsoft.com/office/word/2010/wordprocessingInk" xmlns:wne="http://schemas.microsoft.com/office/word/2006/wordml" xmlns:wps="http://schemas.microsoft.com/office/word/2010/wordprocessingShape" mc:Ignorable="w14 w15 w16se w16cid w16 w16cex w16sdtdh wp14">
   <w:abstractNum w:abstractNumId="0" w15:restartNumberingAfterBreak="0">
-    <w:nsid w:val="7327627E"/>
+    <w:nsid w:val="548E1F83"/>
     <w:multiLevelType w:val="multilevel"/>
-    <w:tmpl w:val="7B9CB6C4"/>
+    <w:tmpl w:val="5E1A83C0"/>
     <w:lvl w:ilvl="0">
       <w:start w:val="1"/>
       <w:numFmt w:val="bullet"/>
@@ -734,7 +4185,463 @@
       </w:rPr>
     </w:lvl>
   </w:abstractNum>
+  <w:abstractNum w:abstractNumId="1" w15:restartNumberingAfterBreak="0">
+    <w:nsid w:val="64F1401E"/>
+    <w:multiLevelType w:val="multilevel"/>
+    <w:tmpl w:val="F7F05DBC"/>
+    <w:lvl w:ilvl="0">
+      <w:start w:val="1"/>
+      <w:numFmt w:val="bullet"/>
+      <w:lvlText w:val=""/>
+      <w:lvlJc w:val="left"/>
+      <w:pPr>
+        <w:tabs>
+          <w:tab w:val="num" w:pos="720"/>
+        </w:tabs>
+        <w:ind w:left="720" w:hanging="360"/>
+      </w:pPr>
+      <w:rPr>
+        <w:rFonts w:ascii="Symbol" w:hAnsi="Symbol" w:hint="default"/>
+        <w:sz w:val="20"/>
+      </w:rPr>
+    </w:lvl>
+    <w:lvl w:ilvl="1" w:tentative="1">
+      <w:start w:val="1"/>
+      <w:numFmt w:val="bullet"/>
+      <w:lvlText w:val="o"/>
+      <w:lvlJc w:val="left"/>
+      <w:pPr>
+        <w:tabs>
+          <w:tab w:val="num" w:pos="1440"/>
+        </w:tabs>
+        <w:ind w:left="1440" w:hanging="360"/>
+      </w:pPr>
+      <w:rPr>
+        <w:rFonts w:ascii="Courier New" w:hAnsi="Courier New" w:hint="default"/>
+        <w:sz w:val="20"/>
+      </w:rPr>
+    </w:lvl>
+    <w:lvl w:ilvl="2" w:tentative="1">
+      <w:start w:val="1"/>
+      <w:numFmt w:val="bullet"/>
+      <w:lvlText w:val=""/>
+      <w:lvlJc w:val="left"/>
+      <w:pPr>
+        <w:tabs>
+          <w:tab w:val="num" w:pos="2160"/>
+        </w:tabs>
+        <w:ind w:left="2160" w:hanging="360"/>
+      </w:pPr>
+      <w:rPr>
+        <w:rFonts w:ascii="Wingdings" w:hAnsi="Wingdings" w:hint="default"/>
+        <w:sz w:val="20"/>
+      </w:rPr>
+    </w:lvl>
+    <w:lvl w:ilvl="3" w:tentative="1">
+      <w:start w:val="1"/>
+      <w:numFmt w:val="bullet"/>
+      <w:lvlText w:val=""/>
+      <w:lvlJc w:val="left"/>
+      <w:pPr>
+        <w:tabs>
+          <w:tab w:val="num" w:pos="2880"/>
+        </w:tabs>
+        <w:ind w:left="2880" w:hanging="360"/>
+      </w:pPr>
+      <w:rPr>
+        <w:rFonts w:ascii="Wingdings" w:hAnsi="Wingdings" w:hint="default"/>
+        <w:sz w:val="20"/>
+      </w:rPr>
+    </w:lvl>
+    <w:lvl w:ilvl="4" w:tentative="1">
+      <w:start w:val="1"/>
+      <w:numFmt w:val="bullet"/>
+      <w:lvlText w:val=""/>
+      <w:lvlJc w:val="left"/>
+      <w:pPr>
+        <w:tabs>
+          <w:tab w:val="num" w:pos="3600"/>
+        </w:tabs>
+        <w:ind w:left="3600" w:hanging="360"/>
+      </w:pPr>
+      <w:rPr>
+        <w:rFonts w:ascii="Wingdings" w:hAnsi="Wingdings" w:hint="default"/>
+        <w:sz w:val="20"/>
+      </w:rPr>
+    </w:lvl>
+    <w:lvl w:ilvl="5" w:tentative="1">
+      <w:start w:val="1"/>
+      <w:numFmt w:val="bullet"/>
+      <w:lvlText w:val=""/>
+      <w:lvlJc w:val="left"/>
+      <w:pPr>
+        <w:tabs>
+          <w:tab w:val="num" w:pos="4320"/>
+        </w:tabs>
+        <w:ind w:left="4320" w:hanging="360"/>
+      </w:pPr>
+      <w:rPr>
+        <w:rFonts w:ascii="Wingdings" w:hAnsi="Wingdings" w:hint="default"/>
+        <w:sz w:val="20"/>
+      </w:rPr>
+    </w:lvl>
+    <w:lvl w:ilvl="6" w:tentative="1">
+      <w:start w:val="1"/>
+      <w:numFmt w:val="bullet"/>
+      <w:lvlText w:val=""/>
+      <w:lvlJc w:val="left"/>
+      <w:pPr>
+        <w:tabs>
+          <w:tab w:val="num" w:pos="5040"/>
+        </w:tabs>
+        <w:ind w:left="5040" w:hanging="360"/>
+      </w:pPr>
+      <w:rPr>
+        <w:rFonts w:ascii="Wingdings" w:hAnsi="Wingdings" w:hint="default"/>
+        <w:sz w:val="20"/>
+      </w:rPr>
+    </w:lvl>
+    <w:lvl w:ilvl="7" w:tentative="1">
+      <w:start w:val="1"/>
+      <w:numFmt w:val="bullet"/>
+      <w:lvlText w:val=""/>
+      <w:lvlJc w:val="left"/>
+      <w:pPr>
+        <w:tabs>
+          <w:tab w:val="num" w:pos="5760"/>
+        </w:tabs>
+        <w:ind w:left="5760" w:hanging="360"/>
+      </w:pPr>
+      <w:rPr>
+        <w:rFonts w:ascii="Wingdings" w:hAnsi="Wingdings" w:hint="default"/>
+        <w:sz w:val="20"/>
+      </w:rPr>
+    </w:lvl>
+    <w:lvl w:ilvl="8" w:tentative="1">
+      <w:start w:val="1"/>
+      <w:numFmt w:val="bullet"/>
+      <w:lvlText w:val=""/>
+      <w:lvlJc w:val="left"/>
+      <w:pPr>
+        <w:tabs>
+          <w:tab w:val="num" w:pos="6480"/>
+        </w:tabs>
+        <w:ind w:left="6480" w:hanging="360"/>
+      </w:pPr>
+      <w:rPr>
+        <w:rFonts w:ascii="Wingdings" w:hAnsi="Wingdings" w:hint="default"/>
+        <w:sz w:val="20"/>
+      </w:rPr>
+    </w:lvl>
+  </w:abstractNum>
+  <w:abstractNum w:abstractNumId="2" w15:restartNumberingAfterBreak="0">
+    <w:nsid w:val="7327627E"/>
+    <w:multiLevelType w:val="multilevel"/>
+    <w:tmpl w:val="7B9CB6C4"/>
+    <w:lvl w:ilvl="0">
+      <w:start w:val="1"/>
+      <w:numFmt w:val="bullet"/>
+      <w:lvlText w:val=""/>
+      <w:lvlJc w:val="left"/>
+      <w:pPr>
+        <w:tabs>
+          <w:tab w:val="num" w:pos="720"/>
+        </w:tabs>
+        <w:ind w:left="720" w:hanging="360"/>
+      </w:pPr>
+      <w:rPr>
+        <w:rFonts w:ascii="Symbol" w:hAnsi="Symbol" w:hint="default"/>
+        <w:sz w:val="20"/>
+      </w:rPr>
+    </w:lvl>
+    <w:lvl w:ilvl="1" w:tentative="1">
+      <w:start w:val="1"/>
+      <w:numFmt w:val="bullet"/>
+      <w:lvlText w:val="o"/>
+      <w:lvlJc w:val="left"/>
+      <w:pPr>
+        <w:tabs>
+          <w:tab w:val="num" w:pos="1440"/>
+        </w:tabs>
+        <w:ind w:left="1440" w:hanging="360"/>
+      </w:pPr>
+      <w:rPr>
+        <w:rFonts w:ascii="Courier New" w:hAnsi="Courier New" w:hint="default"/>
+        <w:sz w:val="20"/>
+      </w:rPr>
+    </w:lvl>
+    <w:lvl w:ilvl="2" w:tentative="1">
+      <w:start w:val="1"/>
+      <w:numFmt w:val="bullet"/>
+      <w:lvlText w:val=""/>
+      <w:lvlJc w:val="left"/>
+      <w:pPr>
+        <w:tabs>
+          <w:tab w:val="num" w:pos="2160"/>
+        </w:tabs>
+        <w:ind w:left="2160" w:hanging="360"/>
+      </w:pPr>
+      <w:rPr>
+        <w:rFonts w:ascii="Wingdings" w:hAnsi="Wingdings" w:hint="default"/>
+        <w:sz w:val="20"/>
+      </w:rPr>
+    </w:lvl>
+    <w:lvl w:ilvl="3" w:tentative="1">
+      <w:start w:val="1"/>
+      <w:numFmt w:val="bullet"/>
+      <w:lvlText w:val=""/>
+      <w:lvlJc w:val="left"/>
+      <w:pPr>
+        <w:tabs>
+          <w:tab w:val="num" w:pos="2880"/>
+        </w:tabs>
+        <w:ind w:left="2880" w:hanging="360"/>
+      </w:pPr>
+      <w:rPr>
+        <w:rFonts w:ascii="Wingdings" w:hAnsi="Wingdings" w:hint="default"/>
+        <w:sz w:val="20"/>
+      </w:rPr>
+    </w:lvl>
+    <w:lvl w:ilvl="4" w:tentative="1">
+      <w:start w:val="1"/>
+      <w:numFmt w:val="bullet"/>
+      <w:lvlText w:val=""/>
+      <w:lvlJc w:val="left"/>
+      <w:pPr>
+        <w:tabs>
+          <w:tab w:val="num" w:pos="3600"/>
+        </w:tabs>
+        <w:ind w:left="3600" w:hanging="360"/>
+      </w:pPr>
+      <w:rPr>
+        <w:rFonts w:ascii="Wingdings" w:hAnsi="Wingdings" w:hint="default"/>
+        <w:sz w:val="20"/>
+      </w:rPr>
+    </w:lvl>
+    <w:lvl w:ilvl="5" w:tentative="1">
+      <w:start w:val="1"/>
+      <w:numFmt w:val="bullet"/>
+      <w:lvlText w:val=""/>
+      <w:lvlJc w:val="left"/>
+      <w:pPr>
+        <w:tabs>
+          <w:tab w:val="num" w:pos="4320"/>
+        </w:tabs>
+        <w:ind w:left="4320" w:hanging="360"/>
+      </w:pPr>
+      <w:rPr>
+        <w:rFonts w:ascii="Wingdings" w:hAnsi="Wingdings" w:hint="default"/>
+        <w:sz w:val="20"/>
+      </w:rPr>
+    </w:lvl>
+    <w:lvl w:ilvl="6" w:tentative="1">
+      <w:start w:val="1"/>
+      <w:numFmt w:val="bullet"/>
+      <w:lvlText w:val=""/>
+      <w:lvlJc w:val="left"/>
+      <w:pPr>
+        <w:tabs>
+          <w:tab w:val="num" w:pos="5040"/>
+        </w:tabs>
+        <w:ind w:left="5040" w:hanging="360"/>
+      </w:pPr>
+      <w:rPr>
+        <w:rFonts w:ascii="Wingdings" w:hAnsi="Wingdings" w:hint="default"/>
+        <w:sz w:val="20"/>
+      </w:rPr>
+    </w:lvl>
+    <w:lvl w:ilvl="7" w:tentative="1">
+      <w:start w:val="1"/>
+      <w:numFmt w:val="bullet"/>
+      <w:lvlText w:val=""/>
+      <w:lvlJc w:val="left"/>
+      <w:pPr>
+        <w:tabs>
+          <w:tab w:val="num" w:pos="5760"/>
+        </w:tabs>
+        <w:ind w:left="5760" w:hanging="360"/>
+      </w:pPr>
+      <w:rPr>
+        <w:rFonts w:ascii="Wingdings" w:hAnsi="Wingdings" w:hint="default"/>
+        <w:sz w:val="20"/>
+      </w:rPr>
+    </w:lvl>
+    <w:lvl w:ilvl="8" w:tentative="1">
+      <w:start w:val="1"/>
+      <w:numFmt w:val="bullet"/>
+      <w:lvlText w:val=""/>
+      <w:lvlJc w:val="left"/>
+      <w:pPr>
+        <w:tabs>
+          <w:tab w:val="num" w:pos="6480"/>
+        </w:tabs>
+        <w:ind w:left="6480" w:hanging="360"/>
+      </w:pPr>
+      <w:rPr>
+        <w:rFonts w:ascii="Wingdings" w:hAnsi="Wingdings" w:hint="default"/>
+        <w:sz w:val="20"/>
+      </w:rPr>
+    </w:lvl>
+  </w:abstractNum>
+  <w:abstractNum w:abstractNumId="3" w15:restartNumberingAfterBreak="0">
+    <w:nsid w:val="768D54E4"/>
+    <w:multiLevelType w:val="multilevel"/>
+    <w:tmpl w:val="EB0270E0"/>
+    <w:lvl w:ilvl="0">
+      <w:start w:val="1"/>
+      <w:numFmt w:val="bullet"/>
+      <w:lvlText w:val=""/>
+      <w:lvlJc w:val="left"/>
+      <w:pPr>
+        <w:tabs>
+          <w:tab w:val="num" w:pos="720"/>
+        </w:tabs>
+        <w:ind w:left="720" w:hanging="360"/>
+      </w:pPr>
+      <w:rPr>
+        <w:rFonts w:ascii="Symbol" w:hAnsi="Symbol" w:hint="default"/>
+        <w:sz w:val="20"/>
+      </w:rPr>
+    </w:lvl>
+    <w:lvl w:ilvl="1" w:tentative="1">
+      <w:start w:val="1"/>
+      <w:numFmt w:val="bullet"/>
+      <w:lvlText w:val="o"/>
+      <w:lvlJc w:val="left"/>
+      <w:pPr>
+        <w:tabs>
+          <w:tab w:val="num" w:pos="1440"/>
+        </w:tabs>
+        <w:ind w:left="1440" w:hanging="360"/>
+      </w:pPr>
+      <w:rPr>
+        <w:rFonts w:ascii="Courier New" w:hAnsi="Courier New" w:hint="default"/>
+        <w:sz w:val="20"/>
+      </w:rPr>
+    </w:lvl>
+    <w:lvl w:ilvl="2" w:tentative="1">
+      <w:start w:val="1"/>
+      <w:numFmt w:val="bullet"/>
+      <w:lvlText w:val=""/>
+      <w:lvlJc w:val="left"/>
+      <w:pPr>
+        <w:tabs>
+          <w:tab w:val="num" w:pos="2160"/>
+        </w:tabs>
+        <w:ind w:left="2160" w:hanging="360"/>
+      </w:pPr>
+      <w:rPr>
+        <w:rFonts w:ascii="Wingdings" w:hAnsi="Wingdings" w:hint="default"/>
+        <w:sz w:val="20"/>
+      </w:rPr>
+    </w:lvl>
+    <w:lvl w:ilvl="3" w:tentative="1">
+      <w:start w:val="1"/>
+      <w:numFmt w:val="bullet"/>
+      <w:lvlText w:val=""/>
+      <w:lvlJc w:val="left"/>
+      <w:pPr>
+        <w:tabs>
+          <w:tab w:val="num" w:pos="2880"/>
+        </w:tabs>
+        <w:ind w:left="2880" w:hanging="360"/>
+      </w:pPr>
+      <w:rPr>
+        <w:rFonts w:ascii="Wingdings" w:hAnsi="Wingdings" w:hint="default"/>
+        <w:sz w:val="20"/>
+      </w:rPr>
+    </w:lvl>
+    <w:lvl w:ilvl="4" w:tentative="1">
+      <w:start w:val="1"/>
+      <w:numFmt w:val="bullet"/>
+      <w:lvlText w:val=""/>
+      <w:lvlJc w:val="left"/>
+      <w:pPr>
+        <w:tabs>
+          <w:tab w:val="num" w:pos="3600"/>
+        </w:tabs>
+        <w:ind w:left="3600" w:hanging="360"/>
+      </w:pPr>
+      <w:rPr>
+        <w:rFonts w:ascii="Wingdings" w:hAnsi="Wingdings" w:hint="default"/>
+        <w:sz w:val="20"/>
+      </w:rPr>
+    </w:lvl>
+    <w:lvl w:ilvl="5" w:tentative="1">
+      <w:start w:val="1"/>
+      <w:numFmt w:val="bullet"/>
+      <w:lvlText w:val=""/>
+      <w:lvlJc w:val="left"/>
+      <w:pPr>
+        <w:tabs>
+          <w:tab w:val="num" w:pos="4320"/>
+        </w:tabs>
+        <w:ind w:left="4320" w:hanging="360"/>
+      </w:pPr>
+      <w:rPr>
+        <w:rFonts w:ascii="Wingdings" w:hAnsi="Wingdings" w:hint="default"/>
+        <w:sz w:val="20"/>
+      </w:rPr>
+    </w:lvl>
+    <w:lvl w:ilvl="6" w:tentative="1">
+      <w:start w:val="1"/>
+      <w:numFmt w:val="bullet"/>
+      <w:lvlText w:val=""/>
+      <w:lvlJc w:val="left"/>
+      <w:pPr>
+        <w:tabs>
+          <w:tab w:val="num" w:pos="5040"/>
+        </w:tabs>
+        <w:ind w:left="5040" w:hanging="360"/>
+      </w:pPr>
+      <w:rPr>
+        <w:rFonts w:ascii="Wingdings" w:hAnsi="Wingdings" w:hint="default"/>
+        <w:sz w:val="20"/>
+      </w:rPr>
+    </w:lvl>
+    <w:lvl w:ilvl="7" w:tentative="1">
+      <w:start w:val="1"/>
+      <w:numFmt w:val="bullet"/>
+      <w:lvlText w:val=""/>
+      <w:lvlJc w:val="left"/>
+      <w:pPr>
+        <w:tabs>
+          <w:tab w:val="num" w:pos="5760"/>
+        </w:tabs>
+        <w:ind w:left="5760" w:hanging="360"/>
+      </w:pPr>
+      <w:rPr>
+        <w:rFonts w:ascii="Wingdings" w:hAnsi="Wingdings" w:hint="default"/>
+        <w:sz w:val="20"/>
+      </w:rPr>
+    </w:lvl>
+    <w:lvl w:ilvl="8" w:tentative="1">
+      <w:start w:val="1"/>
+      <w:numFmt w:val="bullet"/>
+      <w:lvlText w:val=""/>
+      <w:lvlJc w:val="left"/>
+      <w:pPr>
+        <w:tabs>
+          <w:tab w:val="num" w:pos="6480"/>
+        </w:tabs>
+        <w:ind w:left="6480" w:hanging="360"/>
+      </w:pPr>
+      <w:rPr>
+        <w:rFonts w:ascii="Wingdings" w:hAnsi="Wingdings" w:hint="default"/>
+        <w:sz w:val="20"/>
+      </w:rPr>
+    </w:lvl>
+  </w:abstractNum>
   <w:num w:numId="1" w16cid:durableId="2059932379">
+    <w:abstractNumId w:val="2"/>
+  </w:num>
+  <w:num w:numId="2" w16cid:durableId="1310598932">
+    <w:abstractNumId w:val="3"/>
+  </w:num>
+  <w:num w:numId="3" w16cid:durableId="1186213479">
+    <w:abstractNumId w:val="1"/>
+  </w:num>
+  <w:num w:numId="4" w16cid:durableId="1694183241">
     <w:abstractNumId w:val="0"/>
   </w:num>
 </w:numbering>
